--- a/data/outputs/v2/Essential_Mathematics/SS2.5_Area_of_Part_of_a_Circle/Essential_Mathematics_Area_of_Part_of_a_Circle_CBE_LessonSequence.docx
+++ b/data/outputs/v2/Essential_Mathematics/SS2.5_Area_of_Part_of_a_Circle/Essential_Mathematics_Area_of_Part_of_a_Circle_CBE_LessonSequence.docx
@@ -3203,7 +3203,7 @@
             <w:pPr>
               <w:spacing w:after="20" w:before="0"/>
             </w:pPr>
-            <w:hyperlink w:history="1" r:id="rIdfyxhfp0tfyrimf2vxaq7a">
+            <w:hyperlink w:history="1" r:id="rId8acutf6odibcihgp5if7c">
               <w:r>
                 <w:rPr>
                   <w:rFonts w:ascii="Arial" w:cs="Arial" w:eastAsia="Arial" w:hAnsi="Arial"/>
@@ -3236,7 +3236,7 @@
               <w:spacing w:after="10" w:before="0"/>
               <w:ind w:left="120"/>
             </w:pPr>
-            <w:hyperlink w:history="1" r:id="rIdut4wshl3lumaxjlb3qpbf">
+            <w:hyperlink w:history="1" r:id="rIdvhmxx55pu_rnaajfwdyle">
               <w:r>
                 <w:rPr>
                   <w:rFonts w:ascii="Arial" w:cs="Arial" w:eastAsia="Arial" w:hAnsi="Arial"/>
@@ -3281,7 +3281,7 @@
             <w:pPr>
               <w:spacing w:after="20" w:before="0"/>
             </w:pPr>
-            <w:hyperlink w:history="1" r:id="rId3a0rjxz9vmxkv9n1e-088">
+            <w:hyperlink w:history="1" r:id="rIdi0sicqvg6qlx_kbzzgv-0">
               <w:r>
                 <w:rPr>
                   <w:rFonts w:ascii="Arial" w:cs="Arial" w:eastAsia="Arial" w:hAnsi="Arial"/>
@@ -3314,7 +3314,7 @@
               <w:spacing w:after="10" w:before="0"/>
               <w:ind w:left="120"/>
             </w:pPr>
-            <w:hyperlink w:history="1" r:id="rId4udq92ufcvkfely9i2_qp">
+            <w:hyperlink w:history="1" r:id="rIdsxbuksfwwqhuvz205nmqr">
               <w:r>
                 <w:rPr>
                   <w:rFonts w:ascii="Arial" w:cs="Arial" w:eastAsia="Arial" w:hAnsi="Arial"/>
@@ -3509,7 +3509,7 @@
             <w:pPr>
               <w:spacing w:after="20" w:before="0"/>
             </w:pPr>
-            <w:hyperlink w:history="1" r:id="rIdkxcfudtgvhmpgb23fpblm">
+            <w:hyperlink w:history="1" r:id="rIdwujylhurk_xnyw7uoqdiu">
               <w:r>
                 <w:rPr>
                   <w:rFonts w:ascii="Arial" w:cs="Arial" w:eastAsia="Arial" w:hAnsi="Arial"/>
@@ -3542,7 +3542,7 @@
               <w:spacing w:after="10" w:before="0"/>
               <w:ind w:left="120"/>
             </w:pPr>
-            <w:hyperlink w:history="1" r:id="rIdusqtb877gk30lgfvzuyd5">
+            <w:hyperlink w:history="1" r:id="rIdnxgfcdvxfuar8nr6vnsvc">
               <w:r>
                 <w:rPr>
                   <w:rFonts w:ascii="Arial" w:cs="Arial" w:eastAsia="Arial" w:hAnsi="Arial"/>
@@ -3587,7 +3587,7 @@
             <w:pPr>
               <w:spacing w:after="20" w:before="0"/>
             </w:pPr>
-            <w:hyperlink w:history="1" r:id="rIdcy84hcqc0pupvfulo88rc">
+            <w:hyperlink w:history="1" r:id="rIdv0dckh36rwvmdgy8pjpnv">
               <w:r>
                 <w:rPr>
                   <w:rFonts w:ascii="Arial" w:cs="Arial" w:eastAsia="Arial" w:hAnsi="Arial"/>
@@ -3620,7 +3620,7 @@
               <w:spacing w:after="10" w:before="0"/>
               <w:ind w:left="120"/>
             </w:pPr>
-            <w:hyperlink w:history="1" r:id="rIdpmwo6oqt-r72d1ebty_pk">
+            <w:hyperlink w:history="1" r:id="rIdfxzc0fdjrfzgdoo95msic">
               <w:r>
                 <w:rPr>
                   <w:rFonts w:ascii="Arial" w:cs="Arial" w:eastAsia="Arial" w:hAnsi="Arial"/>
@@ -3815,7 +3815,7 @@
             <w:pPr>
               <w:spacing w:after="20" w:before="0"/>
             </w:pPr>
-            <w:hyperlink w:history="1" r:id="rIdnnsp4bdjurbfxdziagtzs">
+            <w:hyperlink w:history="1" r:id="rId5ybz5dj9jbetoqs4_d2tz">
               <w:r>
                 <w:rPr>
                   <w:rFonts w:ascii="Arial" w:cs="Arial" w:eastAsia="Arial" w:hAnsi="Arial"/>
@@ -3848,7 +3848,7 @@
               <w:spacing w:after="10" w:before="0"/>
               <w:ind w:left="120"/>
             </w:pPr>
-            <w:hyperlink w:history="1" r:id="rIdhti_6z5sk8zw63pftrq4s">
+            <w:hyperlink w:history="1" r:id="rIdg1ihum7h06yuj6cwsjdyw">
               <w:r>
                 <w:rPr>
                   <w:rFonts w:ascii="Arial" w:cs="Arial" w:eastAsia="Arial" w:hAnsi="Arial"/>
@@ -3893,7 +3893,7 @@
             <w:pPr>
               <w:spacing w:after="20" w:before="0"/>
             </w:pPr>
-            <w:hyperlink w:history="1" r:id="rIdfi7zba0_bkvfcjspeddlu">
+            <w:hyperlink w:history="1" r:id="rIdq-ek8fw8jkkl3hpewurjm">
               <w:r>
                 <w:rPr>
                   <w:rFonts w:ascii="Arial" w:cs="Arial" w:eastAsia="Arial" w:hAnsi="Arial"/>
@@ -3926,7 +3926,7 @@
               <w:spacing w:after="10" w:before="0"/>
               <w:ind w:left="120"/>
             </w:pPr>
-            <w:hyperlink w:history="1" r:id="rIdugq-gjjouu-l6wqrolvnw">
+            <w:hyperlink w:history="1" r:id="rIds-usrm3wnthd6a92v5odg">
               <w:r>
                 <w:rPr>
                   <w:rFonts w:ascii="Arial" w:cs="Arial" w:eastAsia="Arial" w:hAnsi="Arial"/>
@@ -4121,7 +4121,7 @@
             <w:pPr>
               <w:spacing w:after="20" w:before="0"/>
             </w:pPr>
-            <w:hyperlink w:history="1" r:id="rId6wamxratvmqi7papxpxak">
+            <w:hyperlink w:history="1" r:id="rIdfspy0syex-aknyxivakdc">
               <w:r>
                 <w:rPr>
                   <w:rFonts w:ascii="Arial" w:cs="Arial" w:eastAsia="Arial" w:hAnsi="Arial"/>
@@ -4154,7 +4154,7 @@
               <w:spacing w:after="10" w:before="0"/>
               <w:ind w:left="120"/>
             </w:pPr>
-            <w:hyperlink w:history="1" r:id="rIdjmks3pvwbduockungcgbo">
+            <w:hyperlink w:history="1" r:id="rIdr-tgrdbvxb1tecradbek4">
               <w:r>
                 <w:rPr>
                   <w:rFonts w:ascii="Arial" w:cs="Arial" w:eastAsia="Arial" w:hAnsi="Arial"/>
@@ -4199,7 +4199,7 @@
             <w:pPr>
               <w:spacing w:after="20" w:before="0"/>
             </w:pPr>
-            <w:hyperlink w:history="1" r:id="rId9fupc_qhf1ss56qrj938h">
+            <w:hyperlink w:history="1" r:id="rId8l_vri6tar4dcvdf79jyt">
               <w:r>
                 <w:rPr>
                   <w:rFonts w:ascii="Arial" w:cs="Arial" w:eastAsia="Arial" w:hAnsi="Arial"/>
@@ -4232,7 +4232,7 @@
               <w:spacing w:after="10" w:before="0"/>
               <w:ind w:left="120"/>
             </w:pPr>
-            <w:hyperlink w:history="1" r:id="rIdfbddwngtipfnerte4ajif">
+            <w:hyperlink w:history="1" r:id="rIdikwkopdbxkypwljs7jh4w">
               <w:r>
                 <w:rPr>
                   <w:rFonts w:ascii="Arial" w:cs="Arial" w:eastAsia="Arial" w:hAnsi="Arial"/>
@@ -4427,7 +4427,7 @@
             <w:pPr>
               <w:spacing w:after="20" w:before="0"/>
             </w:pPr>
-            <w:hyperlink w:history="1" r:id="rIdps6prqeassf-wdy__ersh">
+            <w:hyperlink w:history="1" r:id="rId8n0ijxna2u1nsacjptfs8">
               <w:r>
                 <w:rPr>
                   <w:rFonts w:ascii="Arial" w:cs="Arial" w:eastAsia="Arial" w:hAnsi="Arial"/>
@@ -4460,7 +4460,7 @@
               <w:spacing w:after="10" w:before="0"/>
               <w:ind w:left="120"/>
             </w:pPr>
-            <w:hyperlink w:history="1" r:id="rId_6wus96mkusavxhlfophe">
+            <w:hyperlink w:history="1" r:id="rIdfa3zdkvytlbsaurqwmcvt">
               <w:r>
                 <w:rPr>
                   <w:rFonts w:ascii="Arial" w:cs="Arial" w:eastAsia="Arial" w:hAnsi="Arial"/>
@@ -4505,7 +4505,7 @@
             <w:pPr>
               <w:spacing w:after="20" w:before="0"/>
             </w:pPr>
-            <w:hyperlink w:history="1" r:id="rIdnkaewoww-xmz3apiel_bh">
+            <w:hyperlink w:history="1" r:id="rIdylix7jheemrwyxwsknpnu">
               <w:r>
                 <w:rPr>
                   <w:rFonts w:ascii="Arial" w:cs="Arial" w:eastAsia="Arial" w:hAnsi="Arial"/>
@@ -4538,7 +4538,7 @@
               <w:spacing w:after="10" w:before="0"/>
               <w:ind w:left="120"/>
             </w:pPr>
-            <w:hyperlink w:history="1" r:id="rIdfohrslvncrlx4oma0zyn-">
+            <w:hyperlink w:history="1" r:id="rIdbgru-5z4crhgbw9hktnuc">
               <w:r>
                 <w:rPr>
                   <w:rFonts w:ascii="Arial" w:cs="Arial" w:eastAsia="Arial" w:hAnsi="Arial"/>
@@ -6204,7 +6204,7 @@
             <w:pPr>
               <w:spacing w:after="20" w:before="0"/>
             </w:pPr>
-            <w:hyperlink w:history="1" r:id="rIdv-z9jsrobfhs-njqeaml8">
+            <w:hyperlink w:history="1" r:id="rIdap0a9xj8zrhi28jgdme1b">
               <w:r>
                 <w:rPr>
                   <w:rFonts w:ascii="Arial" w:cs="Arial" w:eastAsia="Arial" w:hAnsi="Arial"/>
@@ -6237,7 +6237,7 @@
               <w:spacing w:after="10" w:before="0"/>
               <w:ind w:left="120"/>
             </w:pPr>
-            <w:hyperlink w:history="1" r:id="rIdx6cia8ralr09onf_6psxr">
+            <w:hyperlink w:history="1" r:id="rIdmrsg5dmki9kanvxuc8qp4">
               <w:r>
                 <w:rPr>
                   <w:rFonts w:ascii="Arial" w:cs="Arial" w:eastAsia="Arial" w:hAnsi="Arial"/>
@@ -6282,7 +6282,7 @@
             <w:pPr>
               <w:spacing w:after="20" w:before="0"/>
             </w:pPr>
-            <w:hyperlink w:history="1" r:id="rIduhdwkxizltujwdc8gtu8x">
+            <w:hyperlink w:history="1" r:id="rIdqdpsd1pkftgh_zg_fl7zm">
               <w:r>
                 <w:rPr>
                   <w:rFonts w:ascii="Arial" w:cs="Arial" w:eastAsia="Arial" w:hAnsi="Arial"/>
@@ -6315,7 +6315,7 @@
               <w:spacing w:after="10" w:before="0"/>
               <w:ind w:left="120"/>
             </w:pPr>
-            <w:hyperlink w:history="1" r:id="rIdluo8mkgd4_y-wp_fek4gj">
+            <w:hyperlink w:history="1" r:id="rId2ga2dse5_zrddpcgqnw71">
               <w:r>
                 <w:rPr>
                   <w:rFonts w:ascii="Arial" w:cs="Arial" w:eastAsia="Arial" w:hAnsi="Arial"/>
@@ -6510,7 +6510,7 @@
             <w:pPr>
               <w:spacing w:after="20" w:before="0"/>
             </w:pPr>
-            <w:hyperlink w:history="1" r:id="rIdfipfccninx7f6yw1vaowt">
+            <w:hyperlink w:history="1" r:id="rIdsqx7lauumwldpjiabps4b">
               <w:r>
                 <w:rPr>
                   <w:rFonts w:ascii="Arial" w:cs="Arial" w:eastAsia="Arial" w:hAnsi="Arial"/>
@@ -6543,7 +6543,7 @@
               <w:spacing w:after="10" w:before="0"/>
               <w:ind w:left="120"/>
             </w:pPr>
-            <w:hyperlink w:history="1" r:id="rIdghk5jh-mirqlwnbefmjlz">
+            <w:hyperlink w:history="1" r:id="rIdgqq5kchen-72ajakjsbyd">
               <w:r>
                 <w:rPr>
                   <w:rFonts w:ascii="Arial" w:cs="Arial" w:eastAsia="Arial" w:hAnsi="Arial"/>
@@ -6588,7 +6588,7 @@
             <w:pPr>
               <w:spacing w:after="20" w:before="0"/>
             </w:pPr>
-            <w:hyperlink w:history="1" r:id="rIdqajtotbfsqbu9ipncovo-">
+            <w:hyperlink w:history="1" r:id="rIdbi8zxctisyyxw6zgii8qb">
               <w:r>
                 <w:rPr>
                   <w:rFonts w:ascii="Arial" w:cs="Arial" w:eastAsia="Arial" w:hAnsi="Arial"/>
@@ -6621,7 +6621,7 @@
               <w:spacing w:after="10" w:before="0"/>
               <w:ind w:left="120"/>
             </w:pPr>
-            <w:hyperlink w:history="1" r:id="rIdyy0y1v-gdkfcctiartcjg">
+            <w:hyperlink w:history="1" r:id="rIdljb23r0tn-s0xburx1viq">
               <w:r>
                 <w:rPr>
                   <w:rFonts w:ascii="Arial" w:cs="Arial" w:eastAsia="Arial" w:hAnsi="Arial"/>
@@ -6816,7 +6816,7 @@
             <w:pPr>
               <w:spacing w:after="20" w:before="0"/>
             </w:pPr>
-            <w:hyperlink w:history="1" r:id="rIdvqt7gzin90bnkf-sepbjd">
+            <w:hyperlink w:history="1" r:id="rIdmp4rl8u7q8xvis1qp7zcg">
               <w:r>
                 <w:rPr>
                   <w:rFonts w:ascii="Arial" w:cs="Arial" w:eastAsia="Arial" w:hAnsi="Arial"/>
@@ -6849,7 +6849,7 @@
               <w:spacing w:after="10" w:before="0"/>
               <w:ind w:left="120"/>
             </w:pPr>
-            <w:hyperlink w:history="1" r:id="rIdoqejrbqdbm40ulj5xenkq">
+            <w:hyperlink w:history="1" r:id="rIdro8m0ewlb8cng5zinayfx">
               <w:r>
                 <w:rPr>
                   <w:rFonts w:ascii="Arial" w:cs="Arial" w:eastAsia="Arial" w:hAnsi="Arial"/>
@@ -6894,7 +6894,7 @@
             <w:pPr>
               <w:spacing w:after="20" w:before="0"/>
             </w:pPr>
-            <w:hyperlink w:history="1" r:id="rIdixq3_y1eudeubyclhr-9v">
+            <w:hyperlink w:history="1" r:id="rIdrr6yh2drupfb5nhax25v8">
               <w:r>
                 <w:rPr>
                   <w:rFonts w:ascii="Arial" w:cs="Arial" w:eastAsia="Arial" w:hAnsi="Arial"/>
@@ -6927,7 +6927,7 @@
               <w:spacing w:after="10" w:before="0"/>
               <w:ind w:left="120"/>
             </w:pPr>
-            <w:hyperlink w:history="1" r:id="rIdkteaywuel6aoq37wjv_1u">
+            <w:hyperlink w:history="1" r:id="rIdknjq8jka9tnb05p7arodq">
               <w:r>
                 <w:rPr>
                   <w:rFonts w:ascii="Arial" w:cs="Arial" w:eastAsia="Arial" w:hAnsi="Arial"/>
@@ -7122,7 +7122,7 @@
             <w:pPr>
               <w:spacing w:after="20" w:before="0"/>
             </w:pPr>
-            <w:hyperlink w:history="1" r:id="rIdnjk_ekcxzwmsy7rdvcwwh">
+            <w:hyperlink w:history="1" r:id="rIdivk7mex8lix34cnnjrgl1">
               <w:r>
                 <w:rPr>
                   <w:rFonts w:ascii="Arial" w:cs="Arial" w:eastAsia="Arial" w:hAnsi="Arial"/>
@@ -7155,7 +7155,7 @@
               <w:spacing w:after="10" w:before="0"/>
               <w:ind w:left="120"/>
             </w:pPr>
-            <w:hyperlink w:history="1" r:id="rIdsqv6ta5ag1vg_jwn1i1gp">
+            <w:hyperlink w:history="1" r:id="rIdvelpvtmhtgpx-kybyhzdv">
               <w:r>
                 <w:rPr>
                   <w:rFonts w:ascii="Arial" w:cs="Arial" w:eastAsia="Arial" w:hAnsi="Arial"/>
@@ -7200,7 +7200,7 @@
             <w:pPr>
               <w:spacing w:after="20" w:before="0"/>
             </w:pPr>
-            <w:hyperlink w:history="1" r:id="rIdssnp2egmglkcs0qpd89jx">
+            <w:hyperlink w:history="1" r:id="rIdrwiivaxtz0pj0ljq9f6rt">
               <w:r>
                 <w:rPr>
                   <w:rFonts w:ascii="Arial" w:cs="Arial" w:eastAsia="Arial" w:hAnsi="Arial"/>
@@ -7233,7 +7233,7 @@
               <w:spacing w:after="10" w:before="0"/>
               <w:ind w:left="120"/>
             </w:pPr>
-            <w:hyperlink w:history="1" r:id="rIdlwrtnh8fd61s5hbps8n27">
+            <w:hyperlink w:history="1" r:id="rIdrwrsk2mlwkadg1uustuvd">
               <w:r>
                 <w:rPr>
                   <w:rFonts w:ascii="Arial" w:cs="Arial" w:eastAsia="Arial" w:hAnsi="Arial"/>
@@ -7428,7 +7428,7 @@
             <w:pPr>
               <w:spacing w:after="20" w:before="0"/>
             </w:pPr>
-            <w:hyperlink w:history="1" r:id="rIdo7yhtztbvg11rrfql4ere">
+            <w:hyperlink w:history="1" r:id="rIdxjauhq8-3t_kr_1e19aqu">
               <w:r>
                 <w:rPr>
                   <w:rFonts w:ascii="Arial" w:cs="Arial" w:eastAsia="Arial" w:hAnsi="Arial"/>
@@ -7461,7 +7461,7 @@
               <w:spacing w:after="10" w:before="0"/>
               <w:ind w:left="120"/>
             </w:pPr>
-            <w:hyperlink w:history="1" r:id="rIdw1wpwrhk6-8etpvyyghaw">
+            <w:hyperlink w:history="1" r:id="rIdj3wbvitlchsqm4oacoqs9">
               <w:r>
                 <w:rPr>
                   <w:rFonts w:ascii="Arial" w:cs="Arial" w:eastAsia="Arial" w:hAnsi="Arial"/>
@@ -7506,7 +7506,7 @@
             <w:pPr>
               <w:spacing w:after="20" w:before="0"/>
             </w:pPr>
-            <w:hyperlink w:history="1" r:id="rIdjf7ik341rlixyvrq8xotj">
+            <w:hyperlink w:history="1" r:id="rIdos0apyue8lkozdewuj9z7">
               <w:r>
                 <w:rPr>
                   <w:rFonts w:ascii="Arial" w:cs="Arial" w:eastAsia="Arial" w:hAnsi="Arial"/>
@@ -7539,7 +7539,7 @@
               <w:spacing w:after="10" w:before="0"/>
               <w:ind w:left="120"/>
             </w:pPr>
-            <w:hyperlink w:history="1" r:id="rIdxztcvd0dyiggbe8m0ha3d">
+            <w:hyperlink w:history="1" r:id="rIdsebglcl_npciaahxjumex">
               <w:r>
                 <w:rPr>
                   <w:rFonts w:ascii="Arial" w:cs="Arial" w:eastAsia="Arial" w:hAnsi="Arial"/>
@@ -9054,32 +9054,32 @@
         <w:tc>
           <w:tcPr>
             <w:tcW w:type="dxa" w:w="1520"/>
-            <w:shd w:fill="F2F2F2" w:color="auto" w:val="clear"/>
-            <w:tcMar>
-              <w:top w:type="dxa" w:w="60"/>
-              <w:left w:type="dxa" w:w="120"/>
-              <w:bottom w:type="dxa" w:w="60"/>
-              <w:right w:type="dxa" w:w="120"/>
-            </w:tcMar>
-            <w:vAlign w:val="top"/>
-          </w:tcPr>
-          <w:p>
-            <w:pPr>
-              <w:spacing w:after="40" w:before="0"/>
-              <w:jc w:val="left"/>
-            </w:pPr>
-            <w:r>
-              <w:rPr>
-                <w:rFonts w:ascii="Arial" w:cs="Arial" w:eastAsia="Arial" w:hAnsi="Arial"/>
-                <w:b/>
-                <w:bCs/>
-                <w:i w:val="false"/>
-                <w:iCs w:val="false"/>
-                <w:color w:val="000000"/>
-                <w:sz w:val="18"/>
-                <w:szCs w:val="18"/>
-              </w:rPr>
-              <w:t xml:space="preserve">Phase 1 — PREDICT (10 minutes)</w:t>
+            <w:shd w:fill="EAD1F5" w:color="auto" w:val="clear"/>
+            <w:tcMar>
+              <w:top w:type="dxa" w:w="60"/>
+              <w:left w:type="dxa" w:w="120"/>
+              <w:bottom w:type="dxa" w:w="60"/>
+              <w:right w:type="dxa" w:w="120"/>
+            </w:tcMar>
+            <w:vAlign w:val="top"/>
+          </w:tcPr>
+          <w:p>
+            <w:pPr>
+              <w:spacing w:after="40" w:before="0"/>
+              <w:jc w:val="left"/>
+            </w:pPr>
+            <w:r>
+              <w:rPr>
+                <w:rFonts w:ascii="Arial" w:cs="Arial" w:eastAsia="Arial" w:hAnsi="Arial"/>
+                <w:b/>
+                <w:bCs/>
+                <w:i w:val="false"/>
+                <w:iCs w:val="false"/>
+                <w:color w:val="000000"/>
+                <w:sz w:val="18"/>
+                <w:szCs w:val="18"/>
+              </w:rPr>
+              <w:t xml:space="preserve">Predict Phase</w:t>
             </w:r>
           </w:p>
           <w:p>
@@ -9102,7 +9102,7 @@
             <w:pPr>
               <w:spacing w:after="20" w:before="0"/>
             </w:pPr>
-            <w:hyperlink w:history="1" r:id="rIdbis8smw3fmhnxicfgdbzw">
+            <w:hyperlink w:history="1" r:id="rId96j-rb7ur6ifm1tqea_qo">
               <w:r>
                 <w:rPr>
                   <w:rFonts w:ascii="Arial" w:cs="Arial" w:eastAsia="Arial" w:hAnsi="Arial"/>
@@ -9135,7 +9135,7 @@
               <w:spacing w:after="10" w:before="0"/>
               <w:ind w:left="120"/>
             </w:pPr>
-            <w:hyperlink w:history="1" r:id="rIdrsfvqmubakqrya-kipugq">
+            <w:hyperlink w:history="1" r:id="rId8ss3hwao4vn2wuatx1sc_">
               <w:r>
                 <w:rPr>
                   <w:rFonts w:ascii="Arial" w:cs="Arial" w:eastAsia="Arial" w:hAnsi="Arial"/>
@@ -9180,7 +9180,7 @@
             <w:pPr>
               <w:spacing w:after="20" w:before="0"/>
             </w:pPr>
-            <w:hyperlink w:history="1" r:id="rIdihkw2nrbj0_wendfylxvn">
+            <w:hyperlink w:history="1" r:id="rId-x9cg6nffp-z0zhaldwbl">
               <w:r>
                 <w:rPr>
                   <w:rFonts w:ascii="Arial" w:cs="Arial" w:eastAsia="Arial" w:hAnsi="Arial"/>
@@ -9213,7 +9213,7 @@
               <w:spacing w:after="10" w:before="0"/>
               <w:ind w:left="120"/>
             </w:pPr>
-            <w:hyperlink w:history="1" r:id="rIdxfydmscbvrpcs5cnm-nnk">
+            <w:hyperlink w:history="1" r:id="rIdnpziwz3hftwj2lsqoa5pm">
               <w:r>
                 <w:rPr>
                   <w:rFonts w:ascii="Arial" w:cs="Arial" w:eastAsia="Arial" w:hAnsi="Arial"/>
@@ -9360,32 +9360,32 @@
         <w:tc>
           <w:tcPr>
             <w:tcW w:type="dxa" w:w="1520"/>
-            <w:shd w:fill="F2F2F2" w:color="auto" w:val="clear"/>
-            <w:tcMar>
-              <w:top w:type="dxa" w:w="60"/>
-              <w:left w:type="dxa" w:w="120"/>
-              <w:bottom w:type="dxa" w:w="60"/>
-              <w:right w:type="dxa" w:w="120"/>
-            </w:tcMar>
-            <w:vAlign w:val="top"/>
-          </w:tcPr>
-          <w:p>
-            <w:pPr>
-              <w:spacing w:after="40" w:before="0"/>
-              <w:jc w:val="left"/>
-            </w:pPr>
-            <w:r>
-              <w:rPr>
-                <w:rFonts w:ascii="Arial" w:cs="Arial" w:eastAsia="Arial" w:hAnsi="Arial"/>
-                <w:b/>
-                <w:bCs/>
-                <w:i w:val="false"/>
-                <w:iCs w:val="false"/>
-                <w:color w:val="000000"/>
-                <w:sz w:val="18"/>
-                <w:szCs w:val="18"/>
-              </w:rPr>
-              <w:t xml:space="preserve">Phase 2 — OBSERVE / Evidence Gathering (28 minutes)</w:t>
+            <w:shd w:fill="D9EEF1" w:color="auto" w:val="clear"/>
+            <w:tcMar>
+              <w:top w:type="dxa" w:w="60"/>
+              <w:left w:type="dxa" w:w="120"/>
+              <w:bottom w:type="dxa" w:w="60"/>
+              <w:right w:type="dxa" w:w="120"/>
+            </w:tcMar>
+            <w:vAlign w:val="top"/>
+          </w:tcPr>
+          <w:p>
+            <w:pPr>
+              <w:spacing w:after="40" w:before="0"/>
+              <w:jc w:val="left"/>
+            </w:pPr>
+            <w:r>
+              <w:rPr>
+                <w:rFonts w:ascii="Arial" w:cs="Arial" w:eastAsia="Arial" w:hAnsi="Arial"/>
+                <w:b/>
+                <w:bCs/>
+                <w:i w:val="false"/>
+                <w:iCs w:val="false"/>
+                <w:color w:val="000000"/>
+                <w:sz w:val="18"/>
+                <w:szCs w:val="18"/>
+              </w:rPr>
+              <w:t xml:space="preserve">Observe Phase</w:t>
             </w:r>
           </w:p>
           <w:p>
@@ -9408,7 +9408,7 @@
             <w:pPr>
               <w:spacing w:after="20" w:before="0"/>
             </w:pPr>
-            <w:hyperlink w:history="1" r:id="rIdgwehbbsnpag9debort7nx">
+            <w:hyperlink w:history="1" r:id="rIddi7uhqaac8za3gd3og2fx">
               <w:r>
                 <w:rPr>
                   <w:rFonts w:ascii="Arial" w:cs="Arial" w:eastAsia="Arial" w:hAnsi="Arial"/>
@@ -9441,7 +9441,7 @@
               <w:spacing w:after="10" w:before="0"/>
               <w:ind w:left="120"/>
             </w:pPr>
-            <w:hyperlink w:history="1" r:id="rIdhdbecfebf88hfz9x6p6m0">
+            <w:hyperlink w:history="1" r:id="rIdaiy5aitqzaj1f2daztqs5">
               <w:r>
                 <w:rPr>
                   <w:rFonts w:ascii="Arial" w:cs="Arial" w:eastAsia="Arial" w:hAnsi="Arial"/>
@@ -9486,7 +9486,7 @@
             <w:pPr>
               <w:spacing w:after="20" w:before="0"/>
             </w:pPr>
-            <w:hyperlink w:history="1" r:id="rIdwuy9c2_zjltcrjxdw-kme">
+            <w:hyperlink w:history="1" r:id="rIdod16kqnv5bdp3rimgu1a6">
               <w:r>
                 <w:rPr>
                   <w:rFonts w:ascii="Arial" w:cs="Arial" w:eastAsia="Arial" w:hAnsi="Arial"/>
@@ -9519,7 +9519,7 @@
               <w:spacing w:after="10" w:before="0"/>
               <w:ind w:left="120"/>
             </w:pPr>
-            <w:hyperlink w:history="1" r:id="rIdgihxjilwwtdyfq8p-f2df">
+            <w:hyperlink w:history="1" r:id="rIdj69fqjfqo8cqlsbp-n_im">
               <w:r>
                 <w:rPr>
                   <w:rFonts w:ascii="Arial" w:cs="Arial" w:eastAsia="Arial" w:hAnsi="Arial"/>
@@ -9666,32 +9666,32 @@
         <w:tc>
           <w:tcPr>
             <w:tcW w:type="dxa" w:w="1520"/>
-            <w:shd w:fill="F2F2F2" w:color="auto" w:val="clear"/>
-            <w:tcMar>
-              <w:top w:type="dxa" w:w="60"/>
-              <w:left w:type="dxa" w:w="120"/>
-              <w:bottom w:type="dxa" w:w="60"/>
-              <w:right w:type="dxa" w:w="120"/>
-            </w:tcMar>
-            <w:vAlign w:val="top"/>
-          </w:tcPr>
-          <w:p>
-            <w:pPr>
-              <w:spacing w:after="40" w:before="0"/>
-              <w:jc w:val="left"/>
-            </w:pPr>
-            <w:r>
-              <w:rPr>
-                <w:rFonts w:ascii="Arial" w:cs="Arial" w:eastAsia="Arial" w:hAnsi="Arial"/>
-                <w:b/>
-                <w:bCs/>
-                <w:i w:val="false"/>
-                <w:iCs w:val="false"/>
-                <w:color w:val="000000"/>
-                <w:sz w:val="18"/>
-                <w:szCs w:val="18"/>
-              </w:rPr>
-              <w:t xml:space="preserve">Phase 3 — EXPLAIN / Sensemaking (22 minutes)</w:t>
+            <w:shd w:fill="E2EFDA" w:color="auto" w:val="clear"/>
+            <w:tcMar>
+              <w:top w:type="dxa" w:w="60"/>
+              <w:left w:type="dxa" w:w="120"/>
+              <w:bottom w:type="dxa" w:w="60"/>
+              <w:right w:type="dxa" w:w="120"/>
+            </w:tcMar>
+            <w:vAlign w:val="top"/>
+          </w:tcPr>
+          <w:p>
+            <w:pPr>
+              <w:spacing w:after="40" w:before="0"/>
+              <w:jc w:val="left"/>
+            </w:pPr>
+            <w:r>
+              <w:rPr>
+                <w:rFonts w:ascii="Arial" w:cs="Arial" w:eastAsia="Arial" w:hAnsi="Arial"/>
+                <w:b/>
+                <w:bCs/>
+                <w:i w:val="false"/>
+                <w:iCs w:val="false"/>
+                <w:color w:val="000000"/>
+                <w:sz w:val="18"/>
+                <w:szCs w:val="18"/>
+              </w:rPr>
+              <w:t xml:space="preserve">Explain Phase</w:t>
             </w:r>
           </w:p>
           <w:p>
@@ -9714,7 +9714,7 @@
             <w:pPr>
               <w:spacing w:after="20" w:before="0"/>
             </w:pPr>
-            <w:hyperlink w:history="1" r:id="rIdsdruevsdpwjvlh71ocn6u">
+            <w:hyperlink w:history="1" r:id="rId7w6efsmr6vermicntxlnz">
               <w:r>
                 <w:rPr>
                   <w:rFonts w:ascii="Arial" w:cs="Arial" w:eastAsia="Arial" w:hAnsi="Arial"/>
@@ -9747,7 +9747,7 @@
               <w:spacing w:after="10" w:before="0"/>
               <w:ind w:left="120"/>
             </w:pPr>
-            <w:hyperlink w:history="1" r:id="rId7brbljqvuireqrw1jhlon">
+            <w:hyperlink w:history="1" r:id="rIdwkun7fgmrrbsfzj1djiem">
               <w:r>
                 <w:rPr>
                   <w:rFonts w:ascii="Arial" w:cs="Arial" w:eastAsia="Arial" w:hAnsi="Arial"/>
@@ -9792,7 +9792,7 @@
             <w:pPr>
               <w:spacing w:after="20" w:before="0"/>
             </w:pPr>
-            <w:hyperlink w:history="1" r:id="rIdxae9npjazse9bmelrucya">
+            <w:hyperlink w:history="1" r:id="rId7z4zjskntn66rexsmaotf">
               <w:r>
                 <w:rPr>
                   <w:rFonts w:ascii="Arial" w:cs="Arial" w:eastAsia="Arial" w:hAnsi="Arial"/>
@@ -9825,7 +9825,7 @@
               <w:spacing w:after="10" w:before="0"/>
               <w:ind w:left="120"/>
             </w:pPr>
-            <w:hyperlink w:history="1" r:id="rIdwcoz8vxwwh-mcom70u-ay">
+            <w:hyperlink w:history="1" r:id="rIdds522xdxxsf1lk7xc0kuh">
               <w:r>
                 <w:rPr>
                   <w:rFonts w:ascii="Arial" w:cs="Arial" w:eastAsia="Arial" w:hAnsi="Arial"/>
@@ -9972,32 +9972,32 @@
         <w:tc>
           <w:tcPr>
             <w:tcW w:type="dxa" w:w="1520"/>
-            <w:shd w:fill="F2F2F2" w:color="auto" w:val="clear"/>
-            <w:tcMar>
-              <w:top w:type="dxa" w:w="60"/>
-              <w:left w:type="dxa" w:w="120"/>
-              <w:bottom w:type="dxa" w:w="60"/>
-              <w:right w:type="dxa" w:w="120"/>
-            </w:tcMar>
-            <w:vAlign w:val="top"/>
-          </w:tcPr>
-          <w:p>
-            <w:pPr>
-              <w:spacing w:after="40" w:before="0"/>
-              <w:jc w:val="left"/>
-            </w:pPr>
-            <w:r>
-              <w:rPr>
-                <w:rFonts w:ascii="Arial" w:cs="Arial" w:eastAsia="Arial" w:hAnsi="Arial"/>
-                <w:b/>
-                <w:bCs/>
-                <w:i w:val="false"/>
-                <w:iCs w:val="false"/>
-                <w:color w:val="000000"/>
-                <w:sz w:val="18"/>
-                <w:szCs w:val="18"/>
-              </w:rPr>
-              <w:t xml:space="preserve">Phase 4 — Driving Question Board (DQB) Update (10 minutes)</w:t>
+            <w:shd w:fill="FCE4D6" w:color="auto" w:val="clear"/>
+            <w:tcMar>
+              <w:top w:type="dxa" w:w="60"/>
+              <w:left w:type="dxa" w:w="120"/>
+              <w:bottom w:type="dxa" w:w="60"/>
+              <w:right w:type="dxa" w:w="120"/>
+            </w:tcMar>
+            <w:vAlign w:val="top"/>
+          </w:tcPr>
+          <w:p>
+            <w:pPr>
+              <w:spacing w:after="40" w:before="0"/>
+              <w:jc w:val="left"/>
+            </w:pPr>
+            <w:r>
+              <w:rPr>
+                <w:rFonts w:ascii="Arial" w:cs="Arial" w:eastAsia="Arial" w:hAnsi="Arial"/>
+                <w:b/>
+                <w:bCs/>
+                <w:i w:val="false"/>
+                <w:iCs w:val="false"/>
+                <w:color w:val="000000"/>
+                <w:sz w:val="18"/>
+                <w:szCs w:val="18"/>
+              </w:rPr>
+              <w:t xml:space="preserve">Driving Question Board (DQB) Creation</w:t>
             </w:r>
           </w:p>
           <w:p>
@@ -10020,7 +10020,7 @@
             <w:pPr>
               <w:spacing w:after="20" w:before="0"/>
             </w:pPr>
-            <w:hyperlink w:history="1" r:id="rId1gjfdmta7e53uucq0xugb">
+            <w:hyperlink w:history="1" r:id="rIdgughjt3lytx2__fvjahjp">
               <w:r>
                 <w:rPr>
                   <w:rFonts w:ascii="Arial" w:cs="Arial" w:eastAsia="Arial" w:hAnsi="Arial"/>
@@ -10053,7 +10053,7 @@
               <w:spacing w:after="10" w:before="0"/>
               <w:ind w:left="120"/>
             </w:pPr>
-            <w:hyperlink w:history="1" r:id="rIdgkyuhskwjoqygkcfnsytx">
+            <w:hyperlink w:history="1" r:id="rId-ya8bsij2wjavtkt13aa8">
               <w:r>
                 <w:rPr>
                   <w:rFonts w:ascii="Arial" w:cs="Arial" w:eastAsia="Arial" w:hAnsi="Arial"/>
@@ -10098,7 +10098,7 @@
             <w:pPr>
               <w:spacing w:after="20" w:before="0"/>
             </w:pPr>
-            <w:hyperlink w:history="1" r:id="rId4w8ztmv-b0yo0wwvff916">
+            <w:hyperlink w:history="1" r:id="rIdph8qdgm6t5mkize8bqyos">
               <w:r>
                 <w:rPr>
                   <w:rFonts w:ascii="Arial" w:cs="Arial" w:eastAsia="Arial" w:hAnsi="Arial"/>
@@ -10131,7 +10131,7 @@
               <w:spacing w:after="10" w:before="0"/>
               <w:ind w:left="120"/>
             </w:pPr>
-            <w:hyperlink w:history="1" r:id="rIddzpo96pw4qm2o471k0fje">
+            <w:hyperlink w:history="1" r:id="rIdvqmihtw7mmjhv4k_ne53d">
               <w:r>
                 <w:rPr>
                   <w:rFonts w:ascii="Arial" w:cs="Arial" w:eastAsia="Arial" w:hAnsi="Arial"/>
@@ -10278,32 +10278,32 @@
         <w:tc>
           <w:tcPr>
             <w:tcW w:type="dxa" w:w="1520"/>
-            <w:shd w:fill="F2F2F2" w:color="auto" w:val="clear"/>
-            <w:tcMar>
-              <w:top w:type="dxa" w:w="60"/>
-              <w:left w:type="dxa" w:w="120"/>
-              <w:bottom w:type="dxa" w:w="60"/>
-              <w:right w:type="dxa" w:w="120"/>
-            </w:tcMar>
-            <w:vAlign w:val="top"/>
-          </w:tcPr>
-          <w:p>
-            <w:pPr>
-              <w:spacing w:after="40" w:before="0"/>
-              <w:jc w:val="left"/>
-            </w:pPr>
-            <w:r>
-              <w:rPr>
-                <w:rFonts w:ascii="Arial" w:cs="Arial" w:eastAsia="Arial" w:hAnsi="Arial"/>
-                <w:b/>
-                <w:bCs/>
-                <w:i w:val="false"/>
-                <w:iCs w:val="false"/>
-                <w:color w:val="000000"/>
-                <w:sz w:val="18"/>
-                <w:szCs w:val="18"/>
-              </w:rPr>
-              <w:t xml:space="preserve">Phase 5 — Model Building (10 minutes)</w:t>
+            <w:shd w:fill="D5E8F0" w:color="auto" w:val="clear"/>
+            <w:tcMar>
+              <w:top w:type="dxa" w:w="60"/>
+              <w:left w:type="dxa" w:w="120"/>
+              <w:bottom w:type="dxa" w:w="60"/>
+              <w:right w:type="dxa" w:w="120"/>
+            </w:tcMar>
+            <w:vAlign w:val="top"/>
+          </w:tcPr>
+          <w:p>
+            <w:pPr>
+              <w:spacing w:after="40" w:before="0"/>
+              <w:jc w:val="left"/>
+            </w:pPr>
+            <w:r>
+              <w:rPr>
+                <w:rFonts w:ascii="Arial" w:cs="Arial" w:eastAsia="Arial" w:hAnsi="Arial"/>
+                <w:b/>
+                <w:bCs/>
+                <w:i w:val="false"/>
+                <w:iCs w:val="false"/>
+                <w:color w:val="000000"/>
+                <w:sz w:val="18"/>
+                <w:szCs w:val="18"/>
+              </w:rPr>
+              <w:t xml:space="preserve">Model Building Phase</w:t>
             </w:r>
           </w:p>
           <w:p>
@@ -10326,7 +10326,7 @@
             <w:pPr>
               <w:spacing w:after="20" w:before="0"/>
             </w:pPr>
-            <w:hyperlink w:history="1" r:id="rIdu-lnqbjjfkr6jb_mpkom2">
+            <w:hyperlink w:history="1" r:id="rId6arrhyc3nbcwcmgchptrn">
               <w:r>
                 <w:rPr>
                   <w:rFonts w:ascii="Arial" w:cs="Arial" w:eastAsia="Arial" w:hAnsi="Arial"/>
@@ -10359,7 +10359,7 @@
               <w:spacing w:after="10" w:before="0"/>
               <w:ind w:left="120"/>
             </w:pPr>
-            <w:hyperlink w:history="1" r:id="rIdfizcvg9bmvop-wbqjyiiz">
+            <w:hyperlink w:history="1" r:id="rIdg52l5wcfqe0jc-cowyesn">
               <w:r>
                 <w:rPr>
                   <w:rFonts w:ascii="Arial" w:cs="Arial" w:eastAsia="Arial" w:hAnsi="Arial"/>
@@ -10404,7 +10404,7 @@
             <w:pPr>
               <w:spacing w:after="20" w:before="0"/>
             </w:pPr>
-            <w:hyperlink w:history="1" r:id="rIdvpu1jdv6aywdakucc4m_j">
+            <w:hyperlink w:history="1" r:id="rIdqgbplpqqdtp4b1jwu4xpr">
               <w:r>
                 <w:rPr>
                   <w:rFonts w:ascii="Arial" w:cs="Arial" w:eastAsia="Arial" w:hAnsi="Arial"/>
@@ -10437,7 +10437,7 @@
               <w:spacing w:after="10" w:before="0"/>
               <w:ind w:left="120"/>
             </w:pPr>
-            <w:hyperlink w:history="1" r:id="rIdwgirvt3o4eoj0y2qhfvct">
+            <w:hyperlink w:history="1" r:id="rIdtbbhxdwtnzmbgvzvvts_z">
               <w:r>
                 <w:rPr>
                   <w:rFonts w:ascii="Arial" w:cs="Arial" w:eastAsia="Arial" w:hAnsi="Arial"/>
@@ -11971,32 +11971,32 @@
         <w:tc>
           <w:tcPr>
             <w:tcW w:type="dxa" w:w="1520"/>
-            <w:shd w:fill="F2F2F2" w:color="auto" w:val="clear"/>
-            <w:tcMar>
-              <w:top w:type="dxa" w:w="60"/>
-              <w:left w:type="dxa" w:w="120"/>
-              <w:bottom w:type="dxa" w:w="60"/>
-              <w:right w:type="dxa" w:w="120"/>
-            </w:tcMar>
-            <w:vAlign w:val="top"/>
-          </w:tcPr>
-          <w:p>
-            <w:pPr>
-              <w:spacing w:after="40" w:before="0"/>
-              <w:jc w:val="left"/>
-            </w:pPr>
-            <w:r>
-              <w:rPr>
-                <w:rFonts w:ascii="Arial" w:cs="Arial" w:eastAsia="Arial" w:hAnsi="Arial"/>
-                <w:b/>
-                <w:bCs/>
-                <w:i w:val="false"/>
-                <w:iCs w:val="false"/>
-                <w:color w:val="000000"/>
-                <w:sz w:val="18"/>
-                <w:szCs w:val="18"/>
-              </w:rPr>
-              <w:t xml:space="preserve">Phase 1 — Predict</w:t>
+            <w:shd w:fill="EAD1F5" w:color="auto" w:val="clear"/>
+            <w:tcMar>
+              <w:top w:type="dxa" w:w="60"/>
+              <w:left w:type="dxa" w:w="120"/>
+              <w:bottom w:type="dxa" w:w="60"/>
+              <w:right w:type="dxa" w:w="120"/>
+            </w:tcMar>
+            <w:vAlign w:val="top"/>
+          </w:tcPr>
+          <w:p>
+            <w:pPr>
+              <w:spacing w:after="40" w:before="0"/>
+              <w:jc w:val="left"/>
+            </w:pPr>
+            <w:r>
+              <w:rPr>
+                <w:rFonts w:ascii="Arial" w:cs="Arial" w:eastAsia="Arial" w:hAnsi="Arial"/>
+                <w:b/>
+                <w:bCs/>
+                <w:i w:val="false"/>
+                <w:iCs w:val="false"/>
+                <w:color w:val="000000"/>
+                <w:sz w:val="18"/>
+                <w:szCs w:val="18"/>
+              </w:rPr>
+              <w:t xml:space="preserve">Predict Phase</w:t>
             </w:r>
           </w:p>
           <w:p>
@@ -12019,7 +12019,7 @@
             <w:pPr>
               <w:spacing w:after="20" w:before="0"/>
             </w:pPr>
-            <w:hyperlink w:history="1" r:id="rIdzoml8dtp60lqrtc1m53dd">
+            <w:hyperlink w:history="1" r:id="rIdvjba7ijmifkvirzs3gcrw">
               <w:r>
                 <w:rPr>
                   <w:rFonts w:ascii="Arial" w:cs="Arial" w:eastAsia="Arial" w:hAnsi="Arial"/>
@@ -12052,7 +12052,7 @@
               <w:spacing w:after="10" w:before="0"/>
               <w:ind w:left="120"/>
             </w:pPr>
-            <w:hyperlink w:history="1" r:id="rId5ou65gm6qgbd6kqtx4lpc">
+            <w:hyperlink w:history="1" r:id="rId-shrqa96waggtav61eip_">
               <w:r>
                 <w:rPr>
                   <w:rFonts w:ascii="Arial" w:cs="Arial" w:eastAsia="Arial" w:hAnsi="Arial"/>
@@ -12097,7 +12097,7 @@
             <w:pPr>
               <w:spacing w:after="20" w:before="0"/>
             </w:pPr>
-            <w:hyperlink w:history="1" r:id="rIdreticmcfq8240hip_gr9w">
+            <w:hyperlink w:history="1" r:id="rId0hk8g_uk-v_gy0soayqvq">
               <w:r>
                 <w:rPr>
                   <w:rFonts w:ascii="Arial" w:cs="Arial" w:eastAsia="Arial" w:hAnsi="Arial"/>
@@ -12130,7 +12130,7 @@
               <w:spacing w:after="10" w:before="0"/>
               <w:ind w:left="120"/>
             </w:pPr>
-            <w:hyperlink w:history="1" r:id="rIdjrrqv1ooafaouzan1yrka">
+            <w:hyperlink w:history="1" r:id="rIdri9c6xn3tkuabw2ipphfl">
               <w:r>
                 <w:rPr>
                   <w:rFonts w:ascii="Arial" w:cs="Arial" w:eastAsia="Arial" w:hAnsi="Arial"/>
@@ -12277,32 +12277,32 @@
         <w:tc>
           <w:tcPr>
             <w:tcW w:type="dxa" w:w="1520"/>
-            <w:shd w:fill="F2F2F2" w:color="auto" w:val="clear"/>
-            <w:tcMar>
-              <w:top w:type="dxa" w:w="60"/>
-              <w:left w:type="dxa" w:w="120"/>
-              <w:bottom w:type="dxa" w:w="60"/>
-              <w:right w:type="dxa" w:w="120"/>
-            </w:tcMar>
-            <w:vAlign w:val="top"/>
-          </w:tcPr>
-          <w:p>
-            <w:pPr>
-              <w:spacing w:after="40" w:before="0"/>
-              <w:jc w:val="left"/>
-            </w:pPr>
-            <w:r>
-              <w:rPr>
-                <w:rFonts w:ascii="Arial" w:cs="Arial" w:eastAsia="Arial" w:hAnsi="Arial"/>
-                <w:b/>
-                <w:bCs/>
-                <w:i w:val="false"/>
-                <w:iCs w:val="false"/>
-                <w:color w:val="000000"/>
-                <w:sz w:val="18"/>
-                <w:szCs w:val="18"/>
-              </w:rPr>
-              <w:t xml:space="preserve">Phase 2 — Observe (Evidence Gathering)</w:t>
+            <w:shd w:fill="D9EEF1" w:color="auto" w:val="clear"/>
+            <w:tcMar>
+              <w:top w:type="dxa" w:w="60"/>
+              <w:left w:type="dxa" w:w="120"/>
+              <w:bottom w:type="dxa" w:w="60"/>
+              <w:right w:type="dxa" w:w="120"/>
+            </w:tcMar>
+            <w:vAlign w:val="top"/>
+          </w:tcPr>
+          <w:p>
+            <w:pPr>
+              <w:spacing w:after="40" w:before="0"/>
+              <w:jc w:val="left"/>
+            </w:pPr>
+            <w:r>
+              <w:rPr>
+                <w:rFonts w:ascii="Arial" w:cs="Arial" w:eastAsia="Arial" w:hAnsi="Arial"/>
+                <w:b/>
+                <w:bCs/>
+                <w:i w:val="false"/>
+                <w:iCs w:val="false"/>
+                <w:color w:val="000000"/>
+                <w:sz w:val="18"/>
+                <w:szCs w:val="18"/>
+              </w:rPr>
+              <w:t xml:space="preserve">Observe Phase</w:t>
             </w:r>
           </w:p>
           <w:p>
@@ -12325,7 +12325,7 @@
             <w:pPr>
               <w:spacing w:after="20" w:before="0"/>
             </w:pPr>
-            <w:hyperlink w:history="1" r:id="rIdzg4fq9n9q-j5osz1os9hk">
+            <w:hyperlink w:history="1" r:id="rIdtn-6_few_m0dg8sfyaxqc">
               <w:r>
                 <w:rPr>
                   <w:rFonts w:ascii="Arial" w:cs="Arial" w:eastAsia="Arial" w:hAnsi="Arial"/>
@@ -12358,7 +12358,7 @@
               <w:spacing w:after="10" w:before="0"/>
               <w:ind w:left="120"/>
             </w:pPr>
-            <w:hyperlink w:history="1" r:id="rId_wlir25zd9ounxxm1huoy">
+            <w:hyperlink w:history="1" r:id="rIduzf4wmmovsk91g-yprmln">
               <w:r>
                 <w:rPr>
                   <w:rFonts w:ascii="Arial" w:cs="Arial" w:eastAsia="Arial" w:hAnsi="Arial"/>
@@ -12403,7 +12403,7 @@
             <w:pPr>
               <w:spacing w:after="20" w:before="0"/>
             </w:pPr>
-            <w:hyperlink w:history="1" r:id="rIdcct6beavok3-7oz52x6fq">
+            <w:hyperlink w:history="1" r:id="rIdogaoiprkpkqyc_fhkrffe">
               <w:r>
                 <w:rPr>
                   <w:rFonts w:ascii="Arial" w:cs="Arial" w:eastAsia="Arial" w:hAnsi="Arial"/>
@@ -12436,7 +12436,7 @@
               <w:spacing w:after="10" w:before="0"/>
               <w:ind w:left="120"/>
             </w:pPr>
-            <w:hyperlink w:history="1" r:id="rIdjbpvpolcz_hg8bhgz2gvn">
+            <w:hyperlink w:history="1" r:id="rIdezl7sco6u39ak9pgewn6t">
               <w:r>
                 <w:rPr>
                   <w:rFonts w:ascii="Arial" w:cs="Arial" w:eastAsia="Arial" w:hAnsi="Arial"/>
@@ -12583,32 +12583,32 @@
         <w:tc>
           <w:tcPr>
             <w:tcW w:type="dxa" w:w="1520"/>
-            <w:shd w:fill="F2F2F2" w:color="auto" w:val="clear"/>
-            <w:tcMar>
-              <w:top w:type="dxa" w:w="60"/>
-              <w:left w:type="dxa" w:w="120"/>
-              <w:bottom w:type="dxa" w:w="60"/>
-              <w:right w:type="dxa" w:w="120"/>
-            </w:tcMar>
-            <w:vAlign w:val="top"/>
-          </w:tcPr>
-          <w:p>
-            <w:pPr>
-              <w:spacing w:after="40" w:before="0"/>
-              <w:jc w:val="left"/>
-            </w:pPr>
-            <w:r>
-              <w:rPr>
-                <w:rFonts w:ascii="Arial" w:cs="Arial" w:eastAsia="Arial" w:hAnsi="Arial"/>
-                <w:b/>
-                <w:bCs/>
-                <w:i w:val="false"/>
-                <w:iCs w:val="false"/>
-                <w:color w:val="000000"/>
-                <w:sz w:val="18"/>
-                <w:szCs w:val="18"/>
-              </w:rPr>
-              <w:t xml:space="preserve">Phase 3 — Explain (Sensemaking)</w:t>
+            <w:shd w:fill="E2EFDA" w:color="auto" w:val="clear"/>
+            <w:tcMar>
+              <w:top w:type="dxa" w:w="60"/>
+              <w:left w:type="dxa" w:w="120"/>
+              <w:bottom w:type="dxa" w:w="60"/>
+              <w:right w:type="dxa" w:w="120"/>
+            </w:tcMar>
+            <w:vAlign w:val="top"/>
+          </w:tcPr>
+          <w:p>
+            <w:pPr>
+              <w:spacing w:after="40" w:before="0"/>
+              <w:jc w:val="left"/>
+            </w:pPr>
+            <w:r>
+              <w:rPr>
+                <w:rFonts w:ascii="Arial" w:cs="Arial" w:eastAsia="Arial" w:hAnsi="Arial"/>
+                <w:b/>
+                <w:bCs/>
+                <w:i w:val="false"/>
+                <w:iCs w:val="false"/>
+                <w:color w:val="000000"/>
+                <w:sz w:val="18"/>
+                <w:szCs w:val="18"/>
+              </w:rPr>
+              <w:t xml:space="preserve">Explain Phase</w:t>
             </w:r>
           </w:p>
           <w:p>
@@ -12631,7 +12631,7 @@
             <w:pPr>
               <w:spacing w:after="20" w:before="0"/>
             </w:pPr>
-            <w:hyperlink w:history="1" r:id="rIdo_hc2md-jjhl8yofu3ye1">
+            <w:hyperlink w:history="1" r:id="rIdgw3zkatoc8pmzsyngp4v8">
               <w:r>
                 <w:rPr>
                   <w:rFonts w:ascii="Arial" w:cs="Arial" w:eastAsia="Arial" w:hAnsi="Arial"/>
@@ -12664,7 +12664,7 @@
               <w:spacing w:after="10" w:before="0"/>
               <w:ind w:left="120"/>
             </w:pPr>
-            <w:hyperlink w:history="1" r:id="rId5wj3iovchzlgtjdqizics">
+            <w:hyperlink w:history="1" r:id="rIdc2dwq4tdyyyemxef7tbzk">
               <w:r>
                 <w:rPr>
                   <w:rFonts w:ascii="Arial" w:cs="Arial" w:eastAsia="Arial" w:hAnsi="Arial"/>
@@ -12709,7 +12709,7 @@
             <w:pPr>
               <w:spacing w:after="20" w:before="0"/>
             </w:pPr>
-            <w:hyperlink w:history="1" r:id="rId2mpvjqlllomd3xcoducgv">
+            <w:hyperlink w:history="1" r:id="rId7vy9jco7uomvcmsz5abfn">
               <w:r>
                 <w:rPr>
                   <w:rFonts w:ascii="Arial" w:cs="Arial" w:eastAsia="Arial" w:hAnsi="Arial"/>
@@ -12742,7 +12742,7 @@
               <w:spacing w:after="10" w:before="0"/>
               <w:ind w:left="120"/>
             </w:pPr>
-            <w:hyperlink w:history="1" r:id="rIdyeh82rsckixaaduuu09wt">
+            <w:hyperlink w:history="1" r:id="rId-kkj7te8kzywszqzmdne3">
               <w:r>
                 <w:rPr>
                   <w:rFonts w:ascii="Arial" w:cs="Arial" w:eastAsia="Arial" w:hAnsi="Arial"/>
@@ -12889,32 +12889,32 @@
         <w:tc>
           <w:tcPr>
             <w:tcW w:type="dxa" w:w="1520"/>
-            <w:shd w:fill="F2F2F2" w:color="auto" w:val="clear"/>
-            <w:tcMar>
-              <w:top w:type="dxa" w:w="60"/>
-              <w:left w:type="dxa" w:w="120"/>
-              <w:bottom w:type="dxa" w:w="60"/>
-              <w:right w:type="dxa" w:w="120"/>
-            </w:tcMar>
-            <w:vAlign w:val="top"/>
-          </w:tcPr>
-          <w:p>
-            <w:pPr>
-              <w:spacing w:after="40" w:before="0"/>
-              <w:jc w:val="left"/>
-            </w:pPr>
-            <w:r>
-              <w:rPr>
-                <w:rFonts w:ascii="Arial" w:cs="Arial" w:eastAsia="Arial" w:hAnsi="Arial"/>
-                <w:b/>
-                <w:bCs/>
-                <w:i w:val="false"/>
-                <w:iCs w:val="false"/>
-                <w:color w:val="000000"/>
-                <w:sz w:val="18"/>
-                <w:szCs w:val="18"/>
-              </w:rPr>
-              <w:t xml:space="preserve">Phase 4 — Driving Question Board (DQB) Update</w:t>
+            <w:shd w:fill="FCE4D6" w:color="auto" w:val="clear"/>
+            <w:tcMar>
+              <w:top w:type="dxa" w:w="60"/>
+              <w:left w:type="dxa" w:w="120"/>
+              <w:bottom w:type="dxa" w:w="60"/>
+              <w:right w:type="dxa" w:w="120"/>
+            </w:tcMar>
+            <w:vAlign w:val="top"/>
+          </w:tcPr>
+          <w:p>
+            <w:pPr>
+              <w:spacing w:after="40" w:before="0"/>
+              <w:jc w:val="left"/>
+            </w:pPr>
+            <w:r>
+              <w:rPr>
+                <w:rFonts w:ascii="Arial" w:cs="Arial" w:eastAsia="Arial" w:hAnsi="Arial"/>
+                <w:b/>
+                <w:bCs/>
+                <w:i w:val="false"/>
+                <w:iCs w:val="false"/>
+                <w:color w:val="000000"/>
+                <w:sz w:val="18"/>
+                <w:szCs w:val="18"/>
+              </w:rPr>
+              <w:t xml:space="preserve">Driving Question Board (DQB) Creation</w:t>
             </w:r>
           </w:p>
           <w:p>
@@ -12937,7 +12937,7 @@
             <w:pPr>
               <w:spacing w:after="20" w:before="0"/>
             </w:pPr>
-            <w:hyperlink w:history="1" r:id="rIdefqae6s98rdxkfrh09exk">
+            <w:hyperlink w:history="1" r:id="rIditupel_utaftfgv4jop22">
               <w:r>
                 <w:rPr>
                   <w:rFonts w:ascii="Arial" w:cs="Arial" w:eastAsia="Arial" w:hAnsi="Arial"/>
@@ -12970,7 +12970,7 @@
               <w:spacing w:after="10" w:before="0"/>
               <w:ind w:left="120"/>
             </w:pPr>
-            <w:hyperlink w:history="1" r:id="rIdhghbxjbc49_u1_wmign8q">
+            <w:hyperlink w:history="1" r:id="rId0axxti5nudynhy4uwbci6">
               <w:r>
                 <w:rPr>
                   <w:rFonts w:ascii="Arial" w:cs="Arial" w:eastAsia="Arial" w:hAnsi="Arial"/>
@@ -13015,7 +13015,7 @@
             <w:pPr>
               <w:spacing w:after="20" w:before="0"/>
             </w:pPr>
-            <w:hyperlink w:history="1" r:id="rIdhzm2v-xuhowwdl2smun1q">
+            <w:hyperlink w:history="1" r:id="rId624rdixl7k2yij9jgqenh">
               <w:r>
                 <w:rPr>
                   <w:rFonts w:ascii="Arial" w:cs="Arial" w:eastAsia="Arial" w:hAnsi="Arial"/>
@@ -13048,7 +13048,7 @@
               <w:spacing w:after="10" w:before="0"/>
               <w:ind w:left="120"/>
             </w:pPr>
-            <w:hyperlink w:history="1" r:id="rId7fjgc0lxse7l3wq0i1xwe">
+            <w:hyperlink w:history="1" r:id="rIdpannfqbm8erggj5ijb6-s">
               <w:r>
                 <w:rPr>
                   <w:rFonts w:ascii="Arial" w:cs="Arial" w:eastAsia="Arial" w:hAnsi="Arial"/>
@@ -13195,32 +13195,32 @@
         <w:tc>
           <w:tcPr>
             <w:tcW w:type="dxa" w:w="1520"/>
-            <w:shd w:fill="F2F2F2" w:color="auto" w:val="clear"/>
-            <w:tcMar>
-              <w:top w:type="dxa" w:w="60"/>
-              <w:left w:type="dxa" w:w="120"/>
-              <w:bottom w:type="dxa" w:w="60"/>
-              <w:right w:type="dxa" w:w="120"/>
-            </w:tcMar>
-            <w:vAlign w:val="top"/>
-          </w:tcPr>
-          <w:p>
-            <w:pPr>
-              <w:spacing w:after="40" w:before="0"/>
-              <w:jc w:val="left"/>
-            </w:pPr>
-            <w:r>
-              <w:rPr>
-                <w:rFonts w:ascii="Arial" w:cs="Arial" w:eastAsia="Arial" w:hAnsi="Arial"/>
-                <w:b/>
-                <w:bCs/>
-                <w:i w:val="false"/>
-                <w:iCs w:val="false"/>
-                <w:color w:val="000000"/>
-                <w:sz w:val="18"/>
-                <w:szCs w:val="18"/>
-              </w:rPr>
-              <w:t xml:space="preserve">Phase 5 — Model Building</w:t>
+            <w:shd w:fill="D5E8F0" w:color="auto" w:val="clear"/>
+            <w:tcMar>
+              <w:top w:type="dxa" w:w="60"/>
+              <w:left w:type="dxa" w:w="120"/>
+              <w:bottom w:type="dxa" w:w="60"/>
+              <w:right w:type="dxa" w:w="120"/>
+            </w:tcMar>
+            <w:vAlign w:val="top"/>
+          </w:tcPr>
+          <w:p>
+            <w:pPr>
+              <w:spacing w:after="40" w:before="0"/>
+              <w:jc w:val="left"/>
+            </w:pPr>
+            <w:r>
+              <w:rPr>
+                <w:rFonts w:ascii="Arial" w:cs="Arial" w:eastAsia="Arial" w:hAnsi="Arial"/>
+                <w:b/>
+                <w:bCs/>
+                <w:i w:val="false"/>
+                <w:iCs w:val="false"/>
+                <w:color w:val="000000"/>
+                <w:sz w:val="18"/>
+                <w:szCs w:val="18"/>
+              </w:rPr>
+              <w:t xml:space="preserve">Model Building Phase</w:t>
             </w:r>
           </w:p>
           <w:p>
@@ -13243,7 +13243,7 @@
             <w:pPr>
               <w:spacing w:after="20" w:before="0"/>
             </w:pPr>
-            <w:hyperlink w:history="1" r:id="rIdj7ckem72whvqufuymexa6">
+            <w:hyperlink w:history="1" r:id="rIdghyvb9rhovemu90xrailv">
               <w:r>
                 <w:rPr>
                   <w:rFonts w:ascii="Arial" w:cs="Arial" w:eastAsia="Arial" w:hAnsi="Arial"/>
@@ -13276,7 +13276,7 @@
               <w:spacing w:after="10" w:before="0"/>
               <w:ind w:left="120"/>
             </w:pPr>
-            <w:hyperlink w:history="1" r:id="rIdyoh6uk_xrz1mon-x6dlxf">
+            <w:hyperlink w:history="1" r:id="rIdhsp6e63cspee6x7ypztqr">
               <w:r>
                 <w:rPr>
                   <w:rFonts w:ascii="Arial" w:cs="Arial" w:eastAsia="Arial" w:hAnsi="Arial"/>
@@ -13321,7 +13321,7 @@
             <w:pPr>
               <w:spacing w:after="20" w:before="0"/>
             </w:pPr>
-            <w:hyperlink w:history="1" r:id="rIdzyx6oxg_-rm8atfeklmea">
+            <w:hyperlink w:history="1" r:id="rIdeeetkyzgcsbiw6fehbhqy">
               <w:r>
                 <w:rPr>
                   <w:rFonts w:ascii="Arial" w:cs="Arial" w:eastAsia="Arial" w:hAnsi="Arial"/>
@@ -13354,7 +13354,7 @@
               <w:spacing w:after="10" w:before="0"/>
               <w:ind w:left="120"/>
             </w:pPr>
-            <w:hyperlink w:history="1" r:id="rId0zfft08nozyswoknx4hbs">
+            <w:hyperlink w:history="1" r:id="rIdfuzpuibkl5ya_txgc3aq7">
               <w:r>
                 <w:rPr>
                   <w:rFonts w:ascii="Arial" w:cs="Arial" w:eastAsia="Arial" w:hAnsi="Arial"/>
@@ -15000,7 +15000,7 @@
             <w:pPr>
               <w:spacing w:after="20" w:before="0"/>
             </w:pPr>
-            <w:hyperlink w:history="1" r:id="rIdsxbeg4y9kttf-ontco8jn">
+            <w:hyperlink w:history="1" r:id="rIdtbtq_eewk--gunjmmd4uz">
               <w:r>
                 <w:rPr>
                   <w:rFonts w:ascii="Arial" w:cs="Arial" w:eastAsia="Arial" w:hAnsi="Arial"/>
@@ -15033,7 +15033,7 @@
               <w:spacing w:after="10" w:before="0"/>
               <w:ind w:left="120"/>
             </w:pPr>
-            <w:hyperlink w:history="1" r:id="rIdjyocfyuaxyxwkupywmcse">
+            <w:hyperlink w:history="1" r:id="rId_qjeoi1tm-ptu6hkh4bmd">
               <w:r>
                 <w:rPr>
                   <w:rFonts w:ascii="Arial" w:cs="Arial" w:eastAsia="Arial" w:hAnsi="Arial"/>
@@ -15078,7 +15078,7 @@
             <w:pPr>
               <w:spacing w:after="20" w:before="0"/>
             </w:pPr>
-            <w:hyperlink w:history="1" r:id="rIdasl8xs3agpwmoydcawdvu">
+            <w:hyperlink w:history="1" r:id="rId4j26p8iqnrr3p-xaeuyk8">
               <w:r>
                 <w:rPr>
                   <w:rFonts w:ascii="Arial" w:cs="Arial" w:eastAsia="Arial" w:hAnsi="Arial"/>
@@ -15111,7 +15111,7 @@
               <w:spacing w:after="10" w:before="0"/>
               <w:ind w:left="120"/>
             </w:pPr>
-            <w:hyperlink w:history="1" r:id="rIdkm0hctq1cvriwbbp6ikbt">
+            <w:hyperlink w:history="1" r:id="rIdopalksc0xiqy4njir92eq">
               <w:r>
                 <w:rPr>
                   <w:rFonts w:ascii="Arial" w:cs="Arial" w:eastAsia="Arial" w:hAnsi="Arial"/>
@@ -15306,7 +15306,7 @@
             <w:pPr>
               <w:spacing w:after="20" w:before="0"/>
             </w:pPr>
-            <w:hyperlink w:history="1" r:id="rId0hk0ys8b91oma_buwws8p">
+            <w:hyperlink w:history="1" r:id="rIdpclf81a7r2vdiqg2uni-p">
               <w:r>
                 <w:rPr>
                   <w:rFonts w:ascii="Arial" w:cs="Arial" w:eastAsia="Arial" w:hAnsi="Arial"/>
@@ -15339,7 +15339,7 @@
               <w:spacing w:after="10" w:before="0"/>
               <w:ind w:left="120"/>
             </w:pPr>
-            <w:hyperlink w:history="1" r:id="rIdkb53wsink1pyfhhig08oz">
+            <w:hyperlink w:history="1" r:id="rIdb11flg7aqwqafu82ywja2">
               <w:r>
                 <w:rPr>
                   <w:rFonts w:ascii="Arial" w:cs="Arial" w:eastAsia="Arial" w:hAnsi="Arial"/>
@@ -15384,7 +15384,7 @@
             <w:pPr>
               <w:spacing w:after="20" w:before="0"/>
             </w:pPr>
-            <w:hyperlink w:history="1" r:id="rIdww_hhdcvb9sz918pjvwz7">
+            <w:hyperlink w:history="1" r:id="rIdpirpqkkzmt3nomady26_h">
               <w:r>
                 <w:rPr>
                   <w:rFonts w:ascii="Arial" w:cs="Arial" w:eastAsia="Arial" w:hAnsi="Arial"/>
@@ -15417,7 +15417,7 @@
               <w:spacing w:after="10" w:before="0"/>
               <w:ind w:left="120"/>
             </w:pPr>
-            <w:hyperlink w:history="1" r:id="rIdj5veakrctm7qmzmbwpht2">
+            <w:hyperlink w:history="1" r:id="rIdhc098icdomwos3wfs5rtw">
               <w:r>
                 <w:rPr>
                   <w:rFonts w:ascii="Arial" w:cs="Arial" w:eastAsia="Arial" w:hAnsi="Arial"/>
@@ -15612,7 +15612,7 @@
             <w:pPr>
               <w:spacing w:after="20" w:before="0"/>
             </w:pPr>
-            <w:hyperlink w:history="1" r:id="rId5yzslbxlrsvbktmk56muw">
+            <w:hyperlink w:history="1" r:id="rIdqooq-ssrivcnyjt0lsvzh">
               <w:r>
                 <w:rPr>
                   <w:rFonts w:ascii="Arial" w:cs="Arial" w:eastAsia="Arial" w:hAnsi="Arial"/>
@@ -15645,7 +15645,7 @@
               <w:spacing w:after="10" w:before="0"/>
               <w:ind w:left="120"/>
             </w:pPr>
-            <w:hyperlink w:history="1" r:id="rIdsuecoz-anzkvxej33xmbf">
+            <w:hyperlink w:history="1" r:id="rIdbuzyn6i4mfpjwvt9npqsb">
               <w:r>
                 <w:rPr>
                   <w:rFonts w:ascii="Arial" w:cs="Arial" w:eastAsia="Arial" w:hAnsi="Arial"/>
@@ -15690,7 +15690,7 @@
             <w:pPr>
               <w:spacing w:after="20" w:before="0"/>
             </w:pPr>
-            <w:hyperlink w:history="1" r:id="rIduaowobwi3iunumkaypd-t">
+            <w:hyperlink w:history="1" r:id="rIdsud0a_dnhzrf8_tqrztul">
               <w:r>
                 <w:rPr>
                   <w:rFonts w:ascii="Arial" w:cs="Arial" w:eastAsia="Arial" w:hAnsi="Arial"/>
@@ -15723,7 +15723,7 @@
               <w:spacing w:after="10" w:before="0"/>
               <w:ind w:left="120"/>
             </w:pPr>
-            <w:hyperlink w:history="1" r:id="rIddcfl0cfwwmuml7vdtwoid">
+            <w:hyperlink w:history="1" r:id="rIdukgeoainaetbxn939zscq">
               <w:r>
                 <w:rPr>
                   <w:rFonts w:ascii="Arial" w:cs="Arial" w:eastAsia="Arial" w:hAnsi="Arial"/>
@@ -15918,7 +15918,7 @@
             <w:pPr>
               <w:spacing w:after="20" w:before="0"/>
             </w:pPr>
-            <w:hyperlink w:history="1" r:id="rId0s5he3cjahtgppivtqyu8">
+            <w:hyperlink w:history="1" r:id="rIdkgz4pisvtkwgv3w7f2sck">
               <w:r>
                 <w:rPr>
                   <w:rFonts w:ascii="Arial" w:cs="Arial" w:eastAsia="Arial" w:hAnsi="Arial"/>
@@ -15951,7 +15951,7 @@
               <w:spacing w:after="10" w:before="0"/>
               <w:ind w:left="120"/>
             </w:pPr>
-            <w:hyperlink w:history="1" r:id="rIdttbjvv9ytz__bq0ztut1n">
+            <w:hyperlink w:history="1" r:id="rIdsot4twsh0uqu0nkq6vzx9">
               <w:r>
                 <w:rPr>
                   <w:rFonts w:ascii="Arial" w:cs="Arial" w:eastAsia="Arial" w:hAnsi="Arial"/>
@@ -15996,7 +15996,7 @@
             <w:pPr>
               <w:spacing w:after="20" w:before="0"/>
             </w:pPr>
-            <w:hyperlink w:history="1" r:id="rIdexthzg339b20jmj_gafzo">
+            <w:hyperlink w:history="1" r:id="rIdtnk80a7gjfz1ljyakjsyo">
               <w:r>
                 <w:rPr>
                   <w:rFonts w:ascii="Arial" w:cs="Arial" w:eastAsia="Arial" w:hAnsi="Arial"/>
@@ -16029,7 +16029,7 @@
               <w:spacing w:after="10" w:before="0"/>
               <w:ind w:left="120"/>
             </w:pPr>
-            <w:hyperlink w:history="1" r:id="rIddthm-rmqs_kxmauhnt9d0">
+            <w:hyperlink w:history="1" r:id="rIdyof5b2fkp9rvufdaprydw">
               <w:r>
                 <w:rPr>
                   <w:rFonts w:ascii="Arial" w:cs="Arial" w:eastAsia="Arial" w:hAnsi="Arial"/>
@@ -16224,7 +16224,7 @@
             <w:pPr>
               <w:spacing w:after="20" w:before="0"/>
             </w:pPr>
-            <w:hyperlink w:history="1" r:id="rIdpjd8qhfn2tgldqvw37mkn">
+            <w:hyperlink w:history="1" r:id="rId1ueupyv5ddj3vv-btpavp">
               <w:r>
                 <w:rPr>
                   <w:rFonts w:ascii="Arial" w:cs="Arial" w:eastAsia="Arial" w:hAnsi="Arial"/>
@@ -16257,7 +16257,7 @@
               <w:spacing w:after="10" w:before="0"/>
               <w:ind w:left="120"/>
             </w:pPr>
-            <w:hyperlink w:history="1" r:id="rIdajl3kjblfl3phw3fpceet">
+            <w:hyperlink w:history="1" r:id="rId3vgwt55e_cv1xwn0monv0">
               <w:r>
                 <w:rPr>
                   <w:rFonts w:ascii="Arial" w:cs="Arial" w:eastAsia="Arial" w:hAnsi="Arial"/>
@@ -16302,7 +16302,7 @@
             <w:pPr>
               <w:spacing w:after="20" w:before="0"/>
             </w:pPr>
-            <w:hyperlink w:history="1" r:id="rIdjkqohtddun-d1g28zfsjg">
+            <w:hyperlink w:history="1" r:id="rIdfzfpeqgpqy6xd2bugq7dn">
               <w:r>
                 <w:rPr>
                   <w:rFonts w:ascii="Arial" w:cs="Arial" w:eastAsia="Arial" w:hAnsi="Arial"/>
@@ -16335,7 +16335,7 @@
               <w:spacing w:after="10" w:before="0"/>
               <w:ind w:left="120"/>
             </w:pPr>
-            <w:hyperlink w:history="1" r:id="rId1hajsllf-9byey5jhjrh5">
+            <w:hyperlink w:history="1" r:id="rId5qsx1wnolpnoklqa4fbto">
               <w:r>
                 <w:rPr>
                   <w:rFonts w:ascii="Arial" w:cs="Arial" w:eastAsia="Arial" w:hAnsi="Arial"/>
@@ -17850,32 +17850,32 @@
         <w:tc>
           <w:tcPr>
             <w:tcW w:type="dxa" w:w="1520"/>
-            <w:shd w:fill="F2F2F2" w:color="auto" w:val="clear"/>
-            <w:tcMar>
-              <w:top w:type="dxa" w:w="60"/>
-              <w:left w:type="dxa" w:w="120"/>
-              <w:bottom w:type="dxa" w:w="60"/>
-              <w:right w:type="dxa" w:w="120"/>
-            </w:tcMar>
-            <w:vAlign w:val="top"/>
-          </w:tcPr>
-          <w:p>
-            <w:pPr>
-              <w:spacing w:after="40" w:before="0"/>
-              <w:jc w:val="left"/>
-            </w:pPr>
-            <w:r>
-              <w:rPr>
-                <w:rFonts w:ascii="Arial" w:cs="Arial" w:eastAsia="Arial" w:hAnsi="Arial"/>
-                <w:b/>
-                <w:bCs/>
-                <w:i w:val="false"/>
-                <w:iCs w:val="false"/>
-                <w:color w:val="000000"/>
-                <w:sz w:val="18"/>
-                <w:szCs w:val="18"/>
-              </w:rPr>
-              <w:t xml:space="preserve">Phase 1 — Predict (10 minutes)</w:t>
+            <w:shd w:fill="EAD1F5" w:color="auto" w:val="clear"/>
+            <w:tcMar>
+              <w:top w:type="dxa" w:w="60"/>
+              <w:left w:type="dxa" w:w="120"/>
+              <w:bottom w:type="dxa" w:w="60"/>
+              <w:right w:type="dxa" w:w="120"/>
+            </w:tcMar>
+            <w:vAlign w:val="top"/>
+          </w:tcPr>
+          <w:p>
+            <w:pPr>
+              <w:spacing w:after="40" w:before="0"/>
+              <w:jc w:val="left"/>
+            </w:pPr>
+            <w:r>
+              <w:rPr>
+                <w:rFonts w:ascii="Arial" w:cs="Arial" w:eastAsia="Arial" w:hAnsi="Arial"/>
+                <w:b/>
+                <w:bCs/>
+                <w:i w:val="false"/>
+                <w:iCs w:val="false"/>
+                <w:color w:val="000000"/>
+                <w:sz w:val="18"/>
+                <w:szCs w:val="18"/>
+              </w:rPr>
+              <w:t xml:space="preserve">Predict Phase</w:t>
             </w:r>
           </w:p>
           <w:p>
@@ -17898,7 +17898,7 @@
             <w:pPr>
               <w:spacing w:after="20" w:before="0"/>
             </w:pPr>
-            <w:hyperlink w:history="1" r:id="rIdjkcw1yzh94yzyv1pxrwcq">
+            <w:hyperlink w:history="1" r:id="rIdyhj0ghmwjxrt26l9csezg">
               <w:r>
                 <w:rPr>
                   <w:rFonts w:ascii="Arial" w:cs="Arial" w:eastAsia="Arial" w:hAnsi="Arial"/>
@@ -17931,7 +17931,7 @@
               <w:spacing w:after="10" w:before="0"/>
               <w:ind w:left="120"/>
             </w:pPr>
-            <w:hyperlink w:history="1" r:id="rIdarxhjpn_fnkjgdw1qee-4">
+            <w:hyperlink w:history="1" r:id="rIdp0q-nh_h7a_d1cyobqo-w">
               <w:r>
                 <w:rPr>
                   <w:rFonts w:ascii="Arial" w:cs="Arial" w:eastAsia="Arial" w:hAnsi="Arial"/>
@@ -17976,7 +17976,7 @@
             <w:pPr>
               <w:spacing w:after="20" w:before="0"/>
             </w:pPr>
-            <w:hyperlink w:history="1" r:id="rIdbdlkvkz9blaoxuaewk5ev">
+            <w:hyperlink w:history="1" r:id="rIdc9ctfkiowvvwebsalxrjy">
               <w:r>
                 <w:rPr>
                   <w:rFonts w:ascii="Arial" w:cs="Arial" w:eastAsia="Arial" w:hAnsi="Arial"/>
@@ -18009,7 +18009,7 @@
               <w:spacing w:after="10" w:before="0"/>
               <w:ind w:left="120"/>
             </w:pPr>
-            <w:hyperlink w:history="1" r:id="rIdo2pb3jukixp6yyxiweeip">
+            <w:hyperlink w:history="1" r:id="rIdknz9atw7nxo482mgl0avs">
               <w:r>
                 <w:rPr>
                   <w:rFonts w:ascii="Arial" w:cs="Arial" w:eastAsia="Arial" w:hAnsi="Arial"/>
@@ -18156,32 +18156,32 @@
         <w:tc>
           <w:tcPr>
             <w:tcW w:type="dxa" w:w="1520"/>
-            <w:shd w:fill="F2F2F2" w:color="auto" w:val="clear"/>
-            <w:tcMar>
-              <w:top w:type="dxa" w:w="60"/>
-              <w:left w:type="dxa" w:w="120"/>
-              <w:bottom w:type="dxa" w:w="60"/>
-              <w:right w:type="dxa" w:w="120"/>
-            </w:tcMar>
-            <w:vAlign w:val="top"/>
-          </w:tcPr>
-          <w:p>
-            <w:pPr>
-              <w:spacing w:after="40" w:before="0"/>
-              <w:jc w:val="left"/>
-            </w:pPr>
-            <w:r>
-              <w:rPr>
-                <w:rFonts w:ascii="Arial" w:cs="Arial" w:eastAsia="Arial" w:hAnsi="Arial"/>
-                <w:b/>
-                <w:bCs/>
-                <w:i w:val="false"/>
-                <w:iCs w:val="false"/>
-                <w:color w:val="000000"/>
-                <w:sz w:val="18"/>
-                <w:szCs w:val="18"/>
-              </w:rPr>
-              <w:t xml:space="preserve">Phase 2 — Observe (15 minutes)</w:t>
+            <w:shd w:fill="D9EEF1" w:color="auto" w:val="clear"/>
+            <w:tcMar>
+              <w:top w:type="dxa" w:w="60"/>
+              <w:left w:type="dxa" w:w="120"/>
+              <w:bottom w:type="dxa" w:w="60"/>
+              <w:right w:type="dxa" w:w="120"/>
+            </w:tcMar>
+            <w:vAlign w:val="top"/>
+          </w:tcPr>
+          <w:p>
+            <w:pPr>
+              <w:spacing w:after="40" w:before="0"/>
+              <w:jc w:val="left"/>
+            </w:pPr>
+            <w:r>
+              <w:rPr>
+                <w:rFonts w:ascii="Arial" w:cs="Arial" w:eastAsia="Arial" w:hAnsi="Arial"/>
+                <w:b/>
+                <w:bCs/>
+                <w:i w:val="false"/>
+                <w:iCs w:val="false"/>
+                <w:color w:val="000000"/>
+                <w:sz w:val="18"/>
+                <w:szCs w:val="18"/>
+              </w:rPr>
+              <w:t xml:space="preserve">Observe Phase</w:t>
             </w:r>
           </w:p>
           <w:p>
@@ -18204,7 +18204,7 @@
             <w:pPr>
               <w:spacing w:after="20" w:before="0"/>
             </w:pPr>
-            <w:hyperlink w:history="1" r:id="rIds_hega2k24o7kc42iep5a">
+            <w:hyperlink w:history="1" r:id="rId6elggmitgap_kbmaebcw8">
               <w:r>
                 <w:rPr>
                   <w:rFonts w:ascii="Arial" w:cs="Arial" w:eastAsia="Arial" w:hAnsi="Arial"/>
@@ -18237,7 +18237,7 @@
               <w:spacing w:after="10" w:before="0"/>
               <w:ind w:left="120"/>
             </w:pPr>
-            <w:hyperlink w:history="1" r:id="rIdowwsrbylw8aitv_gimtin">
+            <w:hyperlink w:history="1" r:id="rId9lm5nmhsjbfqpm6wpcprh">
               <w:r>
                 <w:rPr>
                   <w:rFonts w:ascii="Arial" w:cs="Arial" w:eastAsia="Arial" w:hAnsi="Arial"/>
@@ -18282,7 +18282,7 @@
             <w:pPr>
               <w:spacing w:after="20" w:before="0"/>
             </w:pPr>
-            <w:hyperlink w:history="1" r:id="rIdikgu_h_tyaxand59e2ba8">
+            <w:hyperlink w:history="1" r:id="rIdhobdjf3cpf5rq3flpd8jm">
               <w:r>
                 <w:rPr>
                   <w:rFonts w:ascii="Arial" w:cs="Arial" w:eastAsia="Arial" w:hAnsi="Arial"/>
@@ -18315,7 +18315,7 @@
               <w:spacing w:after="10" w:before="0"/>
               <w:ind w:left="120"/>
             </w:pPr>
-            <w:hyperlink w:history="1" r:id="rIdx1fo0yisjnorvr98uswz_">
+            <w:hyperlink w:history="1" r:id="rId2lmjmozm7ndlnxbbfft_e">
               <w:r>
                 <w:rPr>
                   <w:rFonts w:ascii="Arial" w:cs="Arial" w:eastAsia="Arial" w:hAnsi="Arial"/>
@@ -18462,32 +18462,32 @@
         <w:tc>
           <w:tcPr>
             <w:tcW w:type="dxa" w:w="1520"/>
-            <w:shd w:fill="F2F2F2" w:color="auto" w:val="clear"/>
-            <w:tcMar>
-              <w:top w:type="dxa" w:w="60"/>
-              <w:left w:type="dxa" w:w="120"/>
-              <w:bottom w:type="dxa" w:w="60"/>
-              <w:right w:type="dxa" w:w="120"/>
-            </w:tcMar>
-            <w:vAlign w:val="top"/>
-          </w:tcPr>
-          <w:p>
-            <w:pPr>
-              <w:spacing w:after="40" w:before="0"/>
-              <w:jc w:val="left"/>
-            </w:pPr>
-            <w:r>
-              <w:rPr>
-                <w:rFonts w:ascii="Arial" w:cs="Arial" w:eastAsia="Arial" w:hAnsi="Arial"/>
-                <w:b/>
-                <w:bCs/>
-                <w:i w:val="false"/>
-                <w:iCs w:val="false"/>
-                <w:color w:val="000000"/>
-                <w:sz w:val="18"/>
-                <w:szCs w:val="18"/>
-              </w:rPr>
-              <w:t xml:space="preserve">Phase 3 — Explain (30 minutes)</w:t>
+            <w:shd w:fill="E2EFDA" w:color="auto" w:val="clear"/>
+            <w:tcMar>
+              <w:top w:type="dxa" w:w="60"/>
+              <w:left w:type="dxa" w:w="120"/>
+              <w:bottom w:type="dxa" w:w="60"/>
+              <w:right w:type="dxa" w:w="120"/>
+            </w:tcMar>
+            <w:vAlign w:val="top"/>
+          </w:tcPr>
+          <w:p>
+            <w:pPr>
+              <w:spacing w:after="40" w:before="0"/>
+              <w:jc w:val="left"/>
+            </w:pPr>
+            <w:r>
+              <w:rPr>
+                <w:rFonts w:ascii="Arial" w:cs="Arial" w:eastAsia="Arial" w:hAnsi="Arial"/>
+                <w:b/>
+                <w:bCs/>
+                <w:i w:val="false"/>
+                <w:iCs w:val="false"/>
+                <w:color w:val="000000"/>
+                <w:sz w:val="18"/>
+                <w:szCs w:val="18"/>
+              </w:rPr>
+              <w:t xml:space="preserve">Explain Phase</w:t>
             </w:r>
           </w:p>
           <w:p>
@@ -18510,7 +18510,7 @@
             <w:pPr>
               <w:spacing w:after="20" w:before="0"/>
             </w:pPr>
-            <w:hyperlink w:history="1" r:id="rIdz_-mpuzw4upr0kdlz6dug">
+            <w:hyperlink w:history="1" r:id="rIdgswhdlado1iuv4nerib3s">
               <w:r>
                 <w:rPr>
                   <w:rFonts w:ascii="Arial" w:cs="Arial" w:eastAsia="Arial" w:hAnsi="Arial"/>
@@ -18543,7 +18543,7 @@
               <w:spacing w:after="10" w:before="0"/>
               <w:ind w:left="120"/>
             </w:pPr>
-            <w:hyperlink w:history="1" r:id="rIdep-deucclwhnjfvg_jitk">
+            <w:hyperlink w:history="1" r:id="rId-h8qbmkmaykr5cwcnmovb">
               <w:r>
                 <w:rPr>
                   <w:rFonts w:ascii="Arial" w:cs="Arial" w:eastAsia="Arial" w:hAnsi="Arial"/>
@@ -18588,7 +18588,7 @@
             <w:pPr>
               <w:spacing w:after="20" w:before="0"/>
             </w:pPr>
-            <w:hyperlink w:history="1" r:id="rIdmrhs6zjc0-mjkrdigrrst">
+            <w:hyperlink w:history="1" r:id="rIdtlaqatw9emu4mmieyonbb">
               <w:r>
                 <w:rPr>
                   <w:rFonts w:ascii="Arial" w:cs="Arial" w:eastAsia="Arial" w:hAnsi="Arial"/>
@@ -18621,7 +18621,7 @@
               <w:spacing w:after="10" w:before="0"/>
               <w:ind w:left="120"/>
             </w:pPr>
-            <w:hyperlink w:history="1" r:id="rIdicw9pdan-kotau3z9vlib">
+            <w:hyperlink w:history="1" r:id="rIdrgyu3uvr5iw7fpqs_t8vz">
               <w:r>
                 <w:rPr>
                   <w:rFonts w:ascii="Arial" w:cs="Arial" w:eastAsia="Arial" w:hAnsi="Arial"/>
@@ -18768,32 +18768,32 @@
         <w:tc>
           <w:tcPr>
             <w:tcW w:type="dxa" w:w="1520"/>
-            <w:shd w:fill="F2F2F2" w:color="auto" w:val="clear"/>
-            <w:tcMar>
-              <w:top w:type="dxa" w:w="60"/>
-              <w:left w:type="dxa" w:w="120"/>
-              <w:bottom w:type="dxa" w:w="60"/>
-              <w:right w:type="dxa" w:w="120"/>
-            </w:tcMar>
-            <w:vAlign w:val="top"/>
-          </w:tcPr>
-          <w:p>
-            <w:pPr>
-              <w:spacing w:after="40" w:before="0"/>
-              <w:jc w:val="left"/>
-            </w:pPr>
-            <w:r>
-              <w:rPr>
-                <w:rFonts w:ascii="Arial" w:cs="Arial" w:eastAsia="Arial" w:hAnsi="Arial"/>
-                <w:b/>
-                <w:bCs/>
-                <w:i w:val="false"/>
-                <w:iCs w:val="false"/>
-                <w:color w:val="000000"/>
-                <w:sz w:val="18"/>
-                <w:szCs w:val="18"/>
-              </w:rPr>
-              <w:t xml:space="preserve">Phase 4 — Driving Question Board (DQB) Update (10 minutes)</w:t>
+            <w:shd w:fill="FCE4D6" w:color="auto" w:val="clear"/>
+            <w:tcMar>
+              <w:top w:type="dxa" w:w="60"/>
+              <w:left w:type="dxa" w:w="120"/>
+              <w:bottom w:type="dxa" w:w="60"/>
+              <w:right w:type="dxa" w:w="120"/>
+            </w:tcMar>
+            <w:vAlign w:val="top"/>
+          </w:tcPr>
+          <w:p>
+            <w:pPr>
+              <w:spacing w:after="40" w:before="0"/>
+              <w:jc w:val="left"/>
+            </w:pPr>
+            <w:r>
+              <w:rPr>
+                <w:rFonts w:ascii="Arial" w:cs="Arial" w:eastAsia="Arial" w:hAnsi="Arial"/>
+                <w:b/>
+                <w:bCs/>
+                <w:i w:val="false"/>
+                <w:iCs w:val="false"/>
+                <w:color w:val="000000"/>
+                <w:sz w:val="18"/>
+                <w:szCs w:val="18"/>
+              </w:rPr>
+              <w:t xml:space="preserve">Driving Question Board (DQB) Creation</w:t>
             </w:r>
           </w:p>
           <w:p>
@@ -18816,7 +18816,7 @@
             <w:pPr>
               <w:spacing w:after="20" w:before="0"/>
             </w:pPr>
-            <w:hyperlink w:history="1" r:id="rId_dhg-imqnayahfeb2200_">
+            <w:hyperlink w:history="1" r:id="rIdsevpisx1fg5wcvrf2dmen">
               <w:r>
                 <w:rPr>
                   <w:rFonts w:ascii="Arial" w:cs="Arial" w:eastAsia="Arial" w:hAnsi="Arial"/>
@@ -18849,7 +18849,7 @@
               <w:spacing w:after="10" w:before="0"/>
               <w:ind w:left="120"/>
             </w:pPr>
-            <w:hyperlink w:history="1" r:id="rIdejmycxsrgob4evijqoimq">
+            <w:hyperlink w:history="1" r:id="rIdv2rkk4kryqqzdgjtwndvd">
               <w:r>
                 <w:rPr>
                   <w:rFonts w:ascii="Arial" w:cs="Arial" w:eastAsia="Arial" w:hAnsi="Arial"/>
@@ -18894,7 +18894,7 @@
             <w:pPr>
               <w:spacing w:after="20" w:before="0"/>
             </w:pPr>
-            <w:hyperlink w:history="1" r:id="rId_25q1cwqbdh1e337c3jbt">
+            <w:hyperlink w:history="1" r:id="rIdcxrtun3w_wx-qplzyy0vf">
               <w:r>
                 <w:rPr>
                   <w:rFonts w:ascii="Arial" w:cs="Arial" w:eastAsia="Arial" w:hAnsi="Arial"/>
@@ -18927,7 +18927,7 @@
               <w:spacing w:after="10" w:before="0"/>
               <w:ind w:left="120"/>
             </w:pPr>
-            <w:hyperlink w:history="1" r:id="rIdggrqnab4bvywjv7j1sx2q">
+            <w:hyperlink w:history="1" r:id="rId5obsaciowlvestmfzkuup">
               <w:r>
                 <w:rPr>
                   <w:rFonts w:ascii="Arial" w:cs="Arial" w:eastAsia="Arial" w:hAnsi="Arial"/>
@@ -19074,32 +19074,32 @@
         <w:tc>
           <w:tcPr>
             <w:tcW w:type="dxa" w:w="1520"/>
-            <w:shd w:fill="F2F2F2" w:color="auto" w:val="clear"/>
-            <w:tcMar>
-              <w:top w:type="dxa" w:w="60"/>
-              <w:left w:type="dxa" w:w="120"/>
-              <w:bottom w:type="dxa" w:w="60"/>
-              <w:right w:type="dxa" w:w="120"/>
-            </w:tcMar>
-            <w:vAlign w:val="top"/>
-          </w:tcPr>
-          <w:p>
-            <w:pPr>
-              <w:spacing w:after="40" w:before="0"/>
-              <w:jc w:val="left"/>
-            </w:pPr>
-            <w:r>
-              <w:rPr>
-                <w:rFonts w:ascii="Arial" w:cs="Arial" w:eastAsia="Arial" w:hAnsi="Arial"/>
-                <w:b/>
-                <w:bCs/>
-                <w:i w:val="false"/>
-                <w:iCs w:val="false"/>
-                <w:color w:val="000000"/>
-                <w:sz w:val="18"/>
-                <w:szCs w:val="18"/>
-              </w:rPr>
-              <w:t xml:space="preserve">Phase 5 — Model Building (15 minutes)</w:t>
+            <w:shd w:fill="D5E8F0" w:color="auto" w:val="clear"/>
+            <w:tcMar>
+              <w:top w:type="dxa" w:w="60"/>
+              <w:left w:type="dxa" w:w="120"/>
+              <w:bottom w:type="dxa" w:w="60"/>
+              <w:right w:type="dxa" w:w="120"/>
+            </w:tcMar>
+            <w:vAlign w:val="top"/>
+          </w:tcPr>
+          <w:p>
+            <w:pPr>
+              <w:spacing w:after="40" w:before="0"/>
+              <w:jc w:val="left"/>
+            </w:pPr>
+            <w:r>
+              <w:rPr>
+                <w:rFonts w:ascii="Arial" w:cs="Arial" w:eastAsia="Arial" w:hAnsi="Arial"/>
+                <w:b/>
+                <w:bCs/>
+                <w:i w:val="false"/>
+                <w:iCs w:val="false"/>
+                <w:color w:val="000000"/>
+                <w:sz w:val="18"/>
+                <w:szCs w:val="18"/>
+              </w:rPr>
+              <w:t xml:space="preserve">Model Building Phase</w:t>
             </w:r>
           </w:p>
           <w:p>
@@ -19122,7 +19122,7 @@
             <w:pPr>
               <w:spacing w:after="20" w:before="0"/>
             </w:pPr>
-            <w:hyperlink w:history="1" r:id="rIdcvgfrwrkjf7lfr3nvvoqb">
+            <w:hyperlink w:history="1" r:id="rIdh42ipnfzcmuw5w-hs4tqf">
               <w:r>
                 <w:rPr>
                   <w:rFonts w:ascii="Arial" w:cs="Arial" w:eastAsia="Arial" w:hAnsi="Arial"/>
@@ -19155,7 +19155,7 @@
               <w:spacing w:after="10" w:before="0"/>
               <w:ind w:left="120"/>
             </w:pPr>
-            <w:hyperlink w:history="1" r:id="rIdy572vnt6j-pvk21iicrff">
+            <w:hyperlink w:history="1" r:id="rId-wxduo2-5ud1nylnfwb3a">
               <w:r>
                 <w:rPr>
                   <w:rFonts w:ascii="Arial" w:cs="Arial" w:eastAsia="Arial" w:hAnsi="Arial"/>
@@ -19200,7 +19200,7 @@
             <w:pPr>
               <w:spacing w:after="20" w:before="0"/>
             </w:pPr>
-            <w:hyperlink w:history="1" r:id="rIdgvdzl5ishkdvtrvygt1nu">
+            <w:hyperlink w:history="1" r:id="rIdmo4nmmrf8tbd3-19tw1if">
               <w:r>
                 <w:rPr>
                   <w:rFonts w:ascii="Arial" w:cs="Arial" w:eastAsia="Arial" w:hAnsi="Arial"/>
@@ -19233,7 +19233,7 @@
               <w:spacing w:after="10" w:before="0"/>
               <w:ind w:left="120"/>
             </w:pPr>
-            <w:hyperlink w:history="1" r:id="rIde26t61zoxk8rgu0pypu_u">
+            <w:hyperlink w:history="1" r:id="rIdqlz4gnpnhk3vgr-xn4lpb">
               <w:r>
                 <w:rPr>
                   <w:rFonts w:ascii="Arial" w:cs="Arial" w:eastAsia="Arial" w:hAnsi="Arial"/>
@@ -20786,32 +20786,32 @@
         <w:tc>
           <w:tcPr>
             <w:tcW w:type="dxa" w:w="1520"/>
-            <w:shd w:fill="F2F2F2" w:color="auto" w:val="clear"/>
-            <w:tcMar>
-              <w:top w:type="dxa" w:w="60"/>
-              <w:left w:type="dxa" w:w="120"/>
-              <w:bottom w:type="dxa" w:w="60"/>
-              <w:right w:type="dxa" w:w="120"/>
-            </w:tcMar>
-            <w:vAlign w:val="top"/>
-          </w:tcPr>
-          <w:p>
-            <w:pPr>
-              <w:spacing w:after="40" w:before="0"/>
-              <w:jc w:val="left"/>
-            </w:pPr>
-            <w:r>
-              <w:rPr>
-                <w:rFonts w:ascii="Arial" w:cs="Arial" w:eastAsia="Arial" w:hAnsi="Arial"/>
-                <w:b/>
-                <w:bCs/>
-                <w:i w:val="false"/>
-                <w:iCs w:val="false"/>
-                <w:color w:val="000000"/>
-                <w:sz w:val="18"/>
-                <w:szCs w:val="18"/>
-              </w:rPr>
-              <w:t xml:space="preserve">Phase 1 — Predict</w:t>
+            <w:shd w:fill="EAD1F5" w:color="auto" w:val="clear"/>
+            <w:tcMar>
+              <w:top w:type="dxa" w:w="60"/>
+              <w:left w:type="dxa" w:w="120"/>
+              <w:bottom w:type="dxa" w:w="60"/>
+              <w:right w:type="dxa" w:w="120"/>
+            </w:tcMar>
+            <w:vAlign w:val="top"/>
+          </w:tcPr>
+          <w:p>
+            <w:pPr>
+              <w:spacing w:after="40" w:before="0"/>
+              <w:jc w:val="left"/>
+            </w:pPr>
+            <w:r>
+              <w:rPr>
+                <w:rFonts w:ascii="Arial" w:cs="Arial" w:eastAsia="Arial" w:hAnsi="Arial"/>
+                <w:b/>
+                <w:bCs/>
+                <w:i w:val="false"/>
+                <w:iCs w:val="false"/>
+                <w:color w:val="000000"/>
+                <w:sz w:val="18"/>
+                <w:szCs w:val="18"/>
+              </w:rPr>
+              <w:t xml:space="preserve">Predict Phase</w:t>
             </w:r>
           </w:p>
           <w:p>
@@ -20834,7 +20834,7 @@
             <w:pPr>
               <w:spacing w:after="20" w:before="0"/>
             </w:pPr>
-            <w:hyperlink w:history="1" r:id="rIdghfns7qqfrapyoztci-au">
+            <w:hyperlink w:history="1" r:id="rIdt7g7rrwsc4gm-bsdebyxj">
               <w:r>
                 <w:rPr>
                   <w:rFonts w:ascii="Arial" w:cs="Arial" w:eastAsia="Arial" w:hAnsi="Arial"/>
@@ -20867,7 +20867,7 @@
               <w:spacing w:after="10" w:before="0"/>
               <w:ind w:left="120"/>
             </w:pPr>
-            <w:hyperlink w:history="1" r:id="rIdtqqnnfekx6wgh5ux2bcq5">
+            <w:hyperlink w:history="1" r:id="rIdpuh9gyaaldeixdgezh7aw">
               <w:r>
                 <w:rPr>
                   <w:rFonts w:ascii="Arial" w:cs="Arial" w:eastAsia="Arial" w:hAnsi="Arial"/>
@@ -20912,7 +20912,7 @@
             <w:pPr>
               <w:spacing w:after="20" w:before="0"/>
             </w:pPr>
-            <w:hyperlink w:history="1" r:id="rIdfjv89bczaevdxkny4-sce">
+            <w:hyperlink w:history="1" r:id="rIdbzmu-k-y_8bwnmi8jsozg">
               <w:r>
                 <w:rPr>
                   <w:rFonts w:ascii="Arial" w:cs="Arial" w:eastAsia="Arial" w:hAnsi="Arial"/>
@@ -20945,7 +20945,7 @@
               <w:spacing w:after="10" w:before="0"/>
               <w:ind w:left="120"/>
             </w:pPr>
-            <w:hyperlink w:history="1" r:id="rIduwchi4hytg8emhmh3mti7">
+            <w:hyperlink w:history="1" r:id="rIdx7gh8lmzh-gkowojxhu89">
               <w:r>
                 <w:rPr>
                   <w:rFonts w:ascii="Arial" w:cs="Arial" w:eastAsia="Arial" w:hAnsi="Arial"/>
@@ -21092,32 +21092,32 @@
         <w:tc>
           <w:tcPr>
             <w:tcW w:type="dxa" w:w="1520"/>
-            <w:shd w:fill="F2F2F2" w:color="auto" w:val="clear"/>
-            <w:tcMar>
-              <w:top w:type="dxa" w:w="60"/>
-              <w:left w:type="dxa" w:w="120"/>
-              <w:bottom w:type="dxa" w:w="60"/>
-              <w:right w:type="dxa" w:w="120"/>
-            </w:tcMar>
-            <w:vAlign w:val="top"/>
-          </w:tcPr>
-          <w:p>
-            <w:pPr>
-              <w:spacing w:after="40" w:before="0"/>
-              <w:jc w:val="left"/>
-            </w:pPr>
-            <w:r>
-              <w:rPr>
-                <w:rFonts w:ascii="Arial" w:cs="Arial" w:eastAsia="Arial" w:hAnsi="Arial"/>
-                <w:b/>
-                <w:bCs/>
-                <w:i w:val="false"/>
-                <w:iCs w:val="false"/>
-                <w:color w:val="000000"/>
-                <w:sz w:val="18"/>
-                <w:szCs w:val="18"/>
-              </w:rPr>
-              <w:t xml:space="preserve">Phase 2 — Observe</w:t>
+            <w:shd w:fill="D9EEF1" w:color="auto" w:val="clear"/>
+            <w:tcMar>
+              <w:top w:type="dxa" w:w="60"/>
+              <w:left w:type="dxa" w:w="120"/>
+              <w:bottom w:type="dxa" w:w="60"/>
+              <w:right w:type="dxa" w:w="120"/>
+            </w:tcMar>
+            <w:vAlign w:val="top"/>
+          </w:tcPr>
+          <w:p>
+            <w:pPr>
+              <w:spacing w:after="40" w:before="0"/>
+              <w:jc w:val="left"/>
+            </w:pPr>
+            <w:r>
+              <w:rPr>
+                <w:rFonts w:ascii="Arial" w:cs="Arial" w:eastAsia="Arial" w:hAnsi="Arial"/>
+                <w:b/>
+                <w:bCs/>
+                <w:i w:val="false"/>
+                <w:iCs w:val="false"/>
+                <w:color w:val="000000"/>
+                <w:sz w:val="18"/>
+                <w:szCs w:val="18"/>
+              </w:rPr>
+              <w:t xml:space="preserve">Observe Phase</w:t>
             </w:r>
           </w:p>
           <w:p>
@@ -21140,7 +21140,7 @@
             <w:pPr>
               <w:spacing w:after="20" w:before="0"/>
             </w:pPr>
-            <w:hyperlink w:history="1" r:id="rId3jse5khgldu3da9oqbal1">
+            <w:hyperlink w:history="1" r:id="rIdhj41eoggy11kipxwzd5il">
               <w:r>
                 <w:rPr>
                   <w:rFonts w:ascii="Arial" w:cs="Arial" w:eastAsia="Arial" w:hAnsi="Arial"/>
@@ -21173,7 +21173,7 @@
               <w:spacing w:after="10" w:before="0"/>
               <w:ind w:left="120"/>
             </w:pPr>
-            <w:hyperlink w:history="1" r:id="rIdimure7tkmjfo7dv6bjjna">
+            <w:hyperlink w:history="1" r:id="rId7jich32smavbpypvghbqy">
               <w:r>
                 <w:rPr>
                   <w:rFonts w:ascii="Arial" w:cs="Arial" w:eastAsia="Arial" w:hAnsi="Arial"/>
@@ -21218,7 +21218,7 @@
             <w:pPr>
               <w:spacing w:after="20" w:before="0"/>
             </w:pPr>
-            <w:hyperlink w:history="1" r:id="rIdg1k5bsiiw3a3fpjx9fq9v">
+            <w:hyperlink w:history="1" r:id="rIdfu9vttfplartnkwm_uoys">
               <w:r>
                 <w:rPr>
                   <w:rFonts w:ascii="Arial" w:cs="Arial" w:eastAsia="Arial" w:hAnsi="Arial"/>
@@ -21251,7 +21251,7 @@
               <w:spacing w:after="10" w:before="0"/>
               <w:ind w:left="120"/>
             </w:pPr>
-            <w:hyperlink w:history="1" r:id="rId_jjyojc72bhgt4k2rxuxq">
+            <w:hyperlink w:history="1" r:id="rIdjdvpubir55oso-ybg4upe">
               <w:r>
                 <w:rPr>
                   <w:rFonts w:ascii="Arial" w:cs="Arial" w:eastAsia="Arial" w:hAnsi="Arial"/>
@@ -21398,32 +21398,32 @@
         <w:tc>
           <w:tcPr>
             <w:tcW w:type="dxa" w:w="1520"/>
-            <w:shd w:fill="F2F2F2" w:color="auto" w:val="clear"/>
-            <w:tcMar>
-              <w:top w:type="dxa" w:w="60"/>
-              <w:left w:type="dxa" w:w="120"/>
-              <w:bottom w:type="dxa" w:w="60"/>
-              <w:right w:type="dxa" w:w="120"/>
-            </w:tcMar>
-            <w:vAlign w:val="top"/>
-          </w:tcPr>
-          <w:p>
-            <w:pPr>
-              <w:spacing w:after="40" w:before="0"/>
-              <w:jc w:val="left"/>
-            </w:pPr>
-            <w:r>
-              <w:rPr>
-                <w:rFonts w:ascii="Arial" w:cs="Arial" w:eastAsia="Arial" w:hAnsi="Arial"/>
-                <w:b/>
-                <w:bCs/>
-                <w:i w:val="false"/>
-                <w:iCs w:val="false"/>
-                <w:color w:val="000000"/>
-                <w:sz w:val="18"/>
-                <w:szCs w:val="18"/>
-              </w:rPr>
-              <w:t xml:space="preserve">Phase 3 — Explain</w:t>
+            <w:shd w:fill="E2EFDA" w:color="auto" w:val="clear"/>
+            <w:tcMar>
+              <w:top w:type="dxa" w:w="60"/>
+              <w:left w:type="dxa" w:w="120"/>
+              <w:bottom w:type="dxa" w:w="60"/>
+              <w:right w:type="dxa" w:w="120"/>
+            </w:tcMar>
+            <w:vAlign w:val="top"/>
+          </w:tcPr>
+          <w:p>
+            <w:pPr>
+              <w:spacing w:after="40" w:before="0"/>
+              <w:jc w:val="left"/>
+            </w:pPr>
+            <w:r>
+              <w:rPr>
+                <w:rFonts w:ascii="Arial" w:cs="Arial" w:eastAsia="Arial" w:hAnsi="Arial"/>
+                <w:b/>
+                <w:bCs/>
+                <w:i w:val="false"/>
+                <w:iCs w:val="false"/>
+                <w:color w:val="000000"/>
+                <w:sz w:val="18"/>
+                <w:szCs w:val="18"/>
+              </w:rPr>
+              <w:t xml:space="preserve">Explain Phase</w:t>
             </w:r>
           </w:p>
           <w:p>
@@ -21446,7 +21446,7 @@
             <w:pPr>
               <w:spacing w:after="20" w:before="0"/>
             </w:pPr>
-            <w:hyperlink w:history="1" r:id="rIdkwxmto2zob-ubfse6cev_">
+            <w:hyperlink w:history="1" r:id="rIddqemkuahgl0cdkqwnncka">
               <w:r>
                 <w:rPr>
                   <w:rFonts w:ascii="Arial" w:cs="Arial" w:eastAsia="Arial" w:hAnsi="Arial"/>
@@ -21479,7 +21479,7 @@
               <w:spacing w:after="10" w:before="0"/>
               <w:ind w:left="120"/>
             </w:pPr>
-            <w:hyperlink w:history="1" r:id="rIdd1jam47n09kl8uyaxthy9">
+            <w:hyperlink w:history="1" r:id="rIdg1qx0b15s4ppmy8e8pxzm">
               <w:r>
                 <w:rPr>
                   <w:rFonts w:ascii="Arial" w:cs="Arial" w:eastAsia="Arial" w:hAnsi="Arial"/>
@@ -21524,7 +21524,7 @@
             <w:pPr>
               <w:spacing w:after="20" w:before="0"/>
             </w:pPr>
-            <w:hyperlink w:history="1" r:id="rIdytt7fvueq4ningnwnue1f">
+            <w:hyperlink w:history="1" r:id="rIdft7ew2ub96lxlkj2al9ed">
               <w:r>
                 <w:rPr>
                   <w:rFonts w:ascii="Arial" w:cs="Arial" w:eastAsia="Arial" w:hAnsi="Arial"/>
@@ -21557,7 +21557,7 @@
               <w:spacing w:after="10" w:before="0"/>
               <w:ind w:left="120"/>
             </w:pPr>
-            <w:hyperlink w:history="1" r:id="rIdost6uo26tutjqfgt7jn69">
+            <w:hyperlink w:history="1" r:id="rIdolki_m83fmiodgf7lcbhu">
               <w:r>
                 <w:rPr>
                   <w:rFonts w:ascii="Arial" w:cs="Arial" w:eastAsia="Arial" w:hAnsi="Arial"/>
@@ -21704,32 +21704,32 @@
         <w:tc>
           <w:tcPr>
             <w:tcW w:type="dxa" w:w="1520"/>
-            <w:shd w:fill="F2F2F2" w:color="auto" w:val="clear"/>
-            <w:tcMar>
-              <w:top w:type="dxa" w:w="60"/>
-              <w:left w:type="dxa" w:w="120"/>
-              <w:bottom w:type="dxa" w:w="60"/>
-              <w:right w:type="dxa" w:w="120"/>
-            </w:tcMar>
-            <w:vAlign w:val="top"/>
-          </w:tcPr>
-          <w:p>
-            <w:pPr>
-              <w:spacing w:after="40" w:before="0"/>
-              <w:jc w:val="left"/>
-            </w:pPr>
-            <w:r>
-              <w:rPr>
-                <w:rFonts w:ascii="Arial" w:cs="Arial" w:eastAsia="Arial" w:hAnsi="Arial"/>
-                <w:b/>
-                <w:bCs/>
-                <w:i w:val="false"/>
-                <w:iCs w:val="false"/>
-                <w:color w:val="000000"/>
-                <w:sz w:val="18"/>
-                <w:szCs w:val="18"/>
-              </w:rPr>
-              <w:t xml:space="preserve">Phase 4 — Driving Question Board (DQB) Update</w:t>
+            <w:shd w:fill="FCE4D6" w:color="auto" w:val="clear"/>
+            <w:tcMar>
+              <w:top w:type="dxa" w:w="60"/>
+              <w:left w:type="dxa" w:w="120"/>
+              <w:bottom w:type="dxa" w:w="60"/>
+              <w:right w:type="dxa" w:w="120"/>
+            </w:tcMar>
+            <w:vAlign w:val="top"/>
+          </w:tcPr>
+          <w:p>
+            <w:pPr>
+              <w:spacing w:after="40" w:before="0"/>
+              <w:jc w:val="left"/>
+            </w:pPr>
+            <w:r>
+              <w:rPr>
+                <w:rFonts w:ascii="Arial" w:cs="Arial" w:eastAsia="Arial" w:hAnsi="Arial"/>
+                <w:b/>
+                <w:bCs/>
+                <w:i w:val="false"/>
+                <w:iCs w:val="false"/>
+                <w:color w:val="000000"/>
+                <w:sz w:val="18"/>
+                <w:szCs w:val="18"/>
+              </w:rPr>
+              <w:t xml:space="preserve">Driving Question Board (DQB) Creation</w:t>
             </w:r>
           </w:p>
           <w:p>
@@ -21752,7 +21752,7 @@
             <w:pPr>
               <w:spacing w:after="20" w:before="0"/>
             </w:pPr>
-            <w:hyperlink w:history="1" r:id="rIdjfj0g4ofszb6nkcupiqsi">
+            <w:hyperlink w:history="1" r:id="rId8pvhs6fka6zranl3gz-so">
               <w:r>
                 <w:rPr>
                   <w:rFonts w:ascii="Arial" w:cs="Arial" w:eastAsia="Arial" w:hAnsi="Arial"/>
@@ -21785,7 +21785,7 @@
               <w:spacing w:after="10" w:before="0"/>
               <w:ind w:left="120"/>
             </w:pPr>
-            <w:hyperlink w:history="1" r:id="rIdip_x9mczrv4xa6grshpfc">
+            <w:hyperlink w:history="1" r:id="rId1x4rn00cse5ypxfldqxbm">
               <w:r>
                 <w:rPr>
                   <w:rFonts w:ascii="Arial" w:cs="Arial" w:eastAsia="Arial" w:hAnsi="Arial"/>
@@ -21830,7 +21830,7 @@
             <w:pPr>
               <w:spacing w:after="20" w:before="0"/>
             </w:pPr>
-            <w:hyperlink w:history="1" r:id="rIdk40pvjcy7m0pk_vhjyymo">
+            <w:hyperlink w:history="1" r:id="rId3ngodp7qic9pkzbeaas7m">
               <w:r>
                 <w:rPr>
                   <w:rFonts w:ascii="Arial" w:cs="Arial" w:eastAsia="Arial" w:hAnsi="Arial"/>
@@ -21863,7 +21863,7 @@
               <w:spacing w:after="10" w:before="0"/>
               <w:ind w:left="120"/>
             </w:pPr>
-            <w:hyperlink w:history="1" r:id="rIdxxasskhx9n1kidzny8mrl">
+            <w:hyperlink w:history="1" r:id="rIdmabvthzofbohvvlutrxbb">
               <w:r>
                 <w:rPr>
                   <w:rFonts w:ascii="Arial" w:cs="Arial" w:eastAsia="Arial" w:hAnsi="Arial"/>
@@ -22010,32 +22010,32 @@
         <w:tc>
           <w:tcPr>
             <w:tcW w:type="dxa" w:w="1520"/>
-            <w:shd w:fill="F2F2F2" w:color="auto" w:val="clear"/>
-            <w:tcMar>
-              <w:top w:type="dxa" w:w="60"/>
-              <w:left w:type="dxa" w:w="120"/>
-              <w:bottom w:type="dxa" w:w="60"/>
-              <w:right w:type="dxa" w:w="120"/>
-            </w:tcMar>
-            <w:vAlign w:val="top"/>
-          </w:tcPr>
-          <w:p>
-            <w:pPr>
-              <w:spacing w:after="40" w:before="0"/>
-              <w:jc w:val="left"/>
-            </w:pPr>
-            <w:r>
-              <w:rPr>
-                <w:rFonts w:ascii="Arial" w:cs="Arial" w:eastAsia="Arial" w:hAnsi="Arial"/>
-                <w:b/>
-                <w:bCs/>
-                <w:i w:val="false"/>
-                <w:iCs w:val="false"/>
-                <w:color w:val="000000"/>
-                <w:sz w:val="18"/>
-                <w:szCs w:val="18"/>
-              </w:rPr>
-              <w:t xml:space="preserve">Phase 5 — Model Building</w:t>
+            <w:shd w:fill="D5E8F0" w:color="auto" w:val="clear"/>
+            <w:tcMar>
+              <w:top w:type="dxa" w:w="60"/>
+              <w:left w:type="dxa" w:w="120"/>
+              <w:bottom w:type="dxa" w:w="60"/>
+              <w:right w:type="dxa" w:w="120"/>
+            </w:tcMar>
+            <w:vAlign w:val="top"/>
+          </w:tcPr>
+          <w:p>
+            <w:pPr>
+              <w:spacing w:after="40" w:before="0"/>
+              <w:jc w:val="left"/>
+            </w:pPr>
+            <w:r>
+              <w:rPr>
+                <w:rFonts w:ascii="Arial" w:cs="Arial" w:eastAsia="Arial" w:hAnsi="Arial"/>
+                <w:b/>
+                <w:bCs/>
+                <w:i w:val="false"/>
+                <w:iCs w:val="false"/>
+                <w:color w:val="000000"/>
+                <w:sz w:val="18"/>
+                <w:szCs w:val="18"/>
+              </w:rPr>
+              <w:t xml:space="preserve">Model Building Phase</w:t>
             </w:r>
           </w:p>
           <w:p>
@@ -22058,7 +22058,7 @@
             <w:pPr>
               <w:spacing w:after="20" w:before="0"/>
             </w:pPr>
-            <w:hyperlink w:history="1" r:id="rIdm0uohutw2cynm1rylsb7q">
+            <w:hyperlink w:history="1" r:id="rIdvorxjxtroon3me9dwq3k8">
               <w:r>
                 <w:rPr>
                   <w:rFonts w:ascii="Arial" w:cs="Arial" w:eastAsia="Arial" w:hAnsi="Arial"/>
@@ -22091,7 +22091,7 @@
               <w:spacing w:after="10" w:before="0"/>
               <w:ind w:left="120"/>
             </w:pPr>
-            <w:hyperlink w:history="1" r:id="rId6lin2q5s-d7zapf2rbum_">
+            <w:hyperlink w:history="1" r:id="rIdrslk-ddfzhyhhpxrermpk">
               <w:r>
                 <w:rPr>
                   <w:rFonts w:ascii="Arial" w:cs="Arial" w:eastAsia="Arial" w:hAnsi="Arial"/>
@@ -22136,7 +22136,7 @@
             <w:pPr>
               <w:spacing w:after="20" w:before="0"/>
             </w:pPr>
-            <w:hyperlink w:history="1" r:id="rIdyqg5a8ekudfa98fpyfvti">
+            <w:hyperlink w:history="1" r:id="rIdcwsivtkdi26cws7eu6cfh">
               <w:r>
                 <w:rPr>
                   <w:rFonts w:ascii="Arial" w:cs="Arial" w:eastAsia="Arial" w:hAnsi="Arial"/>
@@ -22169,7 +22169,7 @@
               <w:spacing w:after="10" w:before="0"/>
               <w:ind w:left="120"/>
             </w:pPr>
-            <w:hyperlink w:history="1" r:id="rIdbzooduhsc77qhhh9fjtow">
+            <w:hyperlink w:history="1" r:id="rId49tr37emfgll-smoe62n4">
               <w:r>
                 <w:rPr>
                   <w:rFonts w:ascii="Arial" w:cs="Arial" w:eastAsia="Arial" w:hAnsi="Arial"/>
@@ -23608,32 +23608,32 @@
         <w:tc>
           <w:tcPr>
             <w:tcW w:type="dxa" w:w="1520"/>
-            <w:shd w:fill="F2F2F2" w:color="auto" w:val="clear"/>
-            <w:tcMar>
-              <w:top w:type="dxa" w:w="60"/>
-              <w:left w:type="dxa" w:w="120"/>
-              <w:bottom w:type="dxa" w:w="60"/>
-              <w:right w:type="dxa" w:w="120"/>
-            </w:tcMar>
-            <w:vAlign w:val="top"/>
-          </w:tcPr>
-          <w:p>
-            <w:pPr>
-              <w:spacing w:after="40" w:before="0"/>
-              <w:jc w:val="left"/>
-            </w:pPr>
-            <w:r>
-              <w:rPr>
-                <w:rFonts w:ascii="Arial" w:cs="Arial" w:eastAsia="Arial" w:hAnsi="Arial"/>
-                <w:b/>
-                <w:bCs/>
-                <w:i w:val="false"/>
-                <w:iCs w:val="false"/>
-                <w:color w:val="000000"/>
-                <w:sz w:val="18"/>
-                <w:szCs w:val="18"/>
-              </w:rPr>
-              <w:t xml:space="preserve">Phase 1 — Predict (10 minutes)</w:t>
+            <w:shd w:fill="EAD1F5" w:color="auto" w:val="clear"/>
+            <w:tcMar>
+              <w:top w:type="dxa" w:w="60"/>
+              <w:left w:type="dxa" w:w="120"/>
+              <w:bottom w:type="dxa" w:w="60"/>
+              <w:right w:type="dxa" w:w="120"/>
+            </w:tcMar>
+            <w:vAlign w:val="top"/>
+          </w:tcPr>
+          <w:p>
+            <w:pPr>
+              <w:spacing w:after="40" w:before="0"/>
+              <w:jc w:val="left"/>
+            </w:pPr>
+            <w:r>
+              <w:rPr>
+                <w:rFonts w:ascii="Arial" w:cs="Arial" w:eastAsia="Arial" w:hAnsi="Arial"/>
+                <w:b/>
+                <w:bCs/>
+                <w:i w:val="false"/>
+                <w:iCs w:val="false"/>
+                <w:color w:val="000000"/>
+                <w:sz w:val="18"/>
+                <w:szCs w:val="18"/>
+              </w:rPr>
+              <w:t xml:space="preserve">Predict Phase</w:t>
             </w:r>
           </w:p>
           <w:p>
@@ -23656,7 +23656,7 @@
             <w:pPr>
               <w:spacing w:after="20" w:before="0"/>
             </w:pPr>
-            <w:hyperlink w:history="1" r:id="rIdty45yccy_bagoqycbmenm">
+            <w:hyperlink w:history="1" r:id="rId666qeogs9jmwjdqdvfulq">
               <w:r>
                 <w:rPr>
                   <w:rFonts w:ascii="Arial" w:cs="Arial" w:eastAsia="Arial" w:hAnsi="Arial"/>
@@ -23689,7 +23689,7 @@
               <w:spacing w:after="10" w:before="0"/>
               <w:ind w:left="120"/>
             </w:pPr>
-            <w:hyperlink w:history="1" r:id="rIdp7slj20apawtroyol6r5o">
+            <w:hyperlink w:history="1" r:id="rIdg3gu9brtefvvzcag9cypk">
               <w:r>
                 <w:rPr>
                   <w:rFonts w:ascii="Arial" w:cs="Arial" w:eastAsia="Arial" w:hAnsi="Arial"/>
@@ -23734,7 +23734,7 @@
             <w:pPr>
               <w:spacing w:after="20" w:before="0"/>
             </w:pPr>
-            <w:hyperlink w:history="1" r:id="rIdcilnxvjyngpahf5i_a0zt">
+            <w:hyperlink w:history="1" r:id="rIdwojay2bcda9bbfniko65e">
               <w:r>
                 <w:rPr>
                   <w:rFonts w:ascii="Arial" w:cs="Arial" w:eastAsia="Arial" w:hAnsi="Arial"/>
@@ -23767,7 +23767,7 @@
               <w:spacing w:after="10" w:before="0"/>
               <w:ind w:left="120"/>
             </w:pPr>
-            <w:hyperlink w:history="1" r:id="rIdwvlsdo8qxgowpyt3cgr_n">
+            <w:hyperlink w:history="1" r:id="rId0issjhfiyluekkpyahlp_">
               <w:r>
                 <w:rPr>
                   <w:rFonts w:ascii="Arial" w:cs="Arial" w:eastAsia="Arial" w:hAnsi="Arial"/>
@@ -23914,32 +23914,32 @@
         <w:tc>
           <w:tcPr>
             <w:tcW w:type="dxa" w:w="1520"/>
-            <w:shd w:fill="F2F2F2" w:color="auto" w:val="clear"/>
-            <w:tcMar>
-              <w:top w:type="dxa" w:w="60"/>
-              <w:left w:type="dxa" w:w="120"/>
-              <w:bottom w:type="dxa" w:w="60"/>
-              <w:right w:type="dxa" w:w="120"/>
-            </w:tcMar>
-            <w:vAlign w:val="top"/>
-          </w:tcPr>
-          <w:p>
-            <w:pPr>
-              <w:spacing w:after="40" w:before="0"/>
-              <w:jc w:val="left"/>
-            </w:pPr>
-            <w:r>
-              <w:rPr>
-                <w:rFonts w:ascii="Arial" w:cs="Arial" w:eastAsia="Arial" w:hAnsi="Arial"/>
-                <w:b/>
-                <w:bCs/>
-                <w:i w:val="false"/>
-                <w:iCs w:val="false"/>
-                <w:color w:val="000000"/>
-                <w:sz w:val="18"/>
-                <w:szCs w:val="18"/>
-              </w:rPr>
-              <w:t xml:space="preserve">Phase 2 — Observe (18 minutes)</w:t>
+            <w:shd w:fill="D9EEF1" w:color="auto" w:val="clear"/>
+            <w:tcMar>
+              <w:top w:type="dxa" w:w="60"/>
+              <w:left w:type="dxa" w:w="120"/>
+              <w:bottom w:type="dxa" w:w="60"/>
+              <w:right w:type="dxa" w:w="120"/>
+            </w:tcMar>
+            <w:vAlign w:val="top"/>
+          </w:tcPr>
+          <w:p>
+            <w:pPr>
+              <w:spacing w:after="40" w:before="0"/>
+              <w:jc w:val="left"/>
+            </w:pPr>
+            <w:r>
+              <w:rPr>
+                <w:rFonts w:ascii="Arial" w:cs="Arial" w:eastAsia="Arial" w:hAnsi="Arial"/>
+                <w:b/>
+                <w:bCs/>
+                <w:i w:val="false"/>
+                <w:iCs w:val="false"/>
+                <w:color w:val="000000"/>
+                <w:sz w:val="18"/>
+                <w:szCs w:val="18"/>
+              </w:rPr>
+              <w:t xml:space="preserve">Observe Phase</w:t>
             </w:r>
           </w:p>
           <w:p>
@@ -23962,7 +23962,7 @@
             <w:pPr>
               <w:spacing w:after="20" w:before="0"/>
             </w:pPr>
-            <w:hyperlink w:history="1" r:id="rId1bzjhg3z6seg0dz-12kwd">
+            <w:hyperlink w:history="1" r:id="rIdsnknyx2d62pvnwfoa5lno">
               <w:r>
                 <w:rPr>
                   <w:rFonts w:ascii="Arial" w:cs="Arial" w:eastAsia="Arial" w:hAnsi="Arial"/>
@@ -23995,7 +23995,7 @@
               <w:spacing w:after="10" w:before="0"/>
               <w:ind w:left="120"/>
             </w:pPr>
-            <w:hyperlink w:history="1" r:id="rIdjdua9blnnqnaxx5boz_om">
+            <w:hyperlink w:history="1" r:id="rIdzws8jppwlfqtlgwqr6_li">
               <w:r>
                 <w:rPr>
                   <w:rFonts w:ascii="Arial" w:cs="Arial" w:eastAsia="Arial" w:hAnsi="Arial"/>
@@ -24040,7 +24040,7 @@
             <w:pPr>
               <w:spacing w:after="20" w:before="0"/>
             </w:pPr>
-            <w:hyperlink w:history="1" r:id="rIdilm3cvnl3jtqvec1ocrlx">
+            <w:hyperlink w:history="1" r:id="rIdlfeiy7br80xbkhwp2qlko">
               <w:r>
                 <w:rPr>
                   <w:rFonts w:ascii="Arial" w:cs="Arial" w:eastAsia="Arial" w:hAnsi="Arial"/>
@@ -24073,7 +24073,7 @@
               <w:spacing w:after="10" w:before="0"/>
               <w:ind w:left="120"/>
             </w:pPr>
-            <w:hyperlink w:history="1" r:id="rIdua499krr4t7e4byie498t">
+            <w:hyperlink w:history="1" r:id="rIdawdw_cnopwnuzppca7b3j">
               <w:r>
                 <w:rPr>
                   <w:rFonts w:ascii="Arial" w:cs="Arial" w:eastAsia="Arial" w:hAnsi="Arial"/>
@@ -24220,32 +24220,32 @@
         <w:tc>
           <w:tcPr>
             <w:tcW w:type="dxa" w:w="1520"/>
-            <w:shd w:fill="F2F2F2" w:color="auto" w:val="clear"/>
-            <w:tcMar>
-              <w:top w:type="dxa" w:w="60"/>
-              <w:left w:type="dxa" w:w="120"/>
-              <w:bottom w:type="dxa" w:w="60"/>
-              <w:right w:type="dxa" w:w="120"/>
-            </w:tcMar>
-            <w:vAlign w:val="top"/>
-          </w:tcPr>
-          <w:p>
-            <w:pPr>
-              <w:spacing w:after="40" w:before="0"/>
-              <w:jc w:val="left"/>
-            </w:pPr>
-            <w:r>
-              <w:rPr>
-                <w:rFonts w:ascii="Arial" w:cs="Arial" w:eastAsia="Arial" w:hAnsi="Arial"/>
-                <w:b/>
-                <w:bCs/>
-                <w:i w:val="false"/>
-                <w:iCs w:val="false"/>
-                <w:color w:val="000000"/>
-                <w:sz w:val="18"/>
-                <w:szCs w:val="18"/>
-              </w:rPr>
-              <w:t xml:space="preserve">Phase 3 — Explain (22 minutes)</w:t>
+            <w:shd w:fill="E2EFDA" w:color="auto" w:val="clear"/>
+            <w:tcMar>
+              <w:top w:type="dxa" w:w="60"/>
+              <w:left w:type="dxa" w:w="120"/>
+              <w:bottom w:type="dxa" w:w="60"/>
+              <w:right w:type="dxa" w:w="120"/>
+            </w:tcMar>
+            <w:vAlign w:val="top"/>
+          </w:tcPr>
+          <w:p>
+            <w:pPr>
+              <w:spacing w:after="40" w:before="0"/>
+              <w:jc w:val="left"/>
+            </w:pPr>
+            <w:r>
+              <w:rPr>
+                <w:rFonts w:ascii="Arial" w:cs="Arial" w:eastAsia="Arial" w:hAnsi="Arial"/>
+                <w:b/>
+                <w:bCs/>
+                <w:i w:val="false"/>
+                <w:iCs w:val="false"/>
+                <w:color w:val="000000"/>
+                <w:sz w:val="18"/>
+                <w:szCs w:val="18"/>
+              </w:rPr>
+              <w:t xml:space="preserve">Explain Phase</w:t>
             </w:r>
           </w:p>
           <w:p>
@@ -24268,7 +24268,7 @@
             <w:pPr>
               <w:spacing w:after="20" w:before="0"/>
             </w:pPr>
-            <w:hyperlink w:history="1" r:id="rId7zpvi7trfqonwofhzmce8">
+            <w:hyperlink w:history="1" r:id="rId5jgwqmljcaq82wyf8nqw2">
               <w:r>
                 <w:rPr>
                   <w:rFonts w:ascii="Arial" w:cs="Arial" w:eastAsia="Arial" w:hAnsi="Arial"/>
@@ -24301,7 +24301,7 @@
               <w:spacing w:after="10" w:before="0"/>
               <w:ind w:left="120"/>
             </w:pPr>
-            <w:hyperlink w:history="1" r:id="rIdaqoos92h-mo76ysae8u0t">
+            <w:hyperlink w:history="1" r:id="rIdyk0punnufriip-xklt_ju">
               <w:r>
                 <w:rPr>
                   <w:rFonts w:ascii="Arial" w:cs="Arial" w:eastAsia="Arial" w:hAnsi="Arial"/>
@@ -24346,7 +24346,7 @@
             <w:pPr>
               <w:spacing w:after="20" w:before="0"/>
             </w:pPr>
-            <w:hyperlink w:history="1" r:id="rIdoi4nm639jloqdfsgg8yoq">
+            <w:hyperlink w:history="1" r:id="rIdhtmzp90szna3rbo_n9o6u">
               <w:r>
                 <w:rPr>
                   <w:rFonts w:ascii="Arial" w:cs="Arial" w:eastAsia="Arial" w:hAnsi="Arial"/>
@@ -24379,7 +24379,7 @@
               <w:spacing w:after="10" w:before="0"/>
               <w:ind w:left="120"/>
             </w:pPr>
-            <w:hyperlink w:history="1" r:id="rIdfbflac4fyjujzc4t5-6ws">
+            <w:hyperlink w:history="1" r:id="rIdbpsowsjoavkhr8fmvtl0i">
               <w:r>
                 <w:rPr>
                   <w:rFonts w:ascii="Arial" w:cs="Arial" w:eastAsia="Arial" w:hAnsi="Arial"/>
@@ -24526,32 +24526,32 @@
         <w:tc>
           <w:tcPr>
             <w:tcW w:type="dxa" w:w="1520"/>
-            <w:shd w:fill="F2F2F2" w:color="auto" w:val="clear"/>
-            <w:tcMar>
-              <w:top w:type="dxa" w:w="60"/>
-              <w:left w:type="dxa" w:w="120"/>
-              <w:bottom w:type="dxa" w:w="60"/>
-              <w:right w:type="dxa" w:w="120"/>
-            </w:tcMar>
-            <w:vAlign w:val="top"/>
-          </w:tcPr>
-          <w:p>
-            <w:pPr>
-              <w:spacing w:after="40" w:before="0"/>
-              <w:jc w:val="left"/>
-            </w:pPr>
-            <w:r>
-              <w:rPr>
-                <w:rFonts w:ascii="Arial" w:cs="Arial" w:eastAsia="Arial" w:hAnsi="Arial"/>
-                <w:b/>
-                <w:bCs/>
-                <w:i w:val="false"/>
-                <w:iCs w:val="false"/>
-                <w:color w:val="000000"/>
-                <w:sz w:val="18"/>
-                <w:szCs w:val="18"/>
-              </w:rPr>
-              <w:t xml:space="preserve">Phase 4 — Driving Question Board Completion (10 minutes)</w:t>
+            <w:shd w:fill="FCE4D6" w:color="auto" w:val="clear"/>
+            <w:tcMar>
+              <w:top w:type="dxa" w:w="60"/>
+              <w:left w:type="dxa" w:w="120"/>
+              <w:bottom w:type="dxa" w:w="60"/>
+              <w:right w:type="dxa" w:w="120"/>
+            </w:tcMar>
+            <w:vAlign w:val="top"/>
+          </w:tcPr>
+          <w:p>
+            <w:pPr>
+              <w:spacing w:after="40" w:before="0"/>
+              <w:jc w:val="left"/>
+            </w:pPr>
+            <w:r>
+              <w:rPr>
+                <w:rFonts w:ascii="Arial" w:cs="Arial" w:eastAsia="Arial" w:hAnsi="Arial"/>
+                <w:b/>
+                <w:bCs/>
+                <w:i w:val="false"/>
+                <w:iCs w:val="false"/>
+                <w:color w:val="000000"/>
+                <w:sz w:val="18"/>
+                <w:szCs w:val="18"/>
+              </w:rPr>
+              <w:t xml:space="preserve">Driving Question Board (DQB) Creation</w:t>
             </w:r>
           </w:p>
           <w:p>
@@ -24574,7 +24574,7 @@
             <w:pPr>
               <w:spacing w:after="20" w:before="0"/>
             </w:pPr>
-            <w:hyperlink w:history="1" r:id="rIdfx_dfdoyskqs6pfek3ytv">
+            <w:hyperlink w:history="1" r:id="rIdski1bs4iywtidxcyecl51">
               <w:r>
                 <w:rPr>
                   <w:rFonts w:ascii="Arial" w:cs="Arial" w:eastAsia="Arial" w:hAnsi="Arial"/>
@@ -24607,7 +24607,7 @@
               <w:spacing w:after="10" w:before="0"/>
               <w:ind w:left="120"/>
             </w:pPr>
-            <w:hyperlink w:history="1" r:id="rIdnlvobon3_hptmcd_vhlmu">
+            <w:hyperlink w:history="1" r:id="rId0txzngsjeilh8xcb11aab">
               <w:r>
                 <w:rPr>
                   <w:rFonts w:ascii="Arial" w:cs="Arial" w:eastAsia="Arial" w:hAnsi="Arial"/>
@@ -24652,7 +24652,7 @@
             <w:pPr>
               <w:spacing w:after="20" w:before="0"/>
             </w:pPr>
-            <w:hyperlink w:history="1" r:id="rIdd375akhtp1mhelsk3ptrx">
+            <w:hyperlink w:history="1" r:id="rIdk2ifgnvyo24fnyzxqwkpx">
               <w:r>
                 <w:rPr>
                   <w:rFonts w:ascii="Arial" w:cs="Arial" w:eastAsia="Arial" w:hAnsi="Arial"/>
@@ -24685,7 +24685,7 @@
               <w:spacing w:after="10" w:before="0"/>
               <w:ind w:left="120"/>
             </w:pPr>
-            <w:hyperlink w:history="1" r:id="rIdwgctwdxrhwimwvyo5u-sd">
+            <w:hyperlink w:history="1" r:id="rId-nk4zwoweghdk5sj2rtge">
               <w:r>
                 <w:rPr>
                   <w:rFonts w:ascii="Arial" w:cs="Arial" w:eastAsia="Arial" w:hAnsi="Arial"/>
@@ -24832,32 +24832,32 @@
         <w:tc>
           <w:tcPr>
             <w:tcW w:type="dxa" w:w="1520"/>
-            <w:shd w:fill="F2F2F2" w:color="auto" w:val="clear"/>
-            <w:tcMar>
-              <w:top w:type="dxa" w:w="60"/>
-              <w:left w:type="dxa" w:w="120"/>
-              <w:bottom w:type="dxa" w:w="60"/>
-              <w:right w:type="dxa" w:w="120"/>
-            </w:tcMar>
-            <w:vAlign w:val="top"/>
-          </w:tcPr>
-          <w:p>
-            <w:pPr>
-              <w:spacing w:after="40" w:before="0"/>
-              <w:jc w:val="left"/>
-            </w:pPr>
-            <w:r>
-              <w:rPr>
-                <w:rFonts w:ascii="Arial" w:cs="Arial" w:eastAsia="Arial" w:hAnsi="Arial"/>
-                <w:b/>
-                <w:bCs/>
-                <w:i w:val="false"/>
-                <w:iCs w:val="false"/>
-                <w:color w:val="000000"/>
-                <w:sz w:val="18"/>
-                <w:szCs w:val="18"/>
-              </w:rPr>
-              <w:t xml:space="preserve">Phase 5 — Model Building &amp; Final Explanation Gallery Walk (20 minutes)</w:t>
+            <w:shd w:fill="D5E8F0" w:color="auto" w:val="clear"/>
+            <w:tcMar>
+              <w:top w:type="dxa" w:w="60"/>
+              <w:left w:type="dxa" w:w="120"/>
+              <w:bottom w:type="dxa" w:w="60"/>
+              <w:right w:type="dxa" w:w="120"/>
+            </w:tcMar>
+            <w:vAlign w:val="top"/>
+          </w:tcPr>
+          <w:p>
+            <w:pPr>
+              <w:spacing w:after="40" w:before="0"/>
+              <w:jc w:val="left"/>
+            </w:pPr>
+            <w:r>
+              <w:rPr>
+                <w:rFonts w:ascii="Arial" w:cs="Arial" w:eastAsia="Arial" w:hAnsi="Arial"/>
+                <w:b/>
+                <w:bCs/>
+                <w:i w:val="false"/>
+                <w:iCs w:val="false"/>
+                <w:color w:val="000000"/>
+                <w:sz w:val="18"/>
+                <w:szCs w:val="18"/>
+              </w:rPr>
+              <w:t xml:space="preserve">Model Building Phase</w:t>
             </w:r>
           </w:p>
           <w:p>
@@ -24880,7 +24880,7 @@
             <w:pPr>
               <w:spacing w:after="20" w:before="0"/>
             </w:pPr>
-            <w:hyperlink w:history="1" r:id="rIdtw1bdwsn6ri-8wiwtppi8">
+            <w:hyperlink w:history="1" r:id="rIdmt_xfyz1p14c_hd47f8ze">
               <w:r>
                 <w:rPr>
                   <w:rFonts w:ascii="Arial" w:cs="Arial" w:eastAsia="Arial" w:hAnsi="Arial"/>
@@ -24913,7 +24913,7 @@
               <w:spacing w:after="10" w:before="0"/>
               <w:ind w:left="120"/>
             </w:pPr>
-            <w:hyperlink w:history="1" r:id="rId6joanileko5gulnutf4yc">
+            <w:hyperlink w:history="1" r:id="rId-7n4c42i2u6wxq2gsybqx">
               <w:r>
                 <w:rPr>
                   <w:rFonts w:ascii="Arial" w:cs="Arial" w:eastAsia="Arial" w:hAnsi="Arial"/>
@@ -24958,7 +24958,7 @@
             <w:pPr>
               <w:spacing w:after="20" w:before="0"/>
             </w:pPr>
-            <w:hyperlink w:history="1" r:id="rIdsb9kw5uveh9l3epfagd9i">
+            <w:hyperlink w:history="1" r:id="rIdrwgtaixigdledcqbaomod">
               <w:r>
                 <w:rPr>
                   <w:rFonts w:ascii="Arial" w:cs="Arial" w:eastAsia="Arial" w:hAnsi="Arial"/>
@@ -24991,7 +24991,7 @@
               <w:spacing w:after="10" w:before="0"/>
               <w:ind w:left="120"/>
             </w:pPr>
-            <w:hyperlink w:history="1" r:id="rIdtrauajaaqg0j2nzpubzx1">
+            <w:hyperlink w:history="1" r:id="rIdaguf-o6mserj_a4qs2z8g">
               <w:r>
                 <w:rPr>
                   <w:rFonts w:ascii="Arial" w:cs="Arial" w:eastAsia="Arial" w:hAnsi="Arial"/>

--- a/data/outputs/v2/Essential_Mathematics/SS2.5_Area_of_Part_of_a_Circle/Essential_Mathematics_Area_of_Part_of_a_Circle_CBE_LessonSequence.docx
+++ b/data/outputs/v2/Essential_Mathematics/SS2.5_Area_of_Part_of_a_Circle/Essential_Mathematics_Area_of_Part_of_a_Circle_CBE_LessonSequence.docx
@@ -3203,7 +3203,7 @@
             <w:pPr>
               <w:spacing w:after="20" w:before="0"/>
             </w:pPr>
-            <w:hyperlink w:history="1" r:id="rId8acutf6odibcihgp5if7c">
+            <w:hyperlink w:history="1" r:id="rIdlal1vxzxljye4wzfaopqj">
               <w:r>
                 <w:rPr>
                   <w:rFonts w:ascii="Arial" w:cs="Arial" w:eastAsia="Arial" w:hAnsi="Arial"/>
@@ -3236,7 +3236,7 @@
               <w:spacing w:after="10" w:before="0"/>
               <w:ind w:left="120"/>
             </w:pPr>
-            <w:hyperlink w:history="1" r:id="rIdvhmxx55pu_rnaajfwdyle">
+            <w:hyperlink w:history="1" r:id="rIdnbptvvu9e_qupvfuyxkwq">
               <w:r>
                 <w:rPr>
                   <w:rFonts w:ascii="Arial" w:cs="Arial" w:eastAsia="Arial" w:hAnsi="Arial"/>
@@ -3281,7 +3281,7 @@
             <w:pPr>
               <w:spacing w:after="20" w:before="0"/>
             </w:pPr>
-            <w:hyperlink w:history="1" r:id="rIdi0sicqvg6qlx_kbzzgv-0">
+            <w:hyperlink w:history="1" r:id="rId3lvob1geqsqffppsoe7aj">
               <w:r>
                 <w:rPr>
                   <w:rFonts w:ascii="Arial" w:cs="Arial" w:eastAsia="Arial" w:hAnsi="Arial"/>
@@ -3314,7 +3314,7 @@
               <w:spacing w:after="10" w:before="0"/>
               <w:ind w:left="120"/>
             </w:pPr>
-            <w:hyperlink w:history="1" r:id="rIdsxbuksfwwqhuvz205nmqr">
+            <w:hyperlink w:history="1" r:id="rIdtfpbwdydzbtvoigj-bjov">
               <w:r>
                 <w:rPr>
                   <w:rFonts w:ascii="Arial" w:cs="Arial" w:eastAsia="Arial" w:hAnsi="Arial"/>
@@ -3509,7 +3509,7 @@
             <w:pPr>
               <w:spacing w:after="20" w:before="0"/>
             </w:pPr>
-            <w:hyperlink w:history="1" r:id="rIdwujylhurk_xnyw7uoqdiu">
+            <w:hyperlink w:history="1" r:id="rIdzoxmqg7feii2c7vcbrfqw">
               <w:r>
                 <w:rPr>
                   <w:rFonts w:ascii="Arial" w:cs="Arial" w:eastAsia="Arial" w:hAnsi="Arial"/>
@@ -3542,7 +3542,7 @@
               <w:spacing w:after="10" w:before="0"/>
               <w:ind w:left="120"/>
             </w:pPr>
-            <w:hyperlink w:history="1" r:id="rIdnxgfcdvxfuar8nr6vnsvc">
+            <w:hyperlink w:history="1" r:id="rIdlna93p74zc_eecbqixbb8">
               <w:r>
                 <w:rPr>
                   <w:rFonts w:ascii="Arial" w:cs="Arial" w:eastAsia="Arial" w:hAnsi="Arial"/>
@@ -3587,7 +3587,7 @@
             <w:pPr>
               <w:spacing w:after="20" w:before="0"/>
             </w:pPr>
-            <w:hyperlink w:history="1" r:id="rIdv0dckh36rwvmdgy8pjpnv">
+            <w:hyperlink w:history="1" r:id="rId80l8cnegyqeipzec1sonh">
               <w:r>
                 <w:rPr>
                   <w:rFonts w:ascii="Arial" w:cs="Arial" w:eastAsia="Arial" w:hAnsi="Arial"/>
@@ -3620,7 +3620,7 @@
               <w:spacing w:after="10" w:before="0"/>
               <w:ind w:left="120"/>
             </w:pPr>
-            <w:hyperlink w:history="1" r:id="rIdfxzc0fdjrfzgdoo95msic">
+            <w:hyperlink w:history="1" r:id="rIdwv1egtcxzvjqmzypa1wpz">
               <w:r>
                 <w:rPr>
                   <w:rFonts w:ascii="Arial" w:cs="Arial" w:eastAsia="Arial" w:hAnsi="Arial"/>
@@ -3815,7 +3815,7 @@
             <w:pPr>
               <w:spacing w:after="20" w:before="0"/>
             </w:pPr>
-            <w:hyperlink w:history="1" r:id="rId5ybz5dj9jbetoqs4_d2tz">
+            <w:hyperlink w:history="1" r:id="rIdxai_iohvd_wtrnqqiprpk">
               <w:r>
                 <w:rPr>
                   <w:rFonts w:ascii="Arial" w:cs="Arial" w:eastAsia="Arial" w:hAnsi="Arial"/>
@@ -3848,7 +3848,7 @@
               <w:spacing w:after="10" w:before="0"/>
               <w:ind w:left="120"/>
             </w:pPr>
-            <w:hyperlink w:history="1" r:id="rIdg1ihum7h06yuj6cwsjdyw">
+            <w:hyperlink w:history="1" r:id="rIdtp9riicd8o7r0yvp-0_vq">
               <w:r>
                 <w:rPr>
                   <w:rFonts w:ascii="Arial" w:cs="Arial" w:eastAsia="Arial" w:hAnsi="Arial"/>
@@ -3893,7 +3893,7 @@
             <w:pPr>
               <w:spacing w:after="20" w:before="0"/>
             </w:pPr>
-            <w:hyperlink w:history="1" r:id="rIdq-ek8fw8jkkl3hpewurjm">
+            <w:hyperlink w:history="1" r:id="rIdj2nk_u6qutomncd2nqfxi">
               <w:r>
                 <w:rPr>
                   <w:rFonts w:ascii="Arial" w:cs="Arial" w:eastAsia="Arial" w:hAnsi="Arial"/>
@@ -3926,7 +3926,7 @@
               <w:spacing w:after="10" w:before="0"/>
               <w:ind w:left="120"/>
             </w:pPr>
-            <w:hyperlink w:history="1" r:id="rIds-usrm3wnthd6a92v5odg">
+            <w:hyperlink w:history="1" r:id="rIdwsqqwp7cr6dm0oqchycvv">
               <w:r>
                 <w:rPr>
                   <w:rFonts w:ascii="Arial" w:cs="Arial" w:eastAsia="Arial" w:hAnsi="Arial"/>
@@ -4121,7 +4121,7 @@
             <w:pPr>
               <w:spacing w:after="20" w:before="0"/>
             </w:pPr>
-            <w:hyperlink w:history="1" r:id="rIdfspy0syex-aknyxivakdc">
+            <w:hyperlink w:history="1" r:id="rIdepeis7vzp0ck0qochfx_k">
               <w:r>
                 <w:rPr>
                   <w:rFonts w:ascii="Arial" w:cs="Arial" w:eastAsia="Arial" w:hAnsi="Arial"/>
@@ -4154,7 +4154,7 @@
               <w:spacing w:after="10" w:before="0"/>
               <w:ind w:left="120"/>
             </w:pPr>
-            <w:hyperlink w:history="1" r:id="rIdr-tgrdbvxb1tecradbek4">
+            <w:hyperlink w:history="1" r:id="rIdl8ndxupr_ygo2pz-yrh0v">
               <w:r>
                 <w:rPr>
                   <w:rFonts w:ascii="Arial" w:cs="Arial" w:eastAsia="Arial" w:hAnsi="Arial"/>
@@ -4199,7 +4199,7 @@
             <w:pPr>
               <w:spacing w:after="20" w:before="0"/>
             </w:pPr>
-            <w:hyperlink w:history="1" r:id="rId8l_vri6tar4dcvdf79jyt">
+            <w:hyperlink w:history="1" r:id="rIdgeafqiho3c5auxymopeuq">
               <w:r>
                 <w:rPr>
                   <w:rFonts w:ascii="Arial" w:cs="Arial" w:eastAsia="Arial" w:hAnsi="Arial"/>
@@ -4232,7 +4232,7 @@
               <w:spacing w:after="10" w:before="0"/>
               <w:ind w:left="120"/>
             </w:pPr>
-            <w:hyperlink w:history="1" r:id="rIdikwkopdbxkypwljs7jh4w">
+            <w:hyperlink w:history="1" r:id="rIdkfyohd2nipyd52pq2gkua">
               <w:r>
                 <w:rPr>
                   <w:rFonts w:ascii="Arial" w:cs="Arial" w:eastAsia="Arial" w:hAnsi="Arial"/>
@@ -4427,7 +4427,7 @@
             <w:pPr>
               <w:spacing w:after="20" w:before="0"/>
             </w:pPr>
-            <w:hyperlink w:history="1" r:id="rId8n0ijxna2u1nsacjptfs8">
+            <w:hyperlink w:history="1" r:id="rIduh-nbce9pz25dqctdgxfo">
               <w:r>
                 <w:rPr>
                   <w:rFonts w:ascii="Arial" w:cs="Arial" w:eastAsia="Arial" w:hAnsi="Arial"/>
@@ -4460,7 +4460,7 @@
               <w:spacing w:after="10" w:before="0"/>
               <w:ind w:left="120"/>
             </w:pPr>
-            <w:hyperlink w:history="1" r:id="rIdfa3zdkvytlbsaurqwmcvt">
+            <w:hyperlink w:history="1" r:id="rIdp2201lvrvf7fyglkwmbpk">
               <w:r>
                 <w:rPr>
                   <w:rFonts w:ascii="Arial" w:cs="Arial" w:eastAsia="Arial" w:hAnsi="Arial"/>
@@ -4505,7 +4505,7 @@
             <w:pPr>
               <w:spacing w:after="20" w:before="0"/>
             </w:pPr>
-            <w:hyperlink w:history="1" r:id="rIdylix7jheemrwyxwsknpnu">
+            <w:hyperlink w:history="1" r:id="rIdftzzu79y0wmifnpmy3dku">
               <w:r>
                 <w:rPr>
                   <w:rFonts w:ascii="Arial" w:cs="Arial" w:eastAsia="Arial" w:hAnsi="Arial"/>
@@ -4538,7 +4538,7 @@
               <w:spacing w:after="10" w:before="0"/>
               <w:ind w:left="120"/>
             </w:pPr>
-            <w:hyperlink w:history="1" r:id="rIdbgru-5z4crhgbw9hktnuc">
+            <w:hyperlink w:history="1" r:id="rIdbiu5ozvo6q6g0nxn7ow7t">
               <w:r>
                 <w:rPr>
                   <w:rFonts w:ascii="Arial" w:cs="Arial" w:eastAsia="Arial" w:hAnsi="Arial"/>
@@ -6204,7 +6204,7 @@
             <w:pPr>
               <w:spacing w:after="20" w:before="0"/>
             </w:pPr>
-            <w:hyperlink w:history="1" r:id="rIdap0a9xj8zrhi28jgdme1b">
+            <w:hyperlink w:history="1" r:id="rId1hei16_e98z6v9ccpv0bz">
               <w:r>
                 <w:rPr>
                   <w:rFonts w:ascii="Arial" w:cs="Arial" w:eastAsia="Arial" w:hAnsi="Arial"/>
@@ -6237,7 +6237,7 @@
               <w:spacing w:after="10" w:before="0"/>
               <w:ind w:left="120"/>
             </w:pPr>
-            <w:hyperlink w:history="1" r:id="rIdmrsg5dmki9kanvxuc8qp4">
+            <w:hyperlink w:history="1" r:id="rIdb-7qnz6svmhnhk-klon4z">
               <w:r>
                 <w:rPr>
                   <w:rFonts w:ascii="Arial" w:cs="Arial" w:eastAsia="Arial" w:hAnsi="Arial"/>
@@ -6282,7 +6282,7 @@
             <w:pPr>
               <w:spacing w:after="20" w:before="0"/>
             </w:pPr>
-            <w:hyperlink w:history="1" r:id="rIdqdpsd1pkftgh_zg_fl7zm">
+            <w:hyperlink w:history="1" r:id="rId54dda5nye9snrzj5cckfp">
               <w:r>
                 <w:rPr>
                   <w:rFonts w:ascii="Arial" w:cs="Arial" w:eastAsia="Arial" w:hAnsi="Arial"/>
@@ -6315,7 +6315,7 @@
               <w:spacing w:after="10" w:before="0"/>
               <w:ind w:left="120"/>
             </w:pPr>
-            <w:hyperlink w:history="1" r:id="rId2ga2dse5_zrddpcgqnw71">
+            <w:hyperlink w:history="1" r:id="rIdoydq-zs91bodhdw-jqlpy">
               <w:r>
                 <w:rPr>
                   <w:rFonts w:ascii="Arial" w:cs="Arial" w:eastAsia="Arial" w:hAnsi="Arial"/>
@@ -6510,7 +6510,7 @@
             <w:pPr>
               <w:spacing w:after="20" w:before="0"/>
             </w:pPr>
-            <w:hyperlink w:history="1" r:id="rIdsqx7lauumwldpjiabps4b">
+            <w:hyperlink w:history="1" r:id="rId4f78tznfzedkmqvr99vj9">
               <w:r>
                 <w:rPr>
                   <w:rFonts w:ascii="Arial" w:cs="Arial" w:eastAsia="Arial" w:hAnsi="Arial"/>
@@ -6543,7 +6543,7 @@
               <w:spacing w:after="10" w:before="0"/>
               <w:ind w:left="120"/>
             </w:pPr>
-            <w:hyperlink w:history="1" r:id="rIdgqq5kchen-72ajakjsbyd">
+            <w:hyperlink w:history="1" r:id="rIdtlthgqdnp9zspz_ymu9_i">
               <w:r>
                 <w:rPr>
                   <w:rFonts w:ascii="Arial" w:cs="Arial" w:eastAsia="Arial" w:hAnsi="Arial"/>
@@ -6588,7 +6588,7 @@
             <w:pPr>
               <w:spacing w:after="20" w:before="0"/>
             </w:pPr>
-            <w:hyperlink w:history="1" r:id="rIdbi8zxctisyyxw6zgii8qb">
+            <w:hyperlink w:history="1" r:id="rIdzcy3leuefmouybbqkgqiq">
               <w:r>
                 <w:rPr>
                   <w:rFonts w:ascii="Arial" w:cs="Arial" w:eastAsia="Arial" w:hAnsi="Arial"/>
@@ -6621,7 +6621,7 @@
               <w:spacing w:after="10" w:before="0"/>
               <w:ind w:left="120"/>
             </w:pPr>
-            <w:hyperlink w:history="1" r:id="rIdljb23r0tn-s0xburx1viq">
+            <w:hyperlink w:history="1" r:id="rIdcqw1cz51b2gtj-oaxjzda">
               <w:r>
                 <w:rPr>
                   <w:rFonts w:ascii="Arial" w:cs="Arial" w:eastAsia="Arial" w:hAnsi="Arial"/>
@@ -6816,7 +6816,7 @@
             <w:pPr>
               <w:spacing w:after="20" w:before="0"/>
             </w:pPr>
-            <w:hyperlink w:history="1" r:id="rIdmp4rl8u7q8xvis1qp7zcg">
+            <w:hyperlink w:history="1" r:id="rIdvoi4lnrvn3pjf8hagvioc">
               <w:r>
                 <w:rPr>
                   <w:rFonts w:ascii="Arial" w:cs="Arial" w:eastAsia="Arial" w:hAnsi="Arial"/>
@@ -6849,7 +6849,7 @@
               <w:spacing w:after="10" w:before="0"/>
               <w:ind w:left="120"/>
             </w:pPr>
-            <w:hyperlink w:history="1" r:id="rIdro8m0ewlb8cng5zinayfx">
+            <w:hyperlink w:history="1" r:id="rIdy1fwxletmbtwktrz0vyz7">
               <w:r>
                 <w:rPr>
                   <w:rFonts w:ascii="Arial" w:cs="Arial" w:eastAsia="Arial" w:hAnsi="Arial"/>
@@ -6894,7 +6894,7 @@
             <w:pPr>
               <w:spacing w:after="20" w:before="0"/>
             </w:pPr>
-            <w:hyperlink w:history="1" r:id="rIdrr6yh2drupfb5nhax25v8">
+            <w:hyperlink w:history="1" r:id="rIdcrwcvsshuxdeiz4ufi1eh">
               <w:r>
                 <w:rPr>
                   <w:rFonts w:ascii="Arial" w:cs="Arial" w:eastAsia="Arial" w:hAnsi="Arial"/>
@@ -6927,7 +6927,7 @@
               <w:spacing w:after="10" w:before="0"/>
               <w:ind w:left="120"/>
             </w:pPr>
-            <w:hyperlink w:history="1" r:id="rIdknjq8jka9tnb05p7arodq">
+            <w:hyperlink w:history="1" r:id="rIdtwl9e0aq71qib0is8x6qc">
               <w:r>
                 <w:rPr>
                   <w:rFonts w:ascii="Arial" w:cs="Arial" w:eastAsia="Arial" w:hAnsi="Arial"/>
@@ -7122,7 +7122,7 @@
             <w:pPr>
               <w:spacing w:after="20" w:before="0"/>
             </w:pPr>
-            <w:hyperlink w:history="1" r:id="rIdivk7mex8lix34cnnjrgl1">
+            <w:hyperlink w:history="1" r:id="rIdasvv6j9mr6gnbpzk65noc">
               <w:r>
                 <w:rPr>
                   <w:rFonts w:ascii="Arial" w:cs="Arial" w:eastAsia="Arial" w:hAnsi="Arial"/>
@@ -7155,7 +7155,7 @@
               <w:spacing w:after="10" w:before="0"/>
               <w:ind w:left="120"/>
             </w:pPr>
-            <w:hyperlink w:history="1" r:id="rIdvelpvtmhtgpx-kybyhzdv">
+            <w:hyperlink w:history="1" r:id="rIdviwd_i4uzokoxfc2atzy7">
               <w:r>
                 <w:rPr>
                   <w:rFonts w:ascii="Arial" w:cs="Arial" w:eastAsia="Arial" w:hAnsi="Arial"/>
@@ -7200,7 +7200,7 @@
             <w:pPr>
               <w:spacing w:after="20" w:before="0"/>
             </w:pPr>
-            <w:hyperlink w:history="1" r:id="rIdrwiivaxtz0pj0ljq9f6rt">
+            <w:hyperlink w:history="1" r:id="rIddzyfgv0weavahd2bqohc_">
               <w:r>
                 <w:rPr>
                   <w:rFonts w:ascii="Arial" w:cs="Arial" w:eastAsia="Arial" w:hAnsi="Arial"/>
@@ -7233,7 +7233,7 @@
               <w:spacing w:after="10" w:before="0"/>
               <w:ind w:left="120"/>
             </w:pPr>
-            <w:hyperlink w:history="1" r:id="rIdrwrsk2mlwkadg1uustuvd">
+            <w:hyperlink w:history="1" r:id="rIdpfydwtsbpbm_jg0eu1woo">
               <w:r>
                 <w:rPr>
                   <w:rFonts w:ascii="Arial" w:cs="Arial" w:eastAsia="Arial" w:hAnsi="Arial"/>
@@ -7428,7 +7428,7 @@
             <w:pPr>
               <w:spacing w:after="20" w:before="0"/>
             </w:pPr>
-            <w:hyperlink w:history="1" r:id="rIdxjauhq8-3t_kr_1e19aqu">
+            <w:hyperlink w:history="1" r:id="rId4vs-u27v2bc7nqrcfjezi">
               <w:r>
                 <w:rPr>
                   <w:rFonts w:ascii="Arial" w:cs="Arial" w:eastAsia="Arial" w:hAnsi="Arial"/>
@@ -7461,7 +7461,7 @@
               <w:spacing w:after="10" w:before="0"/>
               <w:ind w:left="120"/>
             </w:pPr>
-            <w:hyperlink w:history="1" r:id="rIdj3wbvitlchsqm4oacoqs9">
+            <w:hyperlink w:history="1" r:id="rIds0h4krdklabcq-d_prx62">
               <w:r>
                 <w:rPr>
                   <w:rFonts w:ascii="Arial" w:cs="Arial" w:eastAsia="Arial" w:hAnsi="Arial"/>
@@ -7506,7 +7506,7 @@
             <w:pPr>
               <w:spacing w:after="20" w:before="0"/>
             </w:pPr>
-            <w:hyperlink w:history="1" r:id="rIdos0apyue8lkozdewuj9z7">
+            <w:hyperlink w:history="1" r:id="rIdccharolbuoyxehfbbdakr">
               <w:r>
                 <w:rPr>
                   <w:rFonts w:ascii="Arial" w:cs="Arial" w:eastAsia="Arial" w:hAnsi="Arial"/>
@@ -7539,7 +7539,7 @@
               <w:spacing w:after="10" w:before="0"/>
               <w:ind w:left="120"/>
             </w:pPr>
-            <w:hyperlink w:history="1" r:id="rIdsebglcl_npciaahxjumex">
+            <w:hyperlink w:history="1" r:id="rIdolxtpkrbmn9wmz3d04i_g">
               <w:r>
                 <w:rPr>
                   <w:rFonts w:ascii="Arial" w:cs="Arial" w:eastAsia="Arial" w:hAnsi="Arial"/>
@@ -9102,7 +9102,7 @@
             <w:pPr>
               <w:spacing w:after="20" w:before="0"/>
             </w:pPr>
-            <w:hyperlink w:history="1" r:id="rId96j-rb7ur6ifm1tqea_qo">
+            <w:hyperlink w:history="1" r:id="rId90wbd-ppe7yt_txfqok5v">
               <w:r>
                 <w:rPr>
                   <w:rFonts w:ascii="Arial" w:cs="Arial" w:eastAsia="Arial" w:hAnsi="Arial"/>
@@ -9135,7 +9135,7 @@
               <w:spacing w:after="10" w:before="0"/>
               <w:ind w:left="120"/>
             </w:pPr>
-            <w:hyperlink w:history="1" r:id="rId8ss3hwao4vn2wuatx1sc_">
+            <w:hyperlink w:history="1" r:id="rIdimm745fsno0ufndxwmgyy">
               <w:r>
                 <w:rPr>
                   <w:rFonts w:ascii="Arial" w:cs="Arial" w:eastAsia="Arial" w:hAnsi="Arial"/>
@@ -9180,7 +9180,7 @@
             <w:pPr>
               <w:spacing w:after="20" w:before="0"/>
             </w:pPr>
-            <w:hyperlink w:history="1" r:id="rId-x9cg6nffp-z0zhaldwbl">
+            <w:hyperlink w:history="1" r:id="rIdkgzaqbutb-eekicqgmhuo">
               <w:r>
                 <w:rPr>
                   <w:rFonts w:ascii="Arial" w:cs="Arial" w:eastAsia="Arial" w:hAnsi="Arial"/>
@@ -9213,7 +9213,7 @@
               <w:spacing w:after="10" w:before="0"/>
               <w:ind w:left="120"/>
             </w:pPr>
-            <w:hyperlink w:history="1" r:id="rIdnpziwz3hftwj2lsqoa5pm">
+            <w:hyperlink w:history="1" r:id="rId6lcvw7ry4pnpv1hzu8doq">
               <w:r>
                 <w:rPr>
                   <w:rFonts w:ascii="Arial" w:cs="Arial" w:eastAsia="Arial" w:hAnsi="Arial"/>
@@ -9408,7 +9408,7 @@
             <w:pPr>
               <w:spacing w:after="20" w:before="0"/>
             </w:pPr>
-            <w:hyperlink w:history="1" r:id="rIddi7uhqaac8za3gd3og2fx">
+            <w:hyperlink w:history="1" r:id="rIdncposul6ofjutdeo8_ffl">
               <w:r>
                 <w:rPr>
                   <w:rFonts w:ascii="Arial" w:cs="Arial" w:eastAsia="Arial" w:hAnsi="Arial"/>
@@ -9441,7 +9441,7 @@
               <w:spacing w:after="10" w:before="0"/>
               <w:ind w:left="120"/>
             </w:pPr>
-            <w:hyperlink w:history="1" r:id="rIdaiy5aitqzaj1f2daztqs5">
+            <w:hyperlink w:history="1" r:id="rIdqq1obp2sn1xjpd6lu5won">
               <w:r>
                 <w:rPr>
                   <w:rFonts w:ascii="Arial" w:cs="Arial" w:eastAsia="Arial" w:hAnsi="Arial"/>
@@ -9486,7 +9486,7 @@
             <w:pPr>
               <w:spacing w:after="20" w:before="0"/>
             </w:pPr>
-            <w:hyperlink w:history="1" r:id="rIdod16kqnv5bdp3rimgu1a6">
+            <w:hyperlink w:history="1" r:id="rId2co1cr2nohf4geikr-t0b">
               <w:r>
                 <w:rPr>
                   <w:rFonts w:ascii="Arial" w:cs="Arial" w:eastAsia="Arial" w:hAnsi="Arial"/>
@@ -9519,7 +9519,7 @@
               <w:spacing w:after="10" w:before="0"/>
               <w:ind w:left="120"/>
             </w:pPr>
-            <w:hyperlink w:history="1" r:id="rIdj69fqjfqo8cqlsbp-n_im">
+            <w:hyperlink w:history="1" r:id="rIdmyfuhrz2hjvsn_4tlos1y">
               <w:r>
                 <w:rPr>
                   <w:rFonts w:ascii="Arial" w:cs="Arial" w:eastAsia="Arial" w:hAnsi="Arial"/>
@@ -9714,7 +9714,7 @@
             <w:pPr>
               <w:spacing w:after="20" w:before="0"/>
             </w:pPr>
-            <w:hyperlink w:history="1" r:id="rId7w6efsmr6vermicntxlnz">
+            <w:hyperlink w:history="1" r:id="rIdzubpdmwmphfisgd6tk0tk">
               <w:r>
                 <w:rPr>
                   <w:rFonts w:ascii="Arial" w:cs="Arial" w:eastAsia="Arial" w:hAnsi="Arial"/>
@@ -9747,7 +9747,7 @@
               <w:spacing w:after="10" w:before="0"/>
               <w:ind w:left="120"/>
             </w:pPr>
-            <w:hyperlink w:history="1" r:id="rIdwkun7fgmrrbsfzj1djiem">
+            <w:hyperlink w:history="1" r:id="rId_l_q74r_rhr37zvcdbfej">
               <w:r>
                 <w:rPr>
                   <w:rFonts w:ascii="Arial" w:cs="Arial" w:eastAsia="Arial" w:hAnsi="Arial"/>
@@ -9792,7 +9792,7 @@
             <w:pPr>
               <w:spacing w:after="20" w:before="0"/>
             </w:pPr>
-            <w:hyperlink w:history="1" r:id="rId7z4zjskntn66rexsmaotf">
+            <w:hyperlink w:history="1" r:id="rIdr40kqpdukpcbyg4adxc0q">
               <w:r>
                 <w:rPr>
                   <w:rFonts w:ascii="Arial" w:cs="Arial" w:eastAsia="Arial" w:hAnsi="Arial"/>
@@ -9825,7 +9825,7 @@
               <w:spacing w:after="10" w:before="0"/>
               <w:ind w:left="120"/>
             </w:pPr>
-            <w:hyperlink w:history="1" r:id="rIdds522xdxxsf1lk7xc0kuh">
+            <w:hyperlink w:history="1" r:id="rIdzn_tq0o9cez4jfy__-qiz">
               <w:r>
                 <w:rPr>
                   <w:rFonts w:ascii="Arial" w:cs="Arial" w:eastAsia="Arial" w:hAnsi="Arial"/>
@@ -10020,7 +10020,7 @@
             <w:pPr>
               <w:spacing w:after="20" w:before="0"/>
             </w:pPr>
-            <w:hyperlink w:history="1" r:id="rIdgughjt3lytx2__fvjahjp">
+            <w:hyperlink w:history="1" r:id="rIdvfwbhsxwsuwo0p8wb292m">
               <w:r>
                 <w:rPr>
                   <w:rFonts w:ascii="Arial" w:cs="Arial" w:eastAsia="Arial" w:hAnsi="Arial"/>
@@ -10053,7 +10053,7 @@
               <w:spacing w:after="10" w:before="0"/>
               <w:ind w:left="120"/>
             </w:pPr>
-            <w:hyperlink w:history="1" r:id="rId-ya8bsij2wjavtkt13aa8">
+            <w:hyperlink w:history="1" r:id="rIdxp3uwz8lq3zr_puextgzp">
               <w:r>
                 <w:rPr>
                   <w:rFonts w:ascii="Arial" w:cs="Arial" w:eastAsia="Arial" w:hAnsi="Arial"/>
@@ -10098,7 +10098,7 @@
             <w:pPr>
               <w:spacing w:after="20" w:before="0"/>
             </w:pPr>
-            <w:hyperlink w:history="1" r:id="rIdph8qdgm6t5mkize8bqyos">
+            <w:hyperlink w:history="1" r:id="rIdcefzlzzyxhtysa8mgndid">
               <w:r>
                 <w:rPr>
                   <w:rFonts w:ascii="Arial" w:cs="Arial" w:eastAsia="Arial" w:hAnsi="Arial"/>
@@ -10131,7 +10131,7 @@
               <w:spacing w:after="10" w:before="0"/>
               <w:ind w:left="120"/>
             </w:pPr>
-            <w:hyperlink w:history="1" r:id="rIdvqmihtw7mmjhv4k_ne53d">
+            <w:hyperlink w:history="1" r:id="rIdm-um76zc8sy1yx0-l_yip">
               <w:r>
                 <w:rPr>
                   <w:rFonts w:ascii="Arial" w:cs="Arial" w:eastAsia="Arial" w:hAnsi="Arial"/>
@@ -10326,7 +10326,7 @@
             <w:pPr>
               <w:spacing w:after="20" w:before="0"/>
             </w:pPr>
-            <w:hyperlink w:history="1" r:id="rId6arrhyc3nbcwcmgchptrn">
+            <w:hyperlink w:history="1" r:id="rIdeureqroboxnlzlfkyeewd">
               <w:r>
                 <w:rPr>
                   <w:rFonts w:ascii="Arial" w:cs="Arial" w:eastAsia="Arial" w:hAnsi="Arial"/>
@@ -10359,7 +10359,7 @@
               <w:spacing w:after="10" w:before="0"/>
               <w:ind w:left="120"/>
             </w:pPr>
-            <w:hyperlink w:history="1" r:id="rIdg52l5wcfqe0jc-cowyesn">
+            <w:hyperlink w:history="1" r:id="rId_frvr3n1gmcxyucksuxsc">
               <w:r>
                 <w:rPr>
                   <w:rFonts w:ascii="Arial" w:cs="Arial" w:eastAsia="Arial" w:hAnsi="Arial"/>
@@ -10404,7 +10404,7 @@
             <w:pPr>
               <w:spacing w:after="20" w:before="0"/>
             </w:pPr>
-            <w:hyperlink w:history="1" r:id="rIdqgbplpqqdtp4b1jwu4xpr">
+            <w:hyperlink w:history="1" r:id="rIdz5xj-iib-bvjxoei3rt8y">
               <w:r>
                 <w:rPr>
                   <w:rFonts w:ascii="Arial" w:cs="Arial" w:eastAsia="Arial" w:hAnsi="Arial"/>
@@ -10437,7 +10437,7 @@
               <w:spacing w:after="10" w:before="0"/>
               <w:ind w:left="120"/>
             </w:pPr>
-            <w:hyperlink w:history="1" r:id="rIdtbbhxdwtnzmbgvzvvts_z">
+            <w:hyperlink w:history="1" r:id="rIdclmieyak8smthe2fdg10y">
               <w:r>
                 <w:rPr>
                   <w:rFonts w:ascii="Arial" w:cs="Arial" w:eastAsia="Arial" w:hAnsi="Arial"/>
@@ -12019,7 +12019,7 @@
             <w:pPr>
               <w:spacing w:after="20" w:before="0"/>
             </w:pPr>
-            <w:hyperlink w:history="1" r:id="rIdvjba7ijmifkvirzs3gcrw">
+            <w:hyperlink w:history="1" r:id="rIdelqgu-fbms9p7nszyzlay">
               <w:r>
                 <w:rPr>
                   <w:rFonts w:ascii="Arial" w:cs="Arial" w:eastAsia="Arial" w:hAnsi="Arial"/>
@@ -12052,7 +12052,7 @@
               <w:spacing w:after="10" w:before="0"/>
               <w:ind w:left="120"/>
             </w:pPr>
-            <w:hyperlink w:history="1" r:id="rId-shrqa96waggtav61eip_">
+            <w:hyperlink w:history="1" r:id="rId73btt8b_j1soouxc7aax5">
               <w:r>
                 <w:rPr>
                   <w:rFonts w:ascii="Arial" w:cs="Arial" w:eastAsia="Arial" w:hAnsi="Arial"/>
@@ -12097,7 +12097,7 @@
             <w:pPr>
               <w:spacing w:after="20" w:before="0"/>
             </w:pPr>
-            <w:hyperlink w:history="1" r:id="rId0hk8g_uk-v_gy0soayqvq">
+            <w:hyperlink w:history="1" r:id="rIds1oaz2d9znpuc2kodqvns">
               <w:r>
                 <w:rPr>
                   <w:rFonts w:ascii="Arial" w:cs="Arial" w:eastAsia="Arial" w:hAnsi="Arial"/>
@@ -12130,7 +12130,7 @@
               <w:spacing w:after="10" w:before="0"/>
               <w:ind w:left="120"/>
             </w:pPr>
-            <w:hyperlink w:history="1" r:id="rIdri9c6xn3tkuabw2ipphfl">
+            <w:hyperlink w:history="1" r:id="rIdb1el5p8udy6evnnb-aevj">
               <w:r>
                 <w:rPr>
                   <w:rFonts w:ascii="Arial" w:cs="Arial" w:eastAsia="Arial" w:hAnsi="Arial"/>
@@ -12325,7 +12325,7 @@
             <w:pPr>
               <w:spacing w:after="20" w:before="0"/>
             </w:pPr>
-            <w:hyperlink w:history="1" r:id="rIdtn-6_few_m0dg8sfyaxqc">
+            <w:hyperlink w:history="1" r:id="rIdoelq5yko4p1hbqnpf2q1h">
               <w:r>
                 <w:rPr>
                   <w:rFonts w:ascii="Arial" w:cs="Arial" w:eastAsia="Arial" w:hAnsi="Arial"/>
@@ -12358,7 +12358,7 @@
               <w:spacing w:after="10" w:before="0"/>
               <w:ind w:left="120"/>
             </w:pPr>
-            <w:hyperlink w:history="1" r:id="rIduzf4wmmovsk91g-yprmln">
+            <w:hyperlink w:history="1" r:id="rIdfrmmpruzhd7gtsldnbrur">
               <w:r>
                 <w:rPr>
                   <w:rFonts w:ascii="Arial" w:cs="Arial" w:eastAsia="Arial" w:hAnsi="Arial"/>
@@ -12403,7 +12403,7 @@
             <w:pPr>
               <w:spacing w:after="20" w:before="0"/>
             </w:pPr>
-            <w:hyperlink w:history="1" r:id="rIdogaoiprkpkqyc_fhkrffe">
+            <w:hyperlink w:history="1" r:id="rIdso9fse7ebluxzf0m4ppju">
               <w:r>
                 <w:rPr>
                   <w:rFonts w:ascii="Arial" w:cs="Arial" w:eastAsia="Arial" w:hAnsi="Arial"/>
@@ -12436,7 +12436,7 @@
               <w:spacing w:after="10" w:before="0"/>
               <w:ind w:left="120"/>
             </w:pPr>
-            <w:hyperlink w:history="1" r:id="rIdezl7sco6u39ak9pgewn6t">
+            <w:hyperlink w:history="1" r:id="rIdqrfgu_wwvz3ca5qs7qbvx">
               <w:r>
                 <w:rPr>
                   <w:rFonts w:ascii="Arial" w:cs="Arial" w:eastAsia="Arial" w:hAnsi="Arial"/>
@@ -12631,7 +12631,7 @@
             <w:pPr>
               <w:spacing w:after="20" w:before="0"/>
             </w:pPr>
-            <w:hyperlink w:history="1" r:id="rIdgw3zkatoc8pmzsyngp4v8">
+            <w:hyperlink w:history="1" r:id="rIdvs1s2jjlh15zmr5bsjo-n">
               <w:r>
                 <w:rPr>
                   <w:rFonts w:ascii="Arial" w:cs="Arial" w:eastAsia="Arial" w:hAnsi="Arial"/>
@@ -12664,7 +12664,7 @@
               <w:spacing w:after="10" w:before="0"/>
               <w:ind w:left="120"/>
             </w:pPr>
-            <w:hyperlink w:history="1" r:id="rIdc2dwq4tdyyyemxef7tbzk">
+            <w:hyperlink w:history="1" r:id="rIdowqdalngdzzwisz2lvyla">
               <w:r>
                 <w:rPr>
                   <w:rFonts w:ascii="Arial" w:cs="Arial" w:eastAsia="Arial" w:hAnsi="Arial"/>
@@ -12709,7 +12709,7 @@
             <w:pPr>
               <w:spacing w:after="20" w:before="0"/>
             </w:pPr>
-            <w:hyperlink w:history="1" r:id="rId7vy9jco7uomvcmsz5abfn">
+            <w:hyperlink w:history="1" r:id="rId-otzjdo0c843tkffadzeu">
               <w:r>
                 <w:rPr>
                   <w:rFonts w:ascii="Arial" w:cs="Arial" w:eastAsia="Arial" w:hAnsi="Arial"/>
@@ -12742,7 +12742,7 @@
               <w:spacing w:after="10" w:before="0"/>
               <w:ind w:left="120"/>
             </w:pPr>
-            <w:hyperlink w:history="1" r:id="rId-kkj7te8kzywszqzmdne3">
+            <w:hyperlink w:history="1" r:id="rId9q0uqxcvfnc81d9ss-mcp">
               <w:r>
                 <w:rPr>
                   <w:rFonts w:ascii="Arial" w:cs="Arial" w:eastAsia="Arial" w:hAnsi="Arial"/>
@@ -12937,7 +12937,7 @@
             <w:pPr>
               <w:spacing w:after="20" w:before="0"/>
             </w:pPr>
-            <w:hyperlink w:history="1" r:id="rIditupel_utaftfgv4jop22">
+            <w:hyperlink w:history="1" r:id="rIdegfq5vb_soxjufomlxy8h">
               <w:r>
                 <w:rPr>
                   <w:rFonts w:ascii="Arial" w:cs="Arial" w:eastAsia="Arial" w:hAnsi="Arial"/>
@@ -12970,7 +12970,7 @@
               <w:spacing w:after="10" w:before="0"/>
               <w:ind w:left="120"/>
             </w:pPr>
-            <w:hyperlink w:history="1" r:id="rId0axxti5nudynhy4uwbci6">
+            <w:hyperlink w:history="1" r:id="rId6ytam6ugfokdmv9crn8r-">
               <w:r>
                 <w:rPr>
                   <w:rFonts w:ascii="Arial" w:cs="Arial" w:eastAsia="Arial" w:hAnsi="Arial"/>
@@ -13015,7 +13015,7 @@
             <w:pPr>
               <w:spacing w:after="20" w:before="0"/>
             </w:pPr>
-            <w:hyperlink w:history="1" r:id="rId624rdixl7k2yij9jgqenh">
+            <w:hyperlink w:history="1" r:id="rIdefekd7g6sqe2rehhswm1b">
               <w:r>
                 <w:rPr>
                   <w:rFonts w:ascii="Arial" w:cs="Arial" w:eastAsia="Arial" w:hAnsi="Arial"/>
@@ -13048,7 +13048,7 @@
               <w:spacing w:after="10" w:before="0"/>
               <w:ind w:left="120"/>
             </w:pPr>
-            <w:hyperlink w:history="1" r:id="rIdpannfqbm8erggj5ijb6-s">
+            <w:hyperlink w:history="1" r:id="rId91ko-k3yk4wdbwo5qgag_">
               <w:r>
                 <w:rPr>
                   <w:rFonts w:ascii="Arial" w:cs="Arial" w:eastAsia="Arial" w:hAnsi="Arial"/>
@@ -13243,7 +13243,7 @@
             <w:pPr>
               <w:spacing w:after="20" w:before="0"/>
             </w:pPr>
-            <w:hyperlink w:history="1" r:id="rIdghyvb9rhovemu90xrailv">
+            <w:hyperlink w:history="1" r:id="rId0doli4lizjgt6vdwpzvcm">
               <w:r>
                 <w:rPr>
                   <w:rFonts w:ascii="Arial" w:cs="Arial" w:eastAsia="Arial" w:hAnsi="Arial"/>
@@ -13276,7 +13276,7 @@
               <w:spacing w:after="10" w:before="0"/>
               <w:ind w:left="120"/>
             </w:pPr>
-            <w:hyperlink w:history="1" r:id="rIdhsp6e63cspee6x7ypztqr">
+            <w:hyperlink w:history="1" r:id="rIdwewozvp52yxhjr4r96kqj">
               <w:r>
                 <w:rPr>
                   <w:rFonts w:ascii="Arial" w:cs="Arial" w:eastAsia="Arial" w:hAnsi="Arial"/>
@@ -13321,7 +13321,7 @@
             <w:pPr>
               <w:spacing w:after="20" w:before="0"/>
             </w:pPr>
-            <w:hyperlink w:history="1" r:id="rIdeeetkyzgcsbiw6fehbhqy">
+            <w:hyperlink w:history="1" r:id="rIds-ydkuldbe74i1byzhcqb">
               <w:r>
                 <w:rPr>
                   <w:rFonts w:ascii="Arial" w:cs="Arial" w:eastAsia="Arial" w:hAnsi="Arial"/>
@@ -13354,7 +13354,7 @@
               <w:spacing w:after="10" w:before="0"/>
               <w:ind w:left="120"/>
             </w:pPr>
-            <w:hyperlink w:history="1" r:id="rIdfuzpuibkl5ya_txgc3aq7">
+            <w:hyperlink w:history="1" r:id="rIdzxctfigfckordll_suena">
               <w:r>
                 <w:rPr>
                   <w:rFonts w:ascii="Arial" w:cs="Arial" w:eastAsia="Arial" w:hAnsi="Arial"/>
@@ -15000,7 +15000,7 @@
             <w:pPr>
               <w:spacing w:after="20" w:before="0"/>
             </w:pPr>
-            <w:hyperlink w:history="1" r:id="rIdtbtq_eewk--gunjmmd4uz">
+            <w:hyperlink w:history="1" r:id="rIdhtmqfamq8pdis5vlz9zgf">
               <w:r>
                 <w:rPr>
                   <w:rFonts w:ascii="Arial" w:cs="Arial" w:eastAsia="Arial" w:hAnsi="Arial"/>
@@ -15033,7 +15033,7 @@
               <w:spacing w:after="10" w:before="0"/>
               <w:ind w:left="120"/>
             </w:pPr>
-            <w:hyperlink w:history="1" r:id="rId_qjeoi1tm-ptu6hkh4bmd">
+            <w:hyperlink w:history="1" r:id="rIdksvj3jvbbscif7rss0jxp">
               <w:r>
                 <w:rPr>
                   <w:rFonts w:ascii="Arial" w:cs="Arial" w:eastAsia="Arial" w:hAnsi="Arial"/>
@@ -15078,7 +15078,7 @@
             <w:pPr>
               <w:spacing w:after="20" w:before="0"/>
             </w:pPr>
-            <w:hyperlink w:history="1" r:id="rId4j26p8iqnrr3p-xaeuyk8">
+            <w:hyperlink w:history="1" r:id="rIdmuyoj9r3zjyakqrhsvwzi">
               <w:r>
                 <w:rPr>
                   <w:rFonts w:ascii="Arial" w:cs="Arial" w:eastAsia="Arial" w:hAnsi="Arial"/>
@@ -15111,7 +15111,7 @@
               <w:spacing w:after="10" w:before="0"/>
               <w:ind w:left="120"/>
             </w:pPr>
-            <w:hyperlink w:history="1" r:id="rIdopalksc0xiqy4njir92eq">
+            <w:hyperlink w:history="1" r:id="rIdx7th6ofx8si6zreyqvvbp">
               <w:r>
                 <w:rPr>
                   <w:rFonts w:ascii="Arial" w:cs="Arial" w:eastAsia="Arial" w:hAnsi="Arial"/>
@@ -15306,7 +15306,7 @@
             <w:pPr>
               <w:spacing w:after="20" w:before="0"/>
             </w:pPr>
-            <w:hyperlink w:history="1" r:id="rIdpclf81a7r2vdiqg2uni-p">
+            <w:hyperlink w:history="1" r:id="rIdbo86rw5kohjfglt--jhk_">
               <w:r>
                 <w:rPr>
                   <w:rFonts w:ascii="Arial" w:cs="Arial" w:eastAsia="Arial" w:hAnsi="Arial"/>
@@ -15339,7 +15339,7 @@
               <w:spacing w:after="10" w:before="0"/>
               <w:ind w:left="120"/>
             </w:pPr>
-            <w:hyperlink w:history="1" r:id="rIdb11flg7aqwqafu82ywja2">
+            <w:hyperlink w:history="1" r:id="rIdcbqtj81kuvrek8lhyi3xz">
               <w:r>
                 <w:rPr>
                   <w:rFonts w:ascii="Arial" w:cs="Arial" w:eastAsia="Arial" w:hAnsi="Arial"/>
@@ -15384,7 +15384,7 @@
             <w:pPr>
               <w:spacing w:after="20" w:before="0"/>
             </w:pPr>
-            <w:hyperlink w:history="1" r:id="rIdpirpqkkzmt3nomady26_h">
+            <w:hyperlink w:history="1" r:id="rIdherpjzmctjbsfm2tmv_-l">
               <w:r>
                 <w:rPr>
                   <w:rFonts w:ascii="Arial" w:cs="Arial" w:eastAsia="Arial" w:hAnsi="Arial"/>
@@ -15417,7 +15417,7 @@
               <w:spacing w:after="10" w:before="0"/>
               <w:ind w:left="120"/>
             </w:pPr>
-            <w:hyperlink w:history="1" r:id="rIdhc098icdomwos3wfs5rtw">
+            <w:hyperlink w:history="1" r:id="rIdttt64klqw8bn6jfgnbynd">
               <w:r>
                 <w:rPr>
                   <w:rFonts w:ascii="Arial" w:cs="Arial" w:eastAsia="Arial" w:hAnsi="Arial"/>
@@ -15612,7 +15612,7 @@
             <w:pPr>
               <w:spacing w:after="20" w:before="0"/>
             </w:pPr>
-            <w:hyperlink w:history="1" r:id="rIdqooq-ssrivcnyjt0lsvzh">
+            <w:hyperlink w:history="1" r:id="rIdlg1_c0dhhryof01jqyfjo">
               <w:r>
                 <w:rPr>
                   <w:rFonts w:ascii="Arial" w:cs="Arial" w:eastAsia="Arial" w:hAnsi="Arial"/>
@@ -15645,7 +15645,7 @@
               <w:spacing w:after="10" w:before="0"/>
               <w:ind w:left="120"/>
             </w:pPr>
-            <w:hyperlink w:history="1" r:id="rIdbuzyn6i4mfpjwvt9npqsb">
+            <w:hyperlink w:history="1" r:id="rIdlv8nmpstykztskvdnohfp">
               <w:r>
                 <w:rPr>
                   <w:rFonts w:ascii="Arial" w:cs="Arial" w:eastAsia="Arial" w:hAnsi="Arial"/>
@@ -15690,7 +15690,7 @@
             <w:pPr>
               <w:spacing w:after="20" w:before="0"/>
             </w:pPr>
-            <w:hyperlink w:history="1" r:id="rIdsud0a_dnhzrf8_tqrztul">
+            <w:hyperlink w:history="1" r:id="rIdd9nrehgmsgohtian0mqd4">
               <w:r>
                 <w:rPr>
                   <w:rFonts w:ascii="Arial" w:cs="Arial" w:eastAsia="Arial" w:hAnsi="Arial"/>
@@ -15723,7 +15723,7 @@
               <w:spacing w:after="10" w:before="0"/>
               <w:ind w:left="120"/>
             </w:pPr>
-            <w:hyperlink w:history="1" r:id="rIdukgeoainaetbxn939zscq">
+            <w:hyperlink w:history="1" r:id="rIdxqieo0zlihizn5-zkjsns">
               <w:r>
                 <w:rPr>
                   <w:rFonts w:ascii="Arial" w:cs="Arial" w:eastAsia="Arial" w:hAnsi="Arial"/>
@@ -15918,7 +15918,7 @@
             <w:pPr>
               <w:spacing w:after="20" w:before="0"/>
             </w:pPr>
-            <w:hyperlink w:history="1" r:id="rIdkgz4pisvtkwgv3w7f2sck">
+            <w:hyperlink w:history="1" r:id="rIde1hgb1bdkfa2iqo1es2wl">
               <w:r>
                 <w:rPr>
                   <w:rFonts w:ascii="Arial" w:cs="Arial" w:eastAsia="Arial" w:hAnsi="Arial"/>
@@ -15951,7 +15951,7 @@
               <w:spacing w:after="10" w:before="0"/>
               <w:ind w:left="120"/>
             </w:pPr>
-            <w:hyperlink w:history="1" r:id="rIdsot4twsh0uqu0nkq6vzx9">
+            <w:hyperlink w:history="1" r:id="rIdox73gxfrohpxaka4emklt">
               <w:r>
                 <w:rPr>
                   <w:rFonts w:ascii="Arial" w:cs="Arial" w:eastAsia="Arial" w:hAnsi="Arial"/>
@@ -15996,7 +15996,7 @@
             <w:pPr>
               <w:spacing w:after="20" w:before="0"/>
             </w:pPr>
-            <w:hyperlink w:history="1" r:id="rIdtnk80a7gjfz1ljyakjsyo">
+            <w:hyperlink w:history="1" r:id="rIds68cot9ub5s77zfvueabq">
               <w:r>
                 <w:rPr>
                   <w:rFonts w:ascii="Arial" w:cs="Arial" w:eastAsia="Arial" w:hAnsi="Arial"/>
@@ -16029,7 +16029,7 @@
               <w:spacing w:after="10" w:before="0"/>
               <w:ind w:left="120"/>
             </w:pPr>
-            <w:hyperlink w:history="1" r:id="rIdyof5b2fkp9rvufdaprydw">
+            <w:hyperlink w:history="1" r:id="rIdvf3pfwnjwjbnygf-qjf-3">
               <w:r>
                 <w:rPr>
                   <w:rFonts w:ascii="Arial" w:cs="Arial" w:eastAsia="Arial" w:hAnsi="Arial"/>
@@ -16224,7 +16224,7 @@
             <w:pPr>
               <w:spacing w:after="20" w:before="0"/>
             </w:pPr>
-            <w:hyperlink w:history="1" r:id="rId1ueupyv5ddj3vv-btpavp">
+            <w:hyperlink w:history="1" r:id="rIdta8vwd8g8vjeso1utz4_y">
               <w:r>
                 <w:rPr>
                   <w:rFonts w:ascii="Arial" w:cs="Arial" w:eastAsia="Arial" w:hAnsi="Arial"/>
@@ -16257,7 +16257,7 @@
               <w:spacing w:after="10" w:before="0"/>
               <w:ind w:left="120"/>
             </w:pPr>
-            <w:hyperlink w:history="1" r:id="rId3vgwt55e_cv1xwn0monv0">
+            <w:hyperlink w:history="1" r:id="rIdagtrnqq3cmd8posiz2kuj">
               <w:r>
                 <w:rPr>
                   <w:rFonts w:ascii="Arial" w:cs="Arial" w:eastAsia="Arial" w:hAnsi="Arial"/>
@@ -16302,7 +16302,7 @@
             <w:pPr>
               <w:spacing w:after="20" w:before="0"/>
             </w:pPr>
-            <w:hyperlink w:history="1" r:id="rIdfzfpeqgpqy6xd2bugq7dn">
+            <w:hyperlink w:history="1" r:id="rId6gnlau-bl-fpf3n6kaqkx">
               <w:r>
                 <w:rPr>
                   <w:rFonts w:ascii="Arial" w:cs="Arial" w:eastAsia="Arial" w:hAnsi="Arial"/>
@@ -16335,7 +16335,7 @@
               <w:spacing w:after="10" w:before="0"/>
               <w:ind w:left="120"/>
             </w:pPr>
-            <w:hyperlink w:history="1" r:id="rId5qsx1wnolpnoklqa4fbto">
+            <w:hyperlink w:history="1" r:id="rIdco3huzeoqfyp7valrza1m">
               <w:r>
                 <w:rPr>
                   <w:rFonts w:ascii="Arial" w:cs="Arial" w:eastAsia="Arial" w:hAnsi="Arial"/>
@@ -17898,7 +17898,7 @@
             <w:pPr>
               <w:spacing w:after="20" w:before="0"/>
             </w:pPr>
-            <w:hyperlink w:history="1" r:id="rIdyhj0ghmwjxrt26l9csezg">
+            <w:hyperlink w:history="1" r:id="rIdvk52pxd8talxwsg9slznj">
               <w:r>
                 <w:rPr>
                   <w:rFonts w:ascii="Arial" w:cs="Arial" w:eastAsia="Arial" w:hAnsi="Arial"/>
@@ -17931,7 +17931,7 @@
               <w:spacing w:after="10" w:before="0"/>
               <w:ind w:left="120"/>
             </w:pPr>
-            <w:hyperlink w:history="1" r:id="rIdp0q-nh_h7a_d1cyobqo-w">
+            <w:hyperlink w:history="1" r:id="rIdmkwz79y-nmlvgz_c3bf5p">
               <w:r>
                 <w:rPr>
                   <w:rFonts w:ascii="Arial" w:cs="Arial" w:eastAsia="Arial" w:hAnsi="Arial"/>
@@ -17976,7 +17976,7 @@
             <w:pPr>
               <w:spacing w:after="20" w:before="0"/>
             </w:pPr>
-            <w:hyperlink w:history="1" r:id="rIdc9ctfkiowvvwebsalxrjy">
+            <w:hyperlink w:history="1" r:id="rIdqe3ar2pm5plbf1owoqt1_">
               <w:r>
                 <w:rPr>
                   <w:rFonts w:ascii="Arial" w:cs="Arial" w:eastAsia="Arial" w:hAnsi="Arial"/>
@@ -18009,7 +18009,7 @@
               <w:spacing w:after="10" w:before="0"/>
               <w:ind w:left="120"/>
             </w:pPr>
-            <w:hyperlink w:history="1" r:id="rIdknz9atw7nxo482mgl0avs">
+            <w:hyperlink w:history="1" r:id="rIdzvaaddlmxqyhbcvhmzqbw">
               <w:r>
                 <w:rPr>
                   <w:rFonts w:ascii="Arial" w:cs="Arial" w:eastAsia="Arial" w:hAnsi="Arial"/>
@@ -18204,7 +18204,7 @@
             <w:pPr>
               <w:spacing w:after="20" w:before="0"/>
             </w:pPr>
-            <w:hyperlink w:history="1" r:id="rId6elggmitgap_kbmaebcw8">
+            <w:hyperlink w:history="1" r:id="rId0g3emgk0jftm1jwt5f8qd">
               <w:r>
                 <w:rPr>
                   <w:rFonts w:ascii="Arial" w:cs="Arial" w:eastAsia="Arial" w:hAnsi="Arial"/>
@@ -18237,7 +18237,7 @@
               <w:spacing w:after="10" w:before="0"/>
               <w:ind w:left="120"/>
             </w:pPr>
-            <w:hyperlink w:history="1" r:id="rId9lm5nmhsjbfqpm6wpcprh">
+            <w:hyperlink w:history="1" r:id="rIdneslxzvnvcrxf2sr7l3sk">
               <w:r>
                 <w:rPr>
                   <w:rFonts w:ascii="Arial" w:cs="Arial" w:eastAsia="Arial" w:hAnsi="Arial"/>
@@ -18282,7 +18282,7 @@
             <w:pPr>
               <w:spacing w:after="20" w:before="0"/>
             </w:pPr>
-            <w:hyperlink w:history="1" r:id="rIdhobdjf3cpf5rq3flpd8jm">
+            <w:hyperlink w:history="1" r:id="rIdlg80msdbu9m7yajyw4dsd">
               <w:r>
                 <w:rPr>
                   <w:rFonts w:ascii="Arial" w:cs="Arial" w:eastAsia="Arial" w:hAnsi="Arial"/>
@@ -18315,7 +18315,7 @@
               <w:spacing w:after="10" w:before="0"/>
               <w:ind w:left="120"/>
             </w:pPr>
-            <w:hyperlink w:history="1" r:id="rId2lmjmozm7ndlnxbbfft_e">
+            <w:hyperlink w:history="1" r:id="rIde1xu9yxpxoshhl4evjdyq">
               <w:r>
                 <w:rPr>
                   <w:rFonts w:ascii="Arial" w:cs="Arial" w:eastAsia="Arial" w:hAnsi="Arial"/>
@@ -18510,7 +18510,7 @@
             <w:pPr>
               <w:spacing w:after="20" w:before="0"/>
             </w:pPr>
-            <w:hyperlink w:history="1" r:id="rIdgswhdlado1iuv4nerib3s">
+            <w:hyperlink w:history="1" r:id="rIdhwrtmsftr4ski7lhrihl9">
               <w:r>
                 <w:rPr>
                   <w:rFonts w:ascii="Arial" w:cs="Arial" w:eastAsia="Arial" w:hAnsi="Arial"/>
@@ -18543,7 +18543,7 @@
               <w:spacing w:after="10" w:before="0"/>
               <w:ind w:left="120"/>
             </w:pPr>
-            <w:hyperlink w:history="1" r:id="rId-h8qbmkmaykr5cwcnmovb">
+            <w:hyperlink w:history="1" r:id="rIddydyqyya5a79iryw9w_5c">
               <w:r>
                 <w:rPr>
                   <w:rFonts w:ascii="Arial" w:cs="Arial" w:eastAsia="Arial" w:hAnsi="Arial"/>
@@ -18588,7 +18588,7 @@
             <w:pPr>
               <w:spacing w:after="20" w:before="0"/>
             </w:pPr>
-            <w:hyperlink w:history="1" r:id="rIdtlaqatw9emu4mmieyonbb">
+            <w:hyperlink w:history="1" r:id="rIdafvlzmsvyczmphhh3_yjv">
               <w:r>
                 <w:rPr>
                   <w:rFonts w:ascii="Arial" w:cs="Arial" w:eastAsia="Arial" w:hAnsi="Arial"/>
@@ -18621,7 +18621,7 @@
               <w:spacing w:after="10" w:before="0"/>
               <w:ind w:left="120"/>
             </w:pPr>
-            <w:hyperlink w:history="1" r:id="rIdrgyu3uvr5iw7fpqs_t8vz">
+            <w:hyperlink w:history="1" r:id="rIduu0zueunotbareffin2lt">
               <w:r>
                 <w:rPr>
                   <w:rFonts w:ascii="Arial" w:cs="Arial" w:eastAsia="Arial" w:hAnsi="Arial"/>
@@ -18816,7 +18816,7 @@
             <w:pPr>
               <w:spacing w:after="20" w:before="0"/>
             </w:pPr>
-            <w:hyperlink w:history="1" r:id="rIdsevpisx1fg5wcvrf2dmen">
+            <w:hyperlink w:history="1" r:id="rIdduzoxnfnsxrf7pqzn2yrp">
               <w:r>
                 <w:rPr>
                   <w:rFonts w:ascii="Arial" w:cs="Arial" w:eastAsia="Arial" w:hAnsi="Arial"/>
@@ -18849,7 +18849,7 @@
               <w:spacing w:after="10" w:before="0"/>
               <w:ind w:left="120"/>
             </w:pPr>
-            <w:hyperlink w:history="1" r:id="rIdv2rkk4kryqqzdgjtwndvd">
+            <w:hyperlink w:history="1" r:id="rIdlcenjys0aregujdwqxdxg">
               <w:r>
                 <w:rPr>
                   <w:rFonts w:ascii="Arial" w:cs="Arial" w:eastAsia="Arial" w:hAnsi="Arial"/>
@@ -18894,7 +18894,7 @@
             <w:pPr>
               <w:spacing w:after="20" w:before="0"/>
             </w:pPr>
-            <w:hyperlink w:history="1" r:id="rIdcxrtun3w_wx-qplzyy0vf">
+            <w:hyperlink w:history="1" r:id="rIdtdsiobixowcz96ymss6vh">
               <w:r>
                 <w:rPr>
                   <w:rFonts w:ascii="Arial" w:cs="Arial" w:eastAsia="Arial" w:hAnsi="Arial"/>
@@ -18927,7 +18927,7 @@
               <w:spacing w:after="10" w:before="0"/>
               <w:ind w:left="120"/>
             </w:pPr>
-            <w:hyperlink w:history="1" r:id="rId5obsaciowlvestmfzkuup">
+            <w:hyperlink w:history="1" r:id="rIdxzmvkrwob_uu4zywlhmit">
               <w:r>
                 <w:rPr>
                   <w:rFonts w:ascii="Arial" w:cs="Arial" w:eastAsia="Arial" w:hAnsi="Arial"/>
@@ -19122,7 +19122,7 @@
             <w:pPr>
               <w:spacing w:after="20" w:before="0"/>
             </w:pPr>
-            <w:hyperlink w:history="1" r:id="rIdh42ipnfzcmuw5w-hs4tqf">
+            <w:hyperlink w:history="1" r:id="rIdzjjjw6edkubdj-nieqnvm">
               <w:r>
                 <w:rPr>
                   <w:rFonts w:ascii="Arial" w:cs="Arial" w:eastAsia="Arial" w:hAnsi="Arial"/>
@@ -19155,7 +19155,7 @@
               <w:spacing w:after="10" w:before="0"/>
               <w:ind w:left="120"/>
             </w:pPr>
-            <w:hyperlink w:history="1" r:id="rId-wxduo2-5ud1nylnfwb3a">
+            <w:hyperlink w:history="1" r:id="rIdv4fa30izhkcaib638kmrs">
               <w:r>
                 <w:rPr>
                   <w:rFonts w:ascii="Arial" w:cs="Arial" w:eastAsia="Arial" w:hAnsi="Arial"/>
@@ -19200,7 +19200,7 @@
             <w:pPr>
               <w:spacing w:after="20" w:before="0"/>
             </w:pPr>
-            <w:hyperlink w:history="1" r:id="rIdmo4nmmrf8tbd3-19tw1if">
+            <w:hyperlink w:history="1" r:id="rId1axuvzrv_lrrvvssy723c">
               <w:r>
                 <w:rPr>
                   <w:rFonts w:ascii="Arial" w:cs="Arial" w:eastAsia="Arial" w:hAnsi="Arial"/>
@@ -19233,7 +19233,7 @@
               <w:spacing w:after="10" w:before="0"/>
               <w:ind w:left="120"/>
             </w:pPr>
-            <w:hyperlink w:history="1" r:id="rIdqlz4gnpnhk3vgr-xn4lpb">
+            <w:hyperlink w:history="1" r:id="rIdouzbymquums8hqemouesc">
               <w:r>
                 <w:rPr>
                   <w:rFonts w:ascii="Arial" w:cs="Arial" w:eastAsia="Arial" w:hAnsi="Arial"/>
@@ -20834,7 +20834,7 @@
             <w:pPr>
               <w:spacing w:after="20" w:before="0"/>
             </w:pPr>
-            <w:hyperlink w:history="1" r:id="rIdt7g7rrwsc4gm-bsdebyxj">
+            <w:hyperlink w:history="1" r:id="rIdebvl6puqf480ae6ima6_l">
               <w:r>
                 <w:rPr>
                   <w:rFonts w:ascii="Arial" w:cs="Arial" w:eastAsia="Arial" w:hAnsi="Arial"/>
@@ -20867,7 +20867,7 @@
               <w:spacing w:after="10" w:before="0"/>
               <w:ind w:left="120"/>
             </w:pPr>
-            <w:hyperlink w:history="1" r:id="rIdpuh9gyaaldeixdgezh7aw">
+            <w:hyperlink w:history="1" r:id="rIdyiogjd63wsbnuvphb48tw">
               <w:r>
                 <w:rPr>
                   <w:rFonts w:ascii="Arial" w:cs="Arial" w:eastAsia="Arial" w:hAnsi="Arial"/>
@@ -20912,7 +20912,7 @@
             <w:pPr>
               <w:spacing w:after="20" w:before="0"/>
             </w:pPr>
-            <w:hyperlink w:history="1" r:id="rIdbzmu-k-y_8bwnmi8jsozg">
+            <w:hyperlink w:history="1" r:id="rIdczfoyvmet05tg_lubmmwi">
               <w:r>
                 <w:rPr>
                   <w:rFonts w:ascii="Arial" w:cs="Arial" w:eastAsia="Arial" w:hAnsi="Arial"/>
@@ -20945,7 +20945,7 @@
               <w:spacing w:after="10" w:before="0"/>
               <w:ind w:left="120"/>
             </w:pPr>
-            <w:hyperlink w:history="1" r:id="rIdx7gh8lmzh-gkowojxhu89">
+            <w:hyperlink w:history="1" r:id="rIdzutvgjrtmnuartzefcofd">
               <w:r>
                 <w:rPr>
                   <w:rFonts w:ascii="Arial" w:cs="Arial" w:eastAsia="Arial" w:hAnsi="Arial"/>
@@ -21140,7 +21140,7 @@
             <w:pPr>
               <w:spacing w:after="20" w:before="0"/>
             </w:pPr>
-            <w:hyperlink w:history="1" r:id="rIdhj41eoggy11kipxwzd5il">
+            <w:hyperlink w:history="1" r:id="rIdw92hemnsscmypszqky6fl">
               <w:r>
                 <w:rPr>
                   <w:rFonts w:ascii="Arial" w:cs="Arial" w:eastAsia="Arial" w:hAnsi="Arial"/>
@@ -21173,7 +21173,7 @@
               <w:spacing w:after="10" w:before="0"/>
               <w:ind w:left="120"/>
             </w:pPr>
-            <w:hyperlink w:history="1" r:id="rId7jich32smavbpypvghbqy">
+            <w:hyperlink w:history="1" r:id="rIdh_ejbitzxyqnpptjuffcs">
               <w:r>
                 <w:rPr>
                   <w:rFonts w:ascii="Arial" w:cs="Arial" w:eastAsia="Arial" w:hAnsi="Arial"/>
@@ -21218,7 +21218,7 @@
             <w:pPr>
               <w:spacing w:after="20" w:before="0"/>
             </w:pPr>
-            <w:hyperlink w:history="1" r:id="rIdfu9vttfplartnkwm_uoys">
+            <w:hyperlink w:history="1" r:id="rIdtdmbqlbq3g66_f-hauvmy">
               <w:r>
                 <w:rPr>
                   <w:rFonts w:ascii="Arial" w:cs="Arial" w:eastAsia="Arial" w:hAnsi="Arial"/>
@@ -21251,7 +21251,7 @@
               <w:spacing w:after="10" w:before="0"/>
               <w:ind w:left="120"/>
             </w:pPr>
-            <w:hyperlink w:history="1" r:id="rIdjdvpubir55oso-ybg4upe">
+            <w:hyperlink w:history="1" r:id="rIdjprr2e4lb6jnu2y4thzlt">
               <w:r>
                 <w:rPr>
                   <w:rFonts w:ascii="Arial" w:cs="Arial" w:eastAsia="Arial" w:hAnsi="Arial"/>
@@ -21446,7 +21446,7 @@
             <w:pPr>
               <w:spacing w:after="20" w:before="0"/>
             </w:pPr>
-            <w:hyperlink w:history="1" r:id="rIddqemkuahgl0cdkqwnncka">
+            <w:hyperlink w:history="1" r:id="rIdr_tsojbspjbhujvesy4r2">
               <w:r>
                 <w:rPr>
                   <w:rFonts w:ascii="Arial" w:cs="Arial" w:eastAsia="Arial" w:hAnsi="Arial"/>
@@ -21479,7 +21479,7 @@
               <w:spacing w:after="10" w:before="0"/>
               <w:ind w:left="120"/>
             </w:pPr>
-            <w:hyperlink w:history="1" r:id="rIdg1qx0b15s4ppmy8e8pxzm">
+            <w:hyperlink w:history="1" r:id="rIdfr64x4vkcdoeo_uu-przg">
               <w:r>
                 <w:rPr>
                   <w:rFonts w:ascii="Arial" w:cs="Arial" w:eastAsia="Arial" w:hAnsi="Arial"/>
@@ -21524,7 +21524,7 @@
             <w:pPr>
               <w:spacing w:after="20" w:before="0"/>
             </w:pPr>
-            <w:hyperlink w:history="1" r:id="rIdft7ew2ub96lxlkj2al9ed">
+            <w:hyperlink w:history="1" r:id="rIdl_pegqmsxhtouu6o_5gy3">
               <w:r>
                 <w:rPr>
                   <w:rFonts w:ascii="Arial" w:cs="Arial" w:eastAsia="Arial" w:hAnsi="Arial"/>
@@ -21557,7 +21557,7 @@
               <w:spacing w:after="10" w:before="0"/>
               <w:ind w:left="120"/>
             </w:pPr>
-            <w:hyperlink w:history="1" r:id="rIdolki_m83fmiodgf7lcbhu">
+            <w:hyperlink w:history="1" r:id="rId3lunzpufj66qcvqjt3bze">
               <w:r>
                 <w:rPr>
                   <w:rFonts w:ascii="Arial" w:cs="Arial" w:eastAsia="Arial" w:hAnsi="Arial"/>
@@ -21752,7 +21752,7 @@
             <w:pPr>
               <w:spacing w:after="20" w:before="0"/>
             </w:pPr>
-            <w:hyperlink w:history="1" r:id="rId8pvhs6fka6zranl3gz-so">
+            <w:hyperlink w:history="1" r:id="rId87sdamhvhxump5utjq_xx">
               <w:r>
                 <w:rPr>
                   <w:rFonts w:ascii="Arial" w:cs="Arial" w:eastAsia="Arial" w:hAnsi="Arial"/>
@@ -21785,7 +21785,7 @@
               <w:spacing w:after="10" w:before="0"/>
               <w:ind w:left="120"/>
             </w:pPr>
-            <w:hyperlink w:history="1" r:id="rId1x4rn00cse5ypxfldqxbm">
+            <w:hyperlink w:history="1" r:id="rId05whx8knomubgml_b4axm">
               <w:r>
                 <w:rPr>
                   <w:rFonts w:ascii="Arial" w:cs="Arial" w:eastAsia="Arial" w:hAnsi="Arial"/>
@@ -21830,7 +21830,7 @@
             <w:pPr>
               <w:spacing w:after="20" w:before="0"/>
             </w:pPr>
-            <w:hyperlink w:history="1" r:id="rId3ngodp7qic9pkzbeaas7m">
+            <w:hyperlink w:history="1" r:id="rIdmi11ygij_kmsvxc-pdion">
               <w:r>
                 <w:rPr>
                   <w:rFonts w:ascii="Arial" w:cs="Arial" w:eastAsia="Arial" w:hAnsi="Arial"/>
@@ -21863,7 +21863,7 @@
               <w:spacing w:after="10" w:before="0"/>
               <w:ind w:left="120"/>
             </w:pPr>
-            <w:hyperlink w:history="1" r:id="rIdmabvthzofbohvvlutrxbb">
+            <w:hyperlink w:history="1" r:id="rIdrzednr4mkhly5gld5_rqh">
               <w:r>
                 <w:rPr>
                   <w:rFonts w:ascii="Arial" w:cs="Arial" w:eastAsia="Arial" w:hAnsi="Arial"/>
@@ -22058,7 +22058,7 @@
             <w:pPr>
               <w:spacing w:after="20" w:before="0"/>
             </w:pPr>
-            <w:hyperlink w:history="1" r:id="rIdvorxjxtroon3me9dwq3k8">
+            <w:hyperlink w:history="1" r:id="rIdudino3yeeyiw_x5a5qzhz">
               <w:r>
                 <w:rPr>
                   <w:rFonts w:ascii="Arial" w:cs="Arial" w:eastAsia="Arial" w:hAnsi="Arial"/>
@@ -22091,7 +22091,7 @@
               <w:spacing w:after="10" w:before="0"/>
               <w:ind w:left="120"/>
             </w:pPr>
-            <w:hyperlink w:history="1" r:id="rIdrslk-ddfzhyhhpxrermpk">
+            <w:hyperlink w:history="1" r:id="rId5ggkhfpp77gqwocrjzles">
               <w:r>
                 <w:rPr>
                   <w:rFonts w:ascii="Arial" w:cs="Arial" w:eastAsia="Arial" w:hAnsi="Arial"/>
@@ -22136,7 +22136,7 @@
             <w:pPr>
               <w:spacing w:after="20" w:before="0"/>
             </w:pPr>
-            <w:hyperlink w:history="1" r:id="rIdcwsivtkdi26cws7eu6cfh">
+            <w:hyperlink w:history="1" r:id="rIduqmwztrhdvq3ijymxhdzb">
               <w:r>
                 <w:rPr>
                   <w:rFonts w:ascii="Arial" w:cs="Arial" w:eastAsia="Arial" w:hAnsi="Arial"/>
@@ -22169,7 +22169,7 @@
               <w:spacing w:after="10" w:before="0"/>
               <w:ind w:left="120"/>
             </w:pPr>
-            <w:hyperlink w:history="1" r:id="rId49tr37emfgll-smoe62n4">
+            <w:hyperlink w:history="1" r:id="rIdj6vidgdpm5osuw9sjktaq">
               <w:r>
                 <w:rPr>
                   <w:rFonts w:ascii="Arial" w:cs="Arial" w:eastAsia="Arial" w:hAnsi="Arial"/>
@@ -23656,7 +23656,7 @@
             <w:pPr>
               <w:spacing w:after="20" w:before="0"/>
             </w:pPr>
-            <w:hyperlink w:history="1" r:id="rId666qeogs9jmwjdqdvfulq">
+            <w:hyperlink w:history="1" r:id="rIdckupc3plenfsjcmg5oja5">
               <w:r>
                 <w:rPr>
                   <w:rFonts w:ascii="Arial" w:cs="Arial" w:eastAsia="Arial" w:hAnsi="Arial"/>
@@ -23689,7 +23689,7 @@
               <w:spacing w:after="10" w:before="0"/>
               <w:ind w:left="120"/>
             </w:pPr>
-            <w:hyperlink w:history="1" r:id="rIdg3gu9brtefvvzcag9cypk">
+            <w:hyperlink w:history="1" r:id="rId-qk2ptaf4xihre2o_1y8t">
               <w:r>
                 <w:rPr>
                   <w:rFonts w:ascii="Arial" w:cs="Arial" w:eastAsia="Arial" w:hAnsi="Arial"/>
@@ -23734,7 +23734,7 @@
             <w:pPr>
               <w:spacing w:after="20" w:before="0"/>
             </w:pPr>
-            <w:hyperlink w:history="1" r:id="rIdwojay2bcda9bbfniko65e">
+            <w:hyperlink w:history="1" r:id="rIdz-mk4dkxmdpfbztno0boc">
               <w:r>
                 <w:rPr>
                   <w:rFonts w:ascii="Arial" w:cs="Arial" w:eastAsia="Arial" w:hAnsi="Arial"/>
@@ -23767,7 +23767,7 @@
               <w:spacing w:after="10" w:before="0"/>
               <w:ind w:left="120"/>
             </w:pPr>
-            <w:hyperlink w:history="1" r:id="rId0issjhfiyluekkpyahlp_">
+            <w:hyperlink w:history="1" r:id="rId6nbtuikz7k9wu9vuk5bex">
               <w:r>
                 <w:rPr>
                   <w:rFonts w:ascii="Arial" w:cs="Arial" w:eastAsia="Arial" w:hAnsi="Arial"/>
@@ -23962,7 +23962,7 @@
             <w:pPr>
               <w:spacing w:after="20" w:before="0"/>
             </w:pPr>
-            <w:hyperlink w:history="1" r:id="rIdsnknyx2d62pvnwfoa5lno">
+            <w:hyperlink w:history="1" r:id="rIdzvxaotfyffr8jicbcgeye">
               <w:r>
                 <w:rPr>
                   <w:rFonts w:ascii="Arial" w:cs="Arial" w:eastAsia="Arial" w:hAnsi="Arial"/>
@@ -23995,7 +23995,7 @@
               <w:spacing w:after="10" w:before="0"/>
               <w:ind w:left="120"/>
             </w:pPr>
-            <w:hyperlink w:history="1" r:id="rIdzws8jppwlfqtlgwqr6_li">
+            <w:hyperlink w:history="1" r:id="rIdjm3oypztfrp3srh-g6ubv">
               <w:r>
                 <w:rPr>
                   <w:rFonts w:ascii="Arial" w:cs="Arial" w:eastAsia="Arial" w:hAnsi="Arial"/>
@@ -24040,7 +24040,7 @@
             <w:pPr>
               <w:spacing w:after="20" w:before="0"/>
             </w:pPr>
-            <w:hyperlink w:history="1" r:id="rIdlfeiy7br80xbkhwp2qlko">
+            <w:hyperlink w:history="1" r:id="rIdczj1u_bveqyezis9trutf">
               <w:r>
                 <w:rPr>
                   <w:rFonts w:ascii="Arial" w:cs="Arial" w:eastAsia="Arial" w:hAnsi="Arial"/>
@@ -24073,7 +24073,7 @@
               <w:spacing w:after="10" w:before="0"/>
               <w:ind w:left="120"/>
             </w:pPr>
-            <w:hyperlink w:history="1" r:id="rIdawdw_cnopwnuzppca7b3j">
+            <w:hyperlink w:history="1" r:id="rIdeppty5gfoou8hx72mbnhj">
               <w:r>
                 <w:rPr>
                   <w:rFonts w:ascii="Arial" w:cs="Arial" w:eastAsia="Arial" w:hAnsi="Arial"/>
@@ -24268,7 +24268,7 @@
             <w:pPr>
               <w:spacing w:after="20" w:before="0"/>
             </w:pPr>
-            <w:hyperlink w:history="1" r:id="rId5jgwqmljcaq82wyf8nqw2">
+            <w:hyperlink w:history="1" r:id="rIdho_khhn2-fqhuasejwxg7">
               <w:r>
                 <w:rPr>
                   <w:rFonts w:ascii="Arial" w:cs="Arial" w:eastAsia="Arial" w:hAnsi="Arial"/>
@@ -24301,7 +24301,7 @@
               <w:spacing w:after="10" w:before="0"/>
               <w:ind w:left="120"/>
             </w:pPr>
-            <w:hyperlink w:history="1" r:id="rIdyk0punnufriip-xklt_ju">
+            <w:hyperlink w:history="1" r:id="rId3pathfsmnnkag309mriqt">
               <w:r>
                 <w:rPr>
                   <w:rFonts w:ascii="Arial" w:cs="Arial" w:eastAsia="Arial" w:hAnsi="Arial"/>
@@ -24346,7 +24346,7 @@
             <w:pPr>
               <w:spacing w:after="20" w:before="0"/>
             </w:pPr>
-            <w:hyperlink w:history="1" r:id="rIdhtmzp90szna3rbo_n9o6u">
+            <w:hyperlink w:history="1" r:id="rId7mm78aylllbj1tjcsduby">
               <w:r>
                 <w:rPr>
                   <w:rFonts w:ascii="Arial" w:cs="Arial" w:eastAsia="Arial" w:hAnsi="Arial"/>
@@ -24379,7 +24379,7 @@
               <w:spacing w:after="10" w:before="0"/>
               <w:ind w:left="120"/>
             </w:pPr>
-            <w:hyperlink w:history="1" r:id="rIdbpsowsjoavkhr8fmvtl0i">
+            <w:hyperlink w:history="1" r:id="rId_rck3d6h1jyvbn2jbyz9z">
               <w:r>
                 <w:rPr>
                   <w:rFonts w:ascii="Arial" w:cs="Arial" w:eastAsia="Arial" w:hAnsi="Arial"/>
@@ -24574,7 +24574,7 @@
             <w:pPr>
               <w:spacing w:after="20" w:before="0"/>
             </w:pPr>
-            <w:hyperlink w:history="1" r:id="rIdski1bs4iywtidxcyecl51">
+            <w:hyperlink w:history="1" r:id="rIdrnu4eo4gw1mn-vbkms0iw">
               <w:r>
                 <w:rPr>
                   <w:rFonts w:ascii="Arial" w:cs="Arial" w:eastAsia="Arial" w:hAnsi="Arial"/>
@@ -24607,7 +24607,7 @@
               <w:spacing w:after="10" w:before="0"/>
               <w:ind w:left="120"/>
             </w:pPr>
-            <w:hyperlink w:history="1" r:id="rId0txzngsjeilh8xcb11aab">
+            <w:hyperlink w:history="1" r:id="rIdetvh7x2ksrehd78kd0bfl">
               <w:r>
                 <w:rPr>
                   <w:rFonts w:ascii="Arial" w:cs="Arial" w:eastAsia="Arial" w:hAnsi="Arial"/>
@@ -24652,7 +24652,7 @@
             <w:pPr>
               <w:spacing w:after="20" w:before="0"/>
             </w:pPr>
-            <w:hyperlink w:history="1" r:id="rIdk2ifgnvyo24fnyzxqwkpx">
+            <w:hyperlink w:history="1" r:id="rIdgp1iburcwdkatozjxsb5k">
               <w:r>
                 <w:rPr>
                   <w:rFonts w:ascii="Arial" w:cs="Arial" w:eastAsia="Arial" w:hAnsi="Arial"/>
@@ -24685,7 +24685,7 @@
               <w:spacing w:after="10" w:before="0"/>
               <w:ind w:left="120"/>
             </w:pPr>
-            <w:hyperlink w:history="1" r:id="rId-nk4zwoweghdk5sj2rtge">
+            <w:hyperlink w:history="1" r:id="rIdqzamaa_1n8mx0botxezlf">
               <w:r>
                 <w:rPr>
                   <w:rFonts w:ascii="Arial" w:cs="Arial" w:eastAsia="Arial" w:hAnsi="Arial"/>
@@ -24880,7 +24880,7 @@
             <w:pPr>
               <w:spacing w:after="20" w:before="0"/>
             </w:pPr>
-            <w:hyperlink w:history="1" r:id="rIdmt_xfyz1p14c_hd47f8ze">
+            <w:hyperlink w:history="1" r:id="rIddgzmv_x26pxyhscnig6mo">
               <w:r>
                 <w:rPr>
                   <w:rFonts w:ascii="Arial" w:cs="Arial" w:eastAsia="Arial" w:hAnsi="Arial"/>
@@ -24913,7 +24913,7 @@
               <w:spacing w:after="10" w:before="0"/>
               <w:ind w:left="120"/>
             </w:pPr>
-            <w:hyperlink w:history="1" r:id="rId-7n4c42i2u6wxq2gsybqx">
+            <w:hyperlink w:history="1" r:id="rId2enz3psy2b3cop4otzyaf">
               <w:r>
                 <w:rPr>
                   <w:rFonts w:ascii="Arial" w:cs="Arial" w:eastAsia="Arial" w:hAnsi="Arial"/>
@@ -24958,7 +24958,7 @@
             <w:pPr>
               <w:spacing w:after="20" w:before="0"/>
             </w:pPr>
-            <w:hyperlink w:history="1" r:id="rIdrwgtaixigdledcqbaomod">
+            <w:hyperlink w:history="1" r:id="rIdkcw39v0evmbbpjmnbo4mo">
               <w:r>
                 <w:rPr>
                   <w:rFonts w:ascii="Arial" w:cs="Arial" w:eastAsia="Arial" w:hAnsi="Arial"/>
@@ -24991,7 +24991,7 @@
               <w:spacing w:after="10" w:before="0"/>
               <w:ind w:left="120"/>
             </w:pPr>
-            <w:hyperlink w:history="1" r:id="rIdaguf-o6mserj_a4qs2z8g">
+            <w:hyperlink w:history="1" r:id="rIds-fu_tpyuoyncmp7q3xt7">
               <w:r>
                 <w:rPr>
                   <w:rFonts w:ascii="Arial" w:cs="Arial" w:eastAsia="Arial" w:hAnsi="Arial"/>
